--- a/Alyukin_Gleb/LR_4/Alyukin_Gleb_4342.docx
+++ b/Alyukin_Gleb/LR_4/Alyukin_Gleb_4342.docx
@@ -620,8 +620,8 @@
         <w:tblLook w:val="0400" w:noHBand="0" w:noVBand="1" w:firstColumn="0" w:lastRow="0" w:lastColumn="0" w:firstRow="0"/>
       </w:tblPr>
       <w:tblGrid>
-        <w:gridCol w:w="4428"/>
-        <w:gridCol w:w="2699"/>
+        <w:gridCol w:w="4427"/>
+        <w:gridCol w:w="2700"/>
         <w:gridCol w:w="2970"/>
       </w:tblGrid>
       <w:tr>
@@ -630,7 +630,7 @@
         </w:trPr>
         <w:tc>
           <w:tcPr>
-            <w:tcW w:w="4428" w:type="dxa"/>
+            <w:tcW w:w="4427" w:type="dxa"/>
             <w:tcBorders/>
             <w:vAlign w:val="bottom"/>
           </w:tcPr>
@@ -678,7 +678,7 @@
         </w:tc>
         <w:tc>
           <w:tcPr>
-            <w:tcW w:w="2699" w:type="dxa"/>
+            <w:tcW w:w="2700" w:type="dxa"/>
             <w:tcBorders>
               <w:bottom w:val="single" w:sz="4" w:space="0" w:color="000000"/>
             </w:tcBorders>
@@ -745,7 +745,7 @@
         </w:trPr>
         <w:tc>
           <w:tcPr>
-            <w:tcW w:w="4428" w:type="dxa"/>
+            <w:tcW w:w="4427" w:type="dxa"/>
             <w:tcBorders/>
             <w:vAlign w:val="bottom"/>
           </w:tcPr>
@@ -776,7 +776,7 @@
         </w:tc>
         <w:tc>
           <w:tcPr>
-            <w:tcW w:w="2699" w:type="dxa"/>
+            <w:tcW w:w="2700" w:type="dxa"/>
             <w:tcBorders>
               <w:top w:val="single" w:sz="4" w:space="0" w:color="000000"/>
               <w:bottom w:val="single" w:sz="4" w:space="0" w:color="000000"/>
@@ -2187,15 +2187,15 @@
         </w:tblCellMar>
       </w:tblPr>
       <w:tblGrid>
-        <w:gridCol w:w="895"/>
+        <w:gridCol w:w="894"/>
         <w:gridCol w:w="2833"/>
-        <w:gridCol w:w="1255"/>
+        <w:gridCol w:w="1256"/>
       </w:tblGrid>
       <w:tr>
         <w:trPr/>
         <w:tc>
           <w:tcPr>
-            <w:tcW w:w="895" w:type="dxa"/>
+            <w:tcW w:w="894" w:type="dxa"/>
             <w:tcBorders>
               <w:top w:val="single" w:sz="4" w:space="0" w:color="000000"/>
               <w:start w:val="single" w:sz="4" w:space="0" w:color="000000"/>
@@ -2270,7 +2270,7 @@
         </w:tc>
         <w:tc>
           <w:tcPr>
-            <w:tcW w:w="1255" w:type="dxa"/>
+            <w:tcW w:w="1256" w:type="dxa"/>
             <w:tcBorders>
               <w:top w:val="single" w:sz="4" w:space="0" w:color="000000"/>
               <w:start w:val="single" w:sz="4" w:space="0" w:color="000000"/>
@@ -2305,7 +2305,7 @@
         <w:trPr/>
         <w:tc>
           <w:tcPr>
-            <w:tcW w:w="895" w:type="dxa"/>
+            <w:tcW w:w="894" w:type="dxa"/>
             <w:tcBorders>
               <w:start w:val="single" w:sz="4" w:space="0" w:color="000000"/>
               <w:bottom w:val="single" w:sz="4" w:space="0" w:color="000000"/>
@@ -2379,7 +2379,7 @@
         </w:tc>
         <w:tc>
           <w:tcPr>
-            <w:tcW w:w="1255" w:type="dxa"/>
+            <w:tcW w:w="1256" w:type="dxa"/>
             <w:tcBorders>
               <w:start w:val="single" w:sz="4" w:space="0" w:color="000000"/>
               <w:bottom w:val="single" w:sz="4" w:space="0" w:color="000000"/>
@@ -2413,7 +2413,7 @@
         <w:trPr/>
         <w:tc>
           <w:tcPr>
-            <w:tcW w:w="895" w:type="dxa"/>
+            <w:tcW w:w="894" w:type="dxa"/>
             <w:tcBorders>
               <w:start w:val="single" w:sz="4" w:space="0" w:color="000000"/>
               <w:bottom w:val="single" w:sz="4" w:space="0" w:color="000000"/>
@@ -2477,7 +2477,7 @@
         </w:tc>
         <w:tc>
           <w:tcPr>
-            <w:tcW w:w="1255" w:type="dxa"/>
+            <w:tcW w:w="1256" w:type="dxa"/>
             <w:tcBorders>
               <w:start w:val="single" w:sz="4" w:space="0" w:color="000000"/>
               <w:bottom w:val="single" w:sz="4" w:space="0" w:color="000000"/>
@@ -2513,7 +2513,7 @@
         <w:trPr/>
         <w:tc>
           <w:tcPr>
-            <w:tcW w:w="895" w:type="dxa"/>
+            <w:tcW w:w="894" w:type="dxa"/>
             <w:tcBorders>
               <w:start w:val="single" w:sz="4" w:space="0" w:color="000000"/>
               <w:bottom w:val="single" w:sz="4" w:space="0" w:color="000000"/>
@@ -2601,7 +2601,7 @@
         </w:tc>
         <w:tc>
           <w:tcPr>
-            <w:tcW w:w="1255" w:type="dxa"/>
+            <w:tcW w:w="1256" w:type="dxa"/>
             <w:tcBorders>
               <w:start w:val="single" w:sz="4" w:space="0" w:color="000000"/>
               <w:bottom w:val="single" w:sz="4" w:space="0" w:color="000000"/>
@@ -2635,7 +2635,7 @@
         <w:trPr/>
         <w:tc>
           <w:tcPr>
-            <w:tcW w:w="895" w:type="dxa"/>
+            <w:tcW w:w="894" w:type="dxa"/>
             <w:tcBorders>
               <w:start w:val="single" w:sz="4" w:space="0" w:color="000000"/>
               <w:bottom w:val="single" w:sz="4" w:space="0" w:color="000000"/>
@@ -2723,7 +2723,7 @@
         </w:tc>
         <w:tc>
           <w:tcPr>
-            <w:tcW w:w="1255" w:type="dxa"/>
+            <w:tcW w:w="1256" w:type="dxa"/>
             <w:tcBorders>
               <w:start w:val="single" w:sz="4" w:space="0" w:color="000000"/>
               <w:bottom w:val="single" w:sz="4" w:space="0" w:color="000000"/>
@@ -2757,7 +2757,7 @@
         <w:trPr/>
         <w:tc>
           <w:tcPr>
-            <w:tcW w:w="895" w:type="dxa"/>
+            <w:tcW w:w="894" w:type="dxa"/>
             <w:tcBorders>
               <w:start w:val="single" w:sz="4" w:space="0" w:color="000000"/>
               <w:bottom w:val="single" w:sz="4" w:space="0" w:color="000000"/>
@@ -2845,7 +2845,7 @@
         </w:tc>
         <w:tc>
           <w:tcPr>
-            <w:tcW w:w="1255" w:type="dxa"/>
+            <w:tcW w:w="1256" w:type="dxa"/>
             <w:tcBorders>
               <w:start w:val="single" w:sz="4" w:space="0" w:color="000000"/>
               <w:bottom w:val="single" w:sz="4" w:space="0" w:color="000000"/>
@@ -3001,16 +3001,7 @@
           <w:szCs w:val="28"/>
           <w:lang w:val="ru-RU"/>
         </w:rPr>
-        <w:t xml:space="preserve">- Непрерывность: </w:t>
-      </w:r>
-      <w:r>
-        <w:rPr>
-          <w:rFonts w:ascii="Times New Roman" w:hAnsi="Times New Roman"/>
-          <w:sz w:val="28"/>
-          <w:szCs w:val="28"/>
-          <w:lang w:val="ru-RU"/>
-        </w:rPr>
-        <w:t>Функция непрерывна как разность двух непрерывных функций:</w:t>
+        <w:t>- Непрерывность: Функция непрерывна как разность двух непрерывных функций:</w:t>
       </w:r>
     </w:p>
     <w:p>
@@ -3115,14 +3106,6 @@
           <w:lang w:val="ru-RU"/>
         </w:rPr>
         <w:tab/>
-      </w:r>
-      <w:r>
-        <w:rPr>
-          <w:rFonts w:ascii="Times New Roman" w:hAnsi="Times New Roman"/>
-          <w:sz w:val="28"/>
-          <w:szCs w:val="28"/>
-          <w:lang w:val="ru-RU"/>
-        </w:rPr>
         <w:t xml:space="preserve">Между </w:t>
       </w:r>
       <w:r>
@@ -3223,7 +3206,15 @@
         </w:rPr>
       </w:pPr>
       <w:r>
-        <w:rPr/>
+        <w:rPr>
+          <w:rFonts w:cs="Times New Roman" w:ascii="Times New Roman" w:hAnsi="Times New Roman"/>
+          <w:b/>
+          <w:bCs/>
+          <w:color w:themeColor="text1" w:val="000000"/>
+          <w:sz w:val="28"/>
+          <w:szCs w:val="28"/>
+          <w:lang w:val="ru-RU"/>
+        </w:rPr>
       </w:r>
     </w:p>
     <w:p>
@@ -3243,9 +3234,17 @@
         </w:rPr>
       </w:pPr>
       <w:r>
-        <w:rPr/>
+        <w:rPr>
+          <w:rFonts w:cs="Times New Roman" w:ascii="Times New Roman" w:hAnsi="Times New Roman"/>
+          <w:b/>
+          <w:bCs/>
+          <w:color w:themeColor="text1" w:val="000000"/>
+          <w:sz w:val="28"/>
+          <w:szCs w:val="28"/>
+          <w:lang w:val="ru-RU"/>
+        </w:rPr>
         <w:drawing>
-          <wp:anchor behindDoc="0" distT="0" distB="0" distL="0" distR="0" simplePos="0" locked="0" layoutInCell="0" allowOverlap="1" relativeHeight="40">
+          <wp:anchor behindDoc="0" distT="0" distB="0" distL="0" distR="0" simplePos="0" locked="0" layoutInCell="0" allowOverlap="1" relativeHeight="6">
             <wp:simplePos x="0" y="0"/>
             <wp:positionH relativeFrom="column">
               <wp:align>center</wp:align>
@@ -3253,7 +3252,7 @@
             <wp:positionV relativeFrom="paragraph">
               <wp:posOffset>635</wp:posOffset>
             </wp:positionV>
-            <wp:extent cx="4007485" cy="4407535"/>
+            <wp:extent cx="4007485" cy="2314575"/>
             <wp:effectExtent l="0" t="0" r="0" b="0"/>
             <wp:wrapSquare wrapText="largest"/>
             <wp:docPr id="4" name="Изображение5" descr="" title=""/>
@@ -3278,7 +3277,7 @@
                   <pic:spPr bwMode="auto">
                     <a:xfrm>
                       <a:off x="0" y="0"/>
-                      <a:ext cx="4007485" cy="4407535"/>
+                      <a:ext cx="4007485" cy="2314575"/>
                     </a:xfrm>
                     <a:prstGeom prst="rect">
                       <a:avLst/>
@@ -3306,15 +3305,6 @@
         </w:rPr>
       </w:pPr>
       <w:r>
-        <w:rPr/>
-      </w:r>
-    </w:p>
-    <w:p>
-      <w:pPr>
-        <w:pStyle w:val="Normal"/>
-        <w:bidi w:val="0"/>
-        <w:spacing w:lineRule="auto" w:line="360"/>
-        <w:jc w:val="both"/>
         <w:rPr>
           <w:rFonts w:ascii="Times New Roman" w:hAnsi="Times New Roman"/>
           <w:b/>
@@ -3322,9 +3312,6 @@
           <w:sz w:val="28"/>
           <w:szCs w:val="28"/>
         </w:rPr>
-      </w:pPr>
-      <w:r>
-        <w:rPr/>
       </w:r>
     </w:p>
     <w:p>
@@ -3342,15 +3329,6 @@
         </w:rPr>
       </w:pPr>
       <w:r>
-        <w:rPr/>
-      </w:r>
-    </w:p>
-    <w:p>
-      <w:pPr>
-        <w:pStyle w:val="Normal"/>
-        <w:bidi w:val="0"/>
-        <w:spacing w:lineRule="auto" w:line="360"/>
-        <w:jc w:val="both"/>
         <w:rPr>
           <w:rFonts w:ascii="Times New Roman" w:hAnsi="Times New Roman"/>
           <w:b/>
@@ -3358,9 +3336,6 @@
           <w:sz w:val="28"/>
           <w:szCs w:val="28"/>
         </w:rPr>
-      </w:pPr>
-      <w:r>
-        <w:rPr/>
       </w:r>
     </w:p>
     <w:p>
@@ -3378,15 +3353,6 @@
         </w:rPr>
       </w:pPr>
       <w:r>
-        <w:rPr/>
-      </w:r>
-    </w:p>
-    <w:p>
-      <w:pPr>
-        <w:pStyle w:val="Normal"/>
-        <w:bidi w:val="0"/>
-        <w:spacing w:lineRule="auto" w:line="360"/>
-        <w:jc w:val="both"/>
         <w:rPr>
           <w:rFonts w:ascii="Times New Roman" w:hAnsi="Times New Roman"/>
           <w:b/>
@@ -3394,9 +3360,6 @@
           <w:sz w:val="28"/>
           <w:szCs w:val="28"/>
         </w:rPr>
-      </w:pPr>
-      <w:r>
-        <w:rPr/>
       </w:r>
     </w:p>
     <w:p>
@@ -3414,15 +3377,6 @@
         </w:rPr>
       </w:pPr>
       <w:r>
-        <w:rPr/>
-      </w:r>
-    </w:p>
-    <w:p>
-      <w:pPr>
-        <w:pStyle w:val="Normal"/>
-        <w:bidi w:val="0"/>
-        <w:spacing w:lineRule="auto" w:line="360"/>
-        <w:jc w:val="both"/>
         <w:rPr>
           <w:rFonts w:ascii="Times New Roman" w:hAnsi="Times New Roman"/>
           <w:b/>
@@ -3430,9 +3384,6 @@
           <w:sz w:val="28"/>
           <w:szCs w:val="28"/>
         </w:rPr>
-      </w:pPr>
-      <w:r>
-        <w:rPr/>
       </w:r>
     </w:p>
     <w:p>
@@ -3450,15 +3401,6 @@
         </w:rPr>
       </w:pPr>
       <w:r>
-        <w:rPr/>
-      </w:r>
-    </w:p>
-    <w:p>
-      <w:pPr>
-        <w:pStyle w:val="Normal"/>
-        <w:bidi w:val="0"/>
-        <w:spacing w:lineRule="auto" w:line="360"/>
-        <w:jc w:val="both"/>
         <w:rPr>
           <w:rFonts w:ascii="Times New Roman" w:hAnsi="Times New Roman"/>
           <w:b/>
@@ -3466,9 +3408,6 @@
           <w:sz w:val="28"/>
           <w:szCs w:val="28"/>
         </w:rPr>
-      </w:pPr>
-      <w:r>
-        <w:rPr/>
       </w:r>
     </w:p>
     <w:p>
@@ -3486,15 +3425,6 @@
         </w:rPr>
       </w:pPr>
       <w:r>
-        <w:rPr/>
-      </w:r>
-    </w:p>
-    <w:p>
-      <w:pPr>
-        <w:pStyle w:val="Normal"/>
-        <w:bidi w:val="0"/>
-        <w:spacing w:lineRule="auto" w:line="360"/>
-        <w:jc w:val="both"/>
         <w:rPr>
           <w:rFonts w:ascii="Times New Roman" w:hAnsi="Times New Roman"/>
           <w:b/>
@@ -3502,9 +3432,6 @@
           <w:sz w:val="28"/>
           <w:szCs w:val="28"/>
         </w:rPr>
-      </w:pPr>
-      <w:r>
-        <w:rPr/>
       </w:r>
     </w:p>
     <w:p>
@@ -3522,15 +3449,6 @@
         </w:rPr>
       </w:pPr>
       <w:r>
-        <w:rPr/>
-      </w:r>
-    </w:p>
-    <w:p>
-      <w:pPr>
-        <w:pStyle w:val="Normal"/>
-        <w:bidi w:val="0"/>
-        <w:spacing w:lineRule="auto" w:line="360"/>
-        <w:jc w:val="both"/>
         <w:rPr>
           <w:rFonts w:ascii="Times New Roman" w:hAnsi="Times New Roman"/>
           <w:b/>
@@ -3538,9 +3456,33 @@
           <w:sz w:val="28"/>
           <w:szCs w:val="28"/>
         </w:rPr>
-      </w:pPr>
-      <w:r>
-        <w:rPr/>
+      </w:r>
+    </w:p>
+    <w:p>
+      <w:pPr>
+        <w:pStyle w:val="Normal"/>
+        <w:bidi w:val="0"/>
+        <w:spacing w:lineRule="auto" w:line="360"/>
+        <w:jc w:val="center"/>
+        <w:rPr>
+          <w:rFonts w:ascii="Times New Roman" w:hAnsi="Times New Roman"/>
+          <w:b w:val="false"/>
+          <w:bCs w:val="false"/>
+          <w:sz w:val="28"/>
+          <w:szCs w:val="28"/>
+          <w:lang w:val="ru-RU"/>
+        </w:rPr>
+      </w:pPr>
+      <w:r>
+        <w:rPr>
+          <w:rFonts w:ascii="Times New Roman" w:hAnsi="Times New Roman"/>
+          <w:b w:val="false"/>
+          <w:bCs w:val="false"/>
+          <w:sz w:val="28"/>
+          <w:szCs w:val="28"/>
+          <w:lang w:val="ru-RU"/>
+        </w:rPr>
+        <w:t>Рисунок 1 — График функции</w:t>
       </w:r>
     </w:p>
     <w:p>
@@ -3558,15 +3500,6 @@
         </w:rPr>
       </w:pPr>
       <w:r>
-        <w:rPr/>
-      </w:r>
-    </w:p>
-    <w:p>
-      <w:pPr>
-        <w:pStyle w:val="Normal"/>
-        <w:bidi w:val="0"/>
-        <w:spacing w:lineRule="auto" w:line="360"/>
-        <w:jc w:val="both"/>
         <w:rPr>
           <w:rFonts w:ascii="Times New Roman" w:hAnsi="Times New Roman"/>
           <w:b/>
@@ -3574,47 +3507,6 @@
           <w:sz w:val="28"/>
           <w:szCs w:val="28"/>
         </w:rPr>
-      </w:pPr>
-      <w:r>
-        <w:rPr/>
-      </w:r>
-    </w:p>
-    <w:p>
-      <w:pPr>
-        <w:pStyle w:val="Normal"/>
-        <w:bidi w:val="0"/>
-        <w:spacing w:lineRule="auto" w:line="360"/>
-        <w:jc w:val="center"/>
-        <w:rPr>
-          <w:rFonts w:ascii="Times New Roman" w:hAnsi="Times New Roman"/>
-          <w:b w:val="false"/>
-          <w:bCs w:val="false"/>
-          <w:sz w:val="28"/>
-          <w:szCs w:val="28"/>
-          <w:lang w:val="ru-RU"/>
-        </w:rPr>
-      </w:pPr>
-      <w:r>
-        <w:rPr>
-          <w:rFonts w:ascii="Times New Roman" w:hAnsi="Times New Roman"/>
-          <w:b w:val="false"/>
-          <w:bCs w:val="false"/>
-          <w:sz w:val="28"/>
-          <w:szCs w:val="28"/>
-          <w:lang w:val="ru-RU"/>
-        </w:rPr>
-        <w:t xml:space="preserve">Рисунок 1 — График </w:t>
-      </w:r>
-      <w:r>
-        <w:rPr>
-          <w:rFonts w:ascii="Times New Roman" w:hAnsi="Times New Roman"/>
-          <w:b w:val="false"/>
-          <w:bCs w:val="false"/>
-          <w:sz w:val="28"/>
-          <w:szCs w:val="28"/>
-          <w:lang w:val="ru-RU"/>
-        </w:rPr>
-        <w:t>функции</w:t>
       </w:r>
     </w:p>
     <w:p>
@@ -3632,15 +3524,6 @@
         </w:rPr>
       </w:pPr>
       <w:r>
-        <w:rPr/>
-      </w:r>
-    </w:p>
-    <w:p>
-      <w:pPr>
-        <w:pStyle w:val="Normal"/>
-        <w:bidi w:val="0"/>
-        <w:spacing w:lineRule="auto" w:line="360"/>
-        <w:jc w:val="both"/>
         <w:rPr>
           <w:rFonts w:ascii="Times New Roman" w:hAnsi="Times New Roman"/>
           <w:b/>
@@ -3648,7 +3531,8 @@
           <w:sz w:val="28"/>
           <w:szCs w:val="28"/>
         </w:rPr>
-      </w:pPr>
+        <w:t xml:space="preserve">2.Подпрограмма вычисления функции </w:t>
+      </w:r>
       <w:r>
         <w:rPr>
           <w:rFonts w:ascii="Times New Roman" w:hAnsi="Times New Roman"/>
@@ -3656,8 +3540,9 @@
           <w:bCs/>
           <w:sz w:val="28"/>
           <w:szCs w:val="28"/>
-        </w:rPr>
-        <w:t xml:space="preserve">2.Подпрограмма вычисления функции </w:t>
+          <w:lang w:val="en-US"/>
+        </w:rPr>
+        <w:t>f(x)</w:t>
       </w:r>
       <w:r>
         <w:rPr>
@@ -3666,11 +3551,353 @@
           <w:bCs/>
           <w:sz w:val="28"/>
           <w:szCs w:val="28"/>
-          <w:lang w:val="en-US"/>
-        </w:rPr>
-        <w:t>f(x)</w:t>
-      </w:r>
-      <w:r>
+        </w:rPr>
+        <w:t>.</w:t>
+      </w:r>
+    </w:p>
+    <w:p>
+      <w:pPr>
+        <w:pStyle w:val="Normal"/>
+        <w:bidi w:val="0"/>
+        <w:spacing w:lineRule="auto" w:line="360"/>
+        <w:jc w:val="both"/>
+        <w:rPr>
+          <w:rFonts w:ascii="Times New Roman" w:hAnsi="Times New Roman"/>
+          <w:b w:val="false"/>
+          <w:bCs w:val="false"/>
+          <w:sz w:val="28"/>
+          <w:szCs w:val="28"/>
+        </w:rPr>
+      </w:pPr>
+      <w:r>
+        <w:rPr>
+          <w:rFonts w:ascii="Times New Roman" w:hAnsi="Times New Roman"/>
+          <w:b w:val="false"/>
+          <w:bCs w:val="false"/>
+          <w:sz w:val="28"/>
+          <w:szCs w:val="28"/>
+        </w:rPr>
+        <w:tab/>
+        <w:t xml:space="preserve">Для работы метода бисекции необходима </w:t>
+      </w:r>
+      <w:r>
+        <w:rPr>
+          <w:rFonts w:ascii="Times New Roman" w:hAnsi="Times New Roman"/>
+          <w:b w:val="false"/>
+          <w:bCs w:val="false"/>
+          <w:sz w:val="28"/>
+          <w:szCs w:val="28"/>
+          <w:lang w:val="ru-RU"/>
+        </w:rPr>
+        <w:t>подпрограмма</w:t>
+      </w:r>
+      <w:r>
+        <w:rPr>
+          <w:rFonts w:ascii="Times New Roman" w:hAnsi="Times New Roman"/>
+          <w:b w:val="false"/>
+          <w:bCs w:val="false"/>
+          <w:sz w:val="28"/>
+          <w:szCs w:val="28"/>
+        </w:rPr>
+        <w:t xml:space="preserve">, вычисляющая </w:t>
+      </w:r>
+      <w:r>
+        <w:rPr>
+          <w:rFonts w:ascii="Times New Roman" w:hAnsi="Times New Roman"/>
+          <w:b w:val="false"/>
+          <w:bCs w:val="false"/>
+          <w:sz w:val="28"/>
+          <w:szCs w:val="28"/>
+          <w:lang w:val="en-US"/>
+        </w:rPr>
+        <w:t xml:space="preserve">f(x) </w:t>
+      </w:r>
+      <w:r>
+        <w:rPr>
+          <w:rFonts w:ascii="Times New Roman" w:hAnsi="Times New Roman"/>
+          <w:b w:val="false"/>
+          <w:bCs w:val="false"/>
+          <w:sz w:val="28"/>
+          <w:szCs w:val="28"/>
+          <w:lang w:val="ru-RU"/>
+        </w:rPr>
+        <w:t xml:space="preserve">для произвольного </w:t>
+      </w:r>
+      <w:r>
+        <w:rPr>
+          <w:rFonts w:ascii="Times New Roman" w:hAnsi="Times New Roman"/>
+          <w:b w:val="false"/>
+          <w:bCs w:val="false"/>
+          <w:sz w:val="28"/>
+          <w:szCs w:val="28"/>
+          <w:lang w:val="en-US"/>
+        </w:rPr>
+        <w:t>x. Эта функция вызывается на каждой итерации для определения значений в граничных точках и середине текущего интервала.</w:t>
+      </w:r>
+    </w:p>
+    <w:p>
+      <w:pPr>
+        <w:pStyle w:val="Normal"/>
+        <w:bidi w:val="0"/>
+        <w:spacing w:lineRule="auto" w:line="360"/>
+        <w:jc w:val="both"/>
+        <w:rPr>
+          <w:rFonts w:ascii="Times New Roman" w:hAnsi="Times New Roman"/>
+          <w:b w:val="false"/>
+          <w:bCs w:val="false"/>
+          <w:sz w:val="28"/>
+          <w:szCs w:val="28"/>
+        </w:rPr>
+      </w:pPr>
+      <w:r>
+        <w:rPr>
+          <w:rFonts w:ascii="Times New Roman" w:hAnsi="Times New Roman"/>
+          <w:b w:val="false"/>
+          <w:bCs w:val="false"/>
+          <w:sz w:val="28"/>
+          <w:szCs w:val="28"/>
+        </w:rPr>
+        <w:t xml:space="preserve">Создана подпрограмма находящаяся в файле </w:t>
+      </w:r>
+      <w:r>
+        <w:rPr>
+          <w:rFonts w:ascii="Times New Roman" w:hAnsi="Times New Roman"/>
+          <w:b w:val="false"/>
+          <w:bCs w:val="false"/>
+          <w:sz w:val="28"/>
+          <w:szCs w:val="28"/>
+          <w:lang w:val="en-US"/>
+        </w:rPr>
+        <w:t>lab4</w:t>
+      </w:r>
+      <w:r>
+        <w:rPr>
+          <w:rFonts w:ascii="Times New Roman" w:hAnsi="Times New Roman"/>
+          <w:b w:val="false"/>
+          <w:bCs w:val="false"/>
+          <w:sz w:val="28"/>
+          <w:szCs w:val="28"/>
+        </w:rPr>
+        <w:t>.cpp в Приложении А.</w:t>
+      </w:r>
+    </w:p>
+    <w:p>
+      <w:pPr>
+        <w:pStyle w:val="Normal"/>
+        <w:bidi w:val="0"/>
+        <w:spacing w:lineRule="auto" w:line="360"/>
+        <w:jc w:val="both"/>
+        <w:rPr>
+          <w:rFonts w:ascii="Courier New" w:hAnsi="Courier New"/>
+        </w:rPr>
+      </w:pPr>
+      <w:r>
+        <w:rPr>
+          <w:rFonts w:ascii="Courier New" w:hAnsi="Courier New"/>
+        </w:rPr>
+        <w:t>double F(double x){</w:t>
+      </w:r>
+    </w:p>
+    <w:p>
+      <w:pPr>
+        <w:pStyle w:val="Normal"/>
+        <w:bidi w:val="0"/>
+        <w:spacing w:lineRule="auto" w:line="360"/>
+        <w:jc w:val="both"/>
+        <w:rPr>
+          <w:rFonts w:ascii="Courier New" w:hAnsi="Courier New"/>
+        </w:rPr>
+      </w:pPr>
+      <w:r>
+        <w:rPr>
+          <w:rFonts w:ascii="Courier New" w:hAnsi="Courier New"/>
+        </w:rPr>
+        <w:t xml:space="preserve">    </w:t>
+      </w:r>
+      <w:r>
+        <w:rPr>
+          <w:rFonts w:ascii="Courier New" w:hAnsi="Courier New"/>
+        </w:rPr>
+        <w:t>extern double delta;</w:t>
+      </w:r>
+    </w:p>
+    <w:p>
+      <w:pPr>
+        <w:pStyle w:val="Normal"/>
+        <w:bidi w:val="0"/>
+        <w:spacing w:lineRule="auto" w:line="360"/>
+        <w:jc w:val="both"/>
+        <w:rPr>
+          <w:rFonts w:ascii="Courier New" w:hAnsi="Courier New"/>
+        </w:rPr>
+      </w:pPr>
+      <w:r>
+        <w:rPr>
+          <w:rFonts w:ascii="Courier New" w:hAnsi="Courier New"/>
+        </w:rPr>
+        <w:t xml:space="preserve">    </w:t>
+      </w:r>
+      <w:r>
+        <w:rPr>
+          <w:rFonts w:ascii="Courier New" w:hAnsi="Courier New"/>
+        </w:rPr>
+        <w:t>double s;</w:t>
+      </w:r>
+    </w:p>
+    <w:p>
+      <w:pPr>
+        <w:pStyle w:val="Normal"/>
+        <w:bidi w:val="0"/>
+        <w:spacing w:lineRule="auto" w:line="360"/>
+        <w:jc w:val="both"/>
+        <w:rPr>
+          <w:rFonts w:ascii="Courier New" w:hAnsi="Courier New"/>
+        </w:rPr>
+      </w:pPr>
+      <w:r>
+        <w:rPr>
+          <w:rFonts w:ascii="Courier New" w:hAnsi="Courier New"/>
+        </w:rPr>
+        <w:t xml:space="preserve">    </w:t>
+      </w:r>
+      <w:r>
+        <w:rPr>
+          <w:rFonts w:ascii="Courier New" w:hAnsi="Courier New"/>
+        </w:rPr>
+        <w:t>s = x * x - 5.0 * sin(x); // Значение функции</w:t>
+      </w:r>
+    </w:p>
+    <w:p>
+      <w:pPr>
+        <w:pStyle w:val="Normal"/>
+        <w:bidi w:val="0"/>
+        <w:spacing w:lineRule="auto" w:line="360"/>
+        <w:jc w:val="both"/>
+        <w:rPr>
+          <w:rFonts w:ascii="Courier New" w:hAnsi="Courier New"/>
+        </w:rPr>
+      </w:pPr>
+      <w:r>
+        <w:rPr>
+          <w:rFonts w:ascii="Courier New" w:hAnsi="Courier New"/>
+        </w:rPr>
+        <w:t xml:space="preserve">    </w:t>
+      </w:r>
+      <w:r>
+        <w:rPr>
+          <w:rFonts w:ascii="Courier New" w:hAnsi="Courier New"/>
+        </w:rPr>
+        <w:t>s = Round(s, delta); // Округление с точностью delta</w:t>
+      </w:r>
+    </w:p>
+    <w:p>
+      <w:pPr>
+        <w:pStyle w:val="Normal"/>
+        <w:bidi w:val="0"/>
+        <w:spacing w:lineRule="auto" w:line="360"/>
+        <w:jc w:val="both"/>
+        <w:rPr>
+          <w:rFonts w:ascii="Courier New" w:hAnsi="Courier New"/>
+        </w:rPr>
+      </w:pPr>
+      <w:r>
+        <w:rPr>
+          <w:rFonts w:ascii="Courier New" w:hAnsi="Courier New"/>
+        </w:rPr>
+      </w:r>
+    </w:p>
+    <w:p>
+      <w:pPr>
+        <w:pStyle w:val="Normal"/>
+        <w:bidi w:val="0"/>
+        <w:spacing w:lineRule="auto" w:line="360"/>
+        <w:jc w:val="both"/>
+        <w:rPr>
+          <w:rFonts w:ascii="Courier New" w:hAnsi="Courier New"/>
+        </w:rPr>
+      </w:pPr>
+      <w:r>
+        <w:rPr>
+          <w:rFonts w:ascii="Courier New" w:hAnsi="Courier New"/>
+        </w:rPr>
+        <w:t xml:space="preserve">    </w:t>
+      </w:r>
+      <w:r>
+        <w:rPr>
+          <w:rFonts w:ascii="Courier New" w:hAnsi="Courier New"/>
+        </w:rPr>
+        <w:t>return s;</w:t>
+      </w:r>
+    </w:p>
+    <w:p>
+      <w:pPr>
+        <w:pStyle w:val="Normal"/>
+        <w:bidi w:val="0"/>
+        <w:spacing w:lineRule="auto" w:line="360"/>
+        <w:jc w:val="both"/>
+        <w:rPr>
+          <w:rFonts w:ascii="Courier New" w:hAnsi="Courier New"/>
+        </w:rPr>
+      </w:pPr>
+      <w:r>
+        <w:rPr>
+          <w:rFonts w:ascii="Courier New" w:hAnsi="Courier New"/>
+        </w:rPr>
+        <w:t>}</w:t>
+      </w:r>
+    </w:p>
+    <w:p>
+      <w:pPr>
+        <w:pStyle w:val="Normal"/>
+        <w:bidi w:val="0"/>
+        <w:spacing w:lineRule="auto" w:line="360"/>
+        <w:jc w:val="both"/>
+        <w:rPr>
+          <w:rFonts w:ascii="Times New Roman" w:hAnsi="Times New Roman"/>
+          <w:sz w:val="28"/>
+          <w:szCs w:val="28"/>
+        </w:rPr>
+      </w:pPr>
+      <w:r>
+        <w:rPr>
+          <w:rFonts w:eastAsia="Times New Roman" w:cs="Times New Roman" w:ascii="Times New Roman" w:hAnsi="Times New Roman"/>
+          <w:b w:val="false"/>
+          <w:bCs w:val="false"/>
+          <w:color w:val="000000"/>
+          <w:sz w:val="28"/>
+          <w:szCs w:val="28"/>
+          <w:lang w:val="en-US"/>
+        </w:rPr>
+        <w:tab/>
+        <w:t>Функция F(double x) реализует вычисление значения исследуемого уравнения с имитацией погрешности вычислений. Результат вычисления передается в функцию Round, которая округляет его до шага, определяемого параметром delta.</w:t>
+      </w:r>
+    </w:p>
+    <w:p>
+      <w:pPr>
+        <w:pStyle w:val="Normal"/>
+        <w:bidi w:val="0"/>
+        <w:spacing w:lineRule="auto" w:line="360"/>
+        <w:jc w:val="both"/>
+        <w:rPr>
+          <w:rFonts w:ascii="Times New Roman" w:hAnsi="Times New Roman"/>
+          <w:sz w:val="28"/>
+          <w:szCs w:val="28"/>
+        </w:rPr>
+      </w:pPr>
+      <w:r>
+        <w:rPr>
+          <w:rFonts w:ascii="Times New Roman" w:hAnsi="Times New Roman"/>
+          <w:sz w:val="28"/>
+          <w:szCs w:val="28"/>
+        </w:rPr>
+      </w:r>
+    </w:p>
+    <w:p>
+      <w:pPr>
+        <w:pStyle w:val="Normal"/>
+        <w:bidi w:val="0"/>
+        <w:spacing w:lineRule="auto" w:line="360"/>
+        <w:jc w:val="both"/>
         <w:rPr>
           <w:rFonts w:ascii="Times New Roman" w:hAnsi="Times New Roman"/>
           <w:b/>
@@ -3678,371 +3905,18 @@
           <w:sz w:val="28"/>
           <w:szCs w:val="28"/>
         </w:rPr>
-        <w:t>.</w:t>
-      </w:r>
-    </w:p>
-    <w:p>
-      <w:pPr>
-        <w:pStyle w:val="Normal"/>
-        <w:bidi w:val="0"/>
-        <w:spacing w:lineRule="auto" w:line="360"/>
-        <w:jc w:val="both"/>
-        <w:rPr>
-          <w:rFonts w:ascii="Times New Roman" w:hAnsi="Times New Roman"/>
-          <w:b w:val="false"/>
-          <w:bCs w:val="false"/>
-          <w:sz w:val="28"/>
-          <w:szCs w:val="28"/>
-        </w:rPr>
-      </w:pPr>
-      <w:r>
-        <w:rPr>
-          <w:rFonts w:ascii="Times New Roman" w:hAnsi="Times New Roman"/>
-          <w:b w:val="false"/>
-          <w:bCs w:val="false"/>
-          <w:sz w:val="28"/>
-          <w:szCs w:val="28"/>
-        </w:rPr>
-        <w:tab/>
-        <w:t xml:space="preserve">Для работы метода бисекции необходима </w:t>
-      </w:r>
-      <w:r>
-        <w:rPr>
-          <w:rFonts w:ascii="Times New Roman" w:hAnsi="Times New Roman"/>
-          <w:b w:val="false"/>
-          <w:bCs w:val="false"/>
-          <w:sz w:val="28"/>
-          <w:szCs w:val="28"/>
-          <w:lang w:val="ru-RU"/>
-        </w:rPr>
-        <w:t>подпрограмма</w:t>
-      </w:r>
-      <w:r>
-        <w:rPr>
-          <w:rFonts w:ascii="Times New Roman" w:hAnsi="Times New Roman"/>
-          <w:b w:val="false"/>
-          <w:bCs w:val="false"/>
-          <w:sz w:val="28"/>
-          <w:szCs w:val="28"/>
-        </w:rPr>
-        <w:t xml:space="preserve">, вычисляющая </w:t>
-      </w:r>
-      <w:r>
-        <w:rPr>
-          <w:rFonts w:ascii="Times New Roman" w:hAnsi="Times New Roman"/>
-          <w:b w:val="false"/>
-          <w:bCs w:val="false"/>
-          <w:sz w:val="28"/>
-          <w:szCs w:val="28"/>
-          <w:lang w:val="en-US"/>
-        </w:rPr>
-        <w:t xml:space="preserve">f(x) </w:t>
-      </w:r>
-      <w:r>
-        <w:rPr>
-          <w:rFonts w:ascii="Times New Roman" w:hAnsi="Times New Roman"/>
-          <w:b w:val="false"/>
-          <w:bCs w:val="false"/>
-          <w:sz w:val="28"/>
-          <w:szCs w:val="28"/>
-          <w:lang w:val="ru-RU"/>
-        </w:rPr>
-        <w:t xml:space="preserve">для произвольного </w:t>
-      </w:r>
-      <w:r>
-        <w:rPr>
-          <w:rFonts w:ascii="Times New Roman" w:hAnsi="Times New Roman"/>
-          <w:b w:val="false"/>
-          <w:bCs w:val="false"/>
-          <w:sz w:val="28"/>
-          <w:szCs w:val="28"/>
-          <w:lang w:val="en-US"/>
-        </w:rPr>
-        <w:t>x. Эта функция вызывается на каждой итерации для определения значений в граничных точках и середине текущего интервала.</w:t>
-      </w:r>
-    </w:p>
-    <w:p>
-      <w:pPr>
-        <w:pStyle w:val="Normal"/>
-        <w:bidi w:val="0"/>
-        <w:spacing w:lineRule="auto" w:line="360"/>
-        <w:jc w:val="both"/>
-        <w:rPr>
-          <w:rFonts w:ascii="Times New Roman" w:hAnsi="Times New Roman"/>
-          <w:b w:val="false"/>
-          <w:bCs w:val="false"/>
-          <w:sz w:val="28"/>
-          <w:szCs w:val="28"/>
-        </w:rPr>
-      </w:pPr>
-      <w:r>
-        <w:rPr>
-          <w:rFonts w:ascii="Times New Roman" w:hAnsi="Times New Roman"/>
-          <w:b w:val="false"/>
-          <w:bCs w:val="false"/>
-          <w:sz w:val="28"/>
-          <w:szCs w:val="28"/>
-        </w:rPr>
-        <w:t xml:space="preserve">Создана подпрограмма находящаяся в файле </w:t>
-      </w:r>
-      <w:r>
-        <w:rPr>
-          <w:rFonts w:ascii="Times New Roman" w:hAnsi="Times New Roman"/>
-          <w:b w:val="false"/>
-          <w:bCs w:val="false"/>
-          <w:sz w:val="28"/>
-          <w:szCs w:val="28"/>
-          <w:lang w:val="en-US"/>
-        </w:rPr>
-        <w:t>lab</w:t>
-      </w:r>
-      <w:r>
-        <w:rPr>
-          <w:rFonts w:ascii="Times New Roman" w:hAnsi="Times New Roman"/>
-          <w:b w:val="false"/>
-          <w:bCs w:val="false"/>
-          <w:sz w:val="28"/>
-          <w:szCs w:val="28"/>
-          <w:lang w:val="en-US"/>
-        </w:rPr>
-        <w:t>4</w:t>
-      </w:r>
-      <w:r>
-        <w:rPr>
-          <w:rFonts w:ascii="Times New Roman" w:hAnsi="Times New Roman"/>
-          <w:b w:val="false"/>
-          <w:bCs w:val="false"/>
-          <w:sz w:val="28"/>
-          <w:szCs w:val="28"/>
-        </w:rPr>
-        <w:t>.cpp в Приложении А.</w:t>
-      </w:r>
-    </w:p>
-    <w:p>
-      <w:pPr>
-        <w:pStyle w:val="Normal"/>
-        <w:bidi w:val="0"/>
-        <w:spacing w:lineRule="auto" w:line="360"/>
-        <w:jc w:val="both"/>
-        <w:rPr>
-          <w:rFonts w:ascii="Courier New" w:hAnsi="Courier New"/>
-        </w:rPr>
-      </w:pPr>
-      <w:r>
-        <w:rPr>
-          <w:rFonts w:ascii="Courier New" w:hAnsi="Courier New"/>
-        </w:rPr>
-        <w:t>double F(double x){</w:t>
-      </w:r>
-    </w:p>
-    <w:p>
-      <w:pPr>
-        <w:pStyle w:val="Normal"/>
-        <w:bidi w:val="0"/>
-        <w:spacing w:lineRule="auto" w:line="360"/>
-        <w:jc w:val="both"/>
-        <w:rPr>
-          <w:rFonts w:ascii="Courier New" w:hAnsi="Courier New"/>
-        </w:rPr>
-      </w:pPr>
-      <w:r>
-        <w:rPr>
-          <w:rFonts w:ascii="Courier New" w:hAnsi="Courier New"/>
-        </w:rPr>
-        <w:t xml:space="preserve">    </w:t>
-      </w:r>
-      <w:r>
-        <w:rPr>
-          <w:rFonts w:ascii="Courier New" w:hAnsi="Courier New"/>
-        </w:rPr>
-        <w:t>extern double delta;</w:t>
-      </w:r>
-    </w:p>
-    <w:p>
-      <w:pPr>
-        <w:pStyle w:val="Normal"/>
-        <w:bidi w:val="0"/>
-        <w:spacing w:lineRule="auto" w:line="360"/>
-        <w:jc w:val="both"/>
-        <w:rPr>
-          <w:rFonts w:ascii="Courier New" w:hAnsi="Courier New"/>
-        </w:rPr>
-      </w:pPr>
-      <w:r>
-        <w:rPr>
-          <w:rFonts w:ascii="Courier New" w:hAnsi="Courier New"/>
-        </w:rPr>
-        <w:t xml:space="preserve">    </w:t>
-      </w:r>
-      <w:r>
-        <w:rPr>
-          <w:rFonts w:ascii="Courier New" w:hAnsi="Courier New"/>
-        </w:rPr>
-        <w:t>double s;</w:t>
-      </w:r>
-    </w:p>
-    <w:p>
-      <w:pPr>
-        <w:pStyle w:val="Normal"/>
-        <w:bidi w:val="0"/>
-        <w:spacing w:lineRule="auto" w:line="360"/>
-        <w:jc w:val="both"/>
-        <w:rPr>
-          <w:rFonts w:ascii="Courier New" w:hAnsi="Courier New"/>
-        </w:rPr>
-      </w:pPr>
-      <w:r>
-        <w:rPr>
-          <w:rFonts w:ascii="Courier New" w:hAnsi="Courier New"/>
-        </w:rPr>
-        <w:t xml:space="preserve">    </w:t>
-      </w:r>
-      <w:r>
-        <w:rPr>
-          <w:rFonts w:ascii="Courier New" w:hAnsi="Courier New"/>
-        </w:rPr>
-        <w:t>s = x * x - 5.0 * sin(x); // Значение функции</w:t>
-      </w:r>
-    </w:p>
-    <w:p>
-      <w:pPr>
-        <w:pStyle w:val="Normal"/>
-        <w:bidi w:val="0"/>
-        <w:spacing w:lineRule="auto" w:line="360"/>
-        <w:jc w:val="both"/>
-        <w:rPr>
-          <w:rFonts w:ascii="Courier New" w:hAnsi="Courier New"/>
-        </w:rPr>
-      </w:pPr>
-      <w:r>
-        <w:rPr>
-          <w:rFonts w:ascii="Courier New" w:hAnsi="Courier New"/>
-        </w:rPr>
-        <w:t xml:space="preserve">    </w:t>
-      </w:r>
-      <w:r>
-        <w:rPr>
-          <w:rFonts w:ascii="Courier New" w:hAnsi="Courier New"/>
-        </w:rPr>
-        <w:t>s = Round(s, delta); // Округление с точностью delta</w:t>
-      </w:r>
-    </w:p>
-    <w:p>
-      <w:pPr>
-        <w:pStyle w:val="Normal"/>
-        <w:bidi w:val="0"/>
-        <w:spacing w:lineRule="auto" w:line="360"/>
-        <w:jc w:val="both"/>
-        <w:rPr>
-          <w:rFonts w:ascii="Courier New" w:hAnsi="Courier New"/>
-        </w:rPr>
-      </w:pPr>
-      <w:r>
-        <w:rPr>
-          <w:rFonts w:ascii="Courier New" w:hAnsi="Courier New"/>
-        </w:rPr>
-      </w:r>
-    </w:p>
-    <w:p>
-      <w:pPr>
-        <w:pStyle w:val="Normal"/>
-        <w:bidi w:val="0"/>
-        <w:spacing w:lineRule="auto" w:line="360"/>
-        <w:jc w:val="both"/>
-        <w:rPr>
-          <w:rFonts w:ascii="Courier New" w:hAnsi="Courier New"/>
-        </w:rPr>
-      </w:pPr>
-      <w:r>
-        <w:rPr>
-          <w:rFonts w:ascii="Courier New" w:hAnsi="Courier New"/>
-        </w:rPr>
-        <w:t xml:space="preserve">    </w:t>
-      </w:r>
-      <w:r>
-        <w:rPr>
-          <w:rFonts w:ascii="Courier New" w:hAnsi="Courier New"/>
-        </w:rPr>
-        <w:t>return s;</w:t>
-      </w:r>
-    </w:p>
-    <w:p>
-      <w:pPr>
-        <w:pStyle w:val="Normal"/>
-        <w:bidi w:val="0"/>
-        <w:spacing w:lineRule="auto" w:line="360"/>
-        <w:jc w:val="both"/>
-        <w:rPr>
-          <w:rFonts w:ascii="Courier New" w:hAnsi="Courier New"/>
-        </w:rPr>
-      </w:pPr>
-      <w:r>
-        <w:rPr>
-          <w:rFonts w:ascii="Courier New" w:hAnsi="Courier New"/>
-        </w:rPr>
-        <w:t>}</w:t>
-      </w:r>
-    </w:p>
-    <w:p>
-      <w:pPr>
-        <w:pStyle w:val="Normal"/>
-        <w:bidi w:val="0"/>
-        <w:spacing w:lineRule="auto" w:line="360"/>
-        <w:jc w:val="both"/>
-        <w:rPr>
-          <w:rFonts w:ascii="Times New Roman" w:hAnsi="Times New Roman"/>
-          <w:sz w:val="28"/>
-          <w:szCs w:val="28"/>
-        </w:rPr>
-      </w:pPr>
-      <w:r>
-        <w:rPr>
-          <w:rFonts w:eastAsia="Times New Roman" w:cs="Times New Roman" w:ascii="Times New Roman" w:hAnsi="Times New Roman"/>
-          <w:b w:val="false"/>
-          <w:bCs w:val="false"/>
-          <w:color w:val="000000"/>
-          <w:sz w:val="28"/>
-          <w:szCs w:val="28"/>
-          <w:lang w:val="en-US"/>
-        </w:rPr>
-        <w:tab/>
-        <w:t>Функция F(double x) реализует вычисление значения исследуемого уравнения с имитацией погрешности вычислений. Результат вычисления передается в функцию Round, которая округляет его до шага, определяемого параметром delta.</w:t>
-      </w:r>
-    </w:p>
-    <w:p>
-      <w:pPr>
-        <w:pStyle w:val="Normal"/>
-        <w:bidi w:val="0"/>
-        <w:spacing w:lineRule="auto" w:line="360"/>
-        <w:jc w:val="both"/>
-        <w:rPr>
-          <w:rFonts w:ascii="Times New Roman" w:hAnsi="Times New Roman"/>
-          <w:sz w:val="28"/>
-          <w:szCs w:val="28"/>
-        </w:rPr>
-      </w:pPr>
-      <w:r>
-        <w:rPr>
-          <w:rFonts w:ascii="Times New Roman" w:hAnsi="Times New Roman"/>
-          <w:sz w:val="28"/>
-          <w:szCs w:val="28"/>
-        </w:rPr>
-      </w:r>
-    </w:p>
-    <w:p>
-      <w:pPr>
-        <w:pStyle w:val="Normal"/>
-        <w:bidi w:val="0"/>
-        <w:spacing w:lineRule="auto" w:line="360"/>
-        <w:jc w:val="both"/>
+      </w:pPr>
+      <w:r>
         <w:rPr>
           <w:rFonts w:ascii="Times New Roman" w:hAnsi="Times New Roman"/>
           <w:b/>
           <w:bCs/>
           <w:sz w:val="28"/>
           <w:szCs w:val="28"/>
-        </w:rPr>
-      </w:pPr>
+          <w:lang w:val="en-US"/>
+        </w:rPr>
+        <w:t xml:space="preserve">3. </w:t>
+      </w:r>
       <w:r>
         <w:rPr>
           <w:rFonts w:ascii="Times New Roman" w:hAnsi="Times New Roman"/>
@@ -4050,106 +3924,55 @@
           <w:bCs/>
           <w:sz w:val="28"/>
           <w:szCs w:val="28"/>
-          <w:lang w:val="en-US"/>
-        </w:rPr>
-        <w:t xml:space="preserve">3. </w:t>
-      </w:r>
-      <w:r>
+        </w:rPr>
+        <w:t>Составление головной программы, содержащей обращение к подпрограмме f(x), HORDA, Round и индикацию результатов.</w:t>
+      </w:r>
+    </w:p>
+    <w:p>
+      <w:pPr>
+        <w:pStyle w:val="Normal"/>
+        <w:bidi w:val="0"/>
+        <w:spacing w:lineRule="auto" w:line="360"/>
+        <w:jc w:val="both"/>
         <w:rPr>
           <w:rFonts w:ascii="Times New Roman" w:hAnsi="Times New Roman"/>
-          <w:b/>
-          <w:bCs/>
-          <w:sz w:val="28"/>
-          <w:szCs w:val="28"/>
-        </w:rPr>
-        <w:t xml:space="preserve">Составление головной программы, содержащей обращение к подпрограмме f(x), </w:t>
-      </w:r>
+          <w:b w:val="false"/>
+          <w:bCs w:val="false"/>
+          <w:sz w:val="28"/>
+          <w:szCs w:val="28"/>
+        </w:rPr>
+      </w:pPr>
       <w:r>
         <w:rPr>
           <w:rFonts w:ascii="Times New Roman" w:hAnsi="Times New Roman"/>
-          <w:b/>
-          <w:bCs/>
-          <w:sz w:val="28"/>
-          <w:szCs w:val="28"/>
-        </w:rPr>
-        <w:t>HORDA</w:t>
+          <w:b w:val="false"/>
+          <w:bCs w:val="false"/>
+          <w:sz w:val="28"/>
+          <w:szCs w:val="28"/>
+        </w:rPr>
+        <w:t xml:space="preserve">Создана головная функция </w:t>
+      </w:r>
+      <w:r>
+        <w:rPr>
+          <w:rFonts w:eastAsia="Times New Roman" w:cs="Times New Roman" w:ascii="Courier New" w:hAnsi="Courier New"/>
+          <w:b w:val="false"/>
+          <w:bCs w:val="false"/>
+          <w:color w:val="000000"/>
+          <w:sz w:val="24"/>
+          <w:szCs w:val="24"/>
+          <w:lang w:val="en-US"/>
+        </w:rPr>
+        <w:t xml:space="preserve">int main() </w:t>
       </w:r>
       <w:r>
         <w:rPr>
           <w:rFonts w:ascii="Times New Roman" w:hAnsi="Times New Roman"/>
-          <w:b/>
-          <w:bCs/>
-          <w:sz w:val="28"/>
-          <w:szCs w:val="28"/>
-        </w:rPr>
-        <w:t>, Round и индикацию результатов.</w:t>
-      </w:r>
-    </w:p>
-    <w:p>
-      <w:pPr>
-        <w:pStyle w:val="Normal"/>
-        <w:bidi w:val="0"/>
-        <w:spacing w:lineRule="auto" w:line="360"/>
-        <w:jc w:val="both"/>
-        <w:rPr>
-          <w:rFonts w:ascii="Times New Roman" w:hAnsi="Times New Roman"/>
-          <w:b w:val="false"/>
-          <w:bCs w:val="false"/>
-          <w:sz w:val="28"/>
-          <w:szCs w:val="28"/>
-        </w:rPr>
-      </w:pPr>
-      <w:r>
-        <w:rPr>
-          <w:rFonts w:ascii="Times New Roman" w:hAnsi="Times New Roman"/>
-          <w:b w:val="false"/>
-          <w:bCs w:val="false"/>
-          <w:sz w:val="28"/>
-          <w:szCs w:val="28"/>
-        </w:rPr>
-        <w:t xml:space="preserve">Создана головная функция </w:t>
-      </w:r>
-      <w:r>
-        <w:rPr>
-          <w:rFonts w:eastAsia="Times New Roman" w:cs="Times New Roman" w:ascii="Courier New" w:hAnsi="Courier New"/>
-          <w:b w:val="false"/>
-          <w:bCs w:val="false"/>
-          <w:color w:val="000000"/>
-          <w:sz w:val="24"/>
-          <w:szCs w:val="24"/>
-          <w:lang w:val="en-US"/>
-        </w:rPr>
-        <w:t xml:space="preserve">int main() </w:t>
-      </w:r>
-      <w:r>
-        <w:rPr>
-          <w:rFonts w:ascii="Times New Roman" w:hAnsi="Times New Roman"/>
-          <w:b w:val="false"/>
-          <w:bCs w:val="false"/>
-          <w:sz w:val="28"/>
-          <w:szCs w:val="28"/>
-        </w:rPr>
-        <w:t>находящаяся в файле lab</w:t>
-      </w:r>
-      <w:r>
-        <w:rPr>
-          <w:rFonts w:ascii="Times New Roman" w:hAnsi="Times New Roman"/>
-          <w:b w:val="false"/>
-          <w:bCs w:val="false"/>
-          <w:sz w:val="28"/>
-          <w:szCs w:val="28"/>
-        </w:rPr>
-        <w:t>4</w:t>
-      </w:r>
-      <w:r>
-        <w:rPr>
-          <w:rFonts w:ascii="Times New Roman" w:hAnsi="Times New Roman"/>
-          <w:b w:val="false"/>
-          <w:bCs w:val="false"/>
-          <w:sz w:val="28"/>
-          <w:szCs w:val="28"/>
-        </w:rPr>
-        <w:t>.cpp в Приложении A.</w:t>
+          <w:b w:val="false"/>
+          <w:bCs w:val="false"/>
+          <w:sz w:val="28"/>
+          <w:szCs w:val="28"/>
+        </w:rPr>
+        <w:t>находящаяся в файле lab4.cpp в Приложении A.</w:t>
       </w:r>
     </w:p>
     <w:p>
@@ -5087,7 +4910,14 @@
         </w:rPr>
       </w:pPr>
       <w:r>
-        <w:rPr/>
+        <w:rPr>
+          <w:rFonts w:ascii="Times New Roman" w:hAnsi="Times New Roman"/>
+          <w:b w:val="false"/>
+          <w:bCs w:val="false"/>
+          <w:sz w:val="28"/>
+          <w:szCs w:val="28"/>
+          <w:lang w:val="ru-RU"/>
+        </w:rPr>
       </w:r>
     </w:p>
     <w:p>
@@ -5221,29 +5051,7 @@
           <w:szCs w:val="28"/>
           <w:lang w:val="ru-RU"/>
         </w:rPr>
-        <w:t xml:space="preserve">Рисунок </w:t>
-      </w:r>
-      <w:r>
-        <w:rPr>
-          <w:rFonts w:ascii="Times New Roman" w:hAnsi="Times New Roman"/>
-          <w:b w:val="false"/>
-          <w:bCs w:val="false"/>
-          <w:sz w:val="28"/>
-          <w:szCs w:val="28"/>
-          <w:lang w:val="ru-RU"/>
-        </w:rPr>
-        <w:t>2</w:t>
-      </w:r>
-      <w:r>
-        <w:rPr>
-          <w:rFonts w:ascii="Times New Roman" w:hAnsi="Times New Roman"/>
-          <w:b w:val="false"/>
-          <w:bCs w:val="false"/>
-          <w:sz w:val="28"/>
-          <w:szCs w:val="28"/>
-          <w:lang w:val="ru-RU"/>
-        </w:rPr>
-        <w:t xml:space="preserve"> — График зависимости</w:t>
+        <w:t>Рисунок 2 — График зависимости</w:t>
       </w:r>
       <w:r>
         <w:rPr>
@@ -8913,16 +8721,7 @@
                 <w:szCs w:val="28"/>
                 <w:lang w:val="en-US"/>
               </w:rPr>
-              <w:t>1</w:t>
-            </w:r>
-            <w:r>
-              <w:rPr>
-                <w:rFonts w:ascii="Times New Roman" w:hAnsi="Times New Roman"/>
-                <w:sz w:val="28"/>
-                <w:szCs w:val="28"/>
-                <w:lang w:val="en-US"/>
-              </w:rPr>
-              <w:t>1</w:t>
+              <w:t>11</w:t>
             </w:r>
           </w:p>
         </w:tc>
@@ -9102,25 +8901,7 @@
           <w:sz w:val="28"/>
           <w:szCs w:val="28"/>
         </w:rPr>
-        <w:t xml:space="preserve">В ходе выполнения лабораторной работы был изучен и программно реализован метод </w:t>
-      </w:r>
-      <w:r>
-        <w:rPr>
-          <w:b w:val="false"/>
-          <w:bCs w:val="false"/>
-          <w:sz w:val="28"/>
-          <w:szCs w:val="28"/>
-        </w:rPr>
-        <w:t>хорд</w:t>
-      </w:r>
-      <w:r>
-        <w:rPr>
-          <w:b w:val="false"/>
-          <w:bCs w:val="false"/>
-          <w:sz w:val="28"/>
-          <w:szCs w:val="28"/>
-        </w:rPr>
-        <w:t xml:space="preserve"> для нахождения корня нелинейного уравнения </w:t>
+        <w:t xml:space="preserve">В ходе выполнения лабораторной работы был изучен и программно реализован метод хорд для нахождения корня нелинейного уравнения </w:t>
       </w:r>
       <w:r>
         <w:rPr>
@@ -9568,8 +9349,146 @@
           <w:szCs w:val="28"/>
           <w:lang w:val="en-US"/>
         </w:rPr>
-        <w:t>lb</w:t>
-      </w:r>
+        <w:t>lb4.cpp:</w:t>
+      </w:r>
+    </w:p>
+    <w:p>
+      <w:pPr>
+        <w:pStyle w:val="Normal"/>
+        <w:bidi w:val="0"/>
+        <w:spacing w:lineRule="auto" w:line="360" w:before="0" w:after="0"/>
+        <w:ind w:firstLine="720"/>
+        <w:jc w:val="both"/>
+        <w:rPr>
+          <w:rFonts w:ascii="Times New Roman" w:hAnsi="Times New Roman" w:eastAsia="Times New Roman" w:cs="Times New Roman"/>
+          <w:b w:val="false"/>
+          <w:bCs w:val="false"/>
+          <w:color w:val="000000"/>
+          <w:sz w:val="28"/>
+          <w:szCs w:val="28"/>
+          <w:lang w:val="ru-RU"/>
+        </w:rPr>
+      </w:pPr>
+      <w:r>
+        <w:rPr>
+          <w:rFonts w:eastAsia="Times New Roman" w:cs="Times New Roman" w:ascii="Courier New" w:hAnsi="Courier New"/>
+          <w:b w:val="false"/>
+          <w:bCs w:val="false"/>
+          <w:color w:val="000000"/>
+          <w:sz w:val="24"/>
+          <w:szCs w:val="24"/>
+          <w:lang w:val="en-US"/>
+        </w:rPr>
+        <w:t>#include &lt;stdio.h&gt;</w:t>
+      </w:r>
+    </w:p>
+    <w:p>
+      <w:pPr>
+        <w:pStyle w:val="Normal"/>
+        <w:bidi w:val="0"/>
+        <w:spacing w:lineRule="auto" w:line="360" w:before="0" w:after="0"/>
+        <w:ind w:firstLine="720"/>
+        <w:jc w:val="both"/>
+        <w:rPr>
+          <w:rFonts w:ascii="Times New Roman" w:hAnsi="Times New Roman" w:eastAsia="Times New Roman" w:cs="Times New Roman"/>
+          <w:b w:val="false"/>
+          <w:bCs w:val="false"/>
+          <w:color w:val="000000"/>
+          <w:sz w:val="28"/>
+          <w:szCs w:val="28"/>
+          <w:lang w:val="ru-RU"/>
+        </w:rPr>
+      </w:pPr>
+      <w:r>
+        <w:rPr>
+          <w:rFonts w:eastAsia="Times New Roman" w:cs="Times New Roman" w:ascii="Courier New" w:hAnsi="Courier New"/>
+          <w:b w:val="false"/>
+          <w:bCs w:val="false"/>
+          <w:color w:val="000000"/>
+          <w:sz w:val="24"/>
+          <w:szCs w:val="24"/>
+          <w:lang w:val="en-US"/>
+        </w:rPr>
+        <w:t>#include &lt;math.h&gt;</w:t>
+      </w:r>
+    </w:p>
+    <w:p>
+      <w:pPr>
+        <w:pStyle w:val="Normal"/>
+        <w:bidi w:val="0"/>
+        <w:spacing w:lineRule="auto" w:line="360" w:before="0" w:after="0"/>
+        <w:ind w:firstLine="720"/>
+        <w:jc w:val="both"/>
+        <w:rPr>
+          <w:rFonts w:ascii="Times New Roman" w:hAnsi="Times New Roman" w:eastAsia="Times New Roman" w:cs="Times New Roman"/>
+          <w:b w:val="false"/>
+          <w:bCs w:val="false"/>
+          <w:color w:val="000000"/>
+          <w:sz w:val="28"/>
+          <w:szCs w:val="28"/>
+          <w:lang w:val="ru-RU"/>
+        </w:rPr>
+      </w:pPr>
+      <w:r>
+        <w:rPr>
+          <w:rFonts w:eastAsia="Times New Roman" w:cs="Times New Roman" w:ascii="Courier New" w:hAnsi="Courier New"/>
+          <w:b w:val="false"/>
+          <w:bCs w:val="false"/>
+          <w:color w:val="000000"/>
+          <w:sz w:val="24"/>
+          <w:szCs w:val="24"/>
+          <w:lang w:val="en-US"/>
+        </w:rPr>
+        <w:t>#include &lt;stdlib.h&gt;</w:t>
+      </w:r>
+    </w:p>
+    <w:p>
+      <w:pPr>
+        <w:pStyle w:val="Normal"/>
+        <w:bidi w:val="0"/>
+        <w:spacing w:lineRule="auto" w:line="360" w:before="0" w:after="0"/>
+        <w:ind w:firstLine="720"/>
+        <w:jc w:val="both"/>
+        <w:rPr>
+          <w:rFonts w:ascii="Times New Roman" w:hAnsi="Times New Roman" w:eastAsia="Times New Roman" w:cs="Times New Roman"/>
+          <w:b w:val="false"/>
+          <w:bCs w:val="false"/>
+          <w:color w:val="000000"/>
+          <w:sz w:val="28"/>
+          <w:szCs w:val="28"/>
+          <w:lang w:val="ru-RU"/>
+        </w:rPr>
+      </w:pPr>
+      <w:r>
+        <w:rPr>
+          <w:rFonts w:eastAsia="Times New Roman" w:cs="Times New Roman" w:ascii="Courier New" w:hAnsi="Courier New"/>
+          <w:b w:val="false"/>
+          <w:bCs w:val="false"/>
+          <w:color w:val="000000"/>
+          <w:sz w:val="24"/>
+          <w:szCs w:val="24"/>
+          <w:lang w:val="en-US"/>
+        </w:rPr>
+        <w:t>#include "methods.h"</w:t>
+      </w:r>
+    </w:p>
+    <w:p>
+      <w:pPr>
+        <w:pStyle w:val="Normal"/>
+        <w:bidi w:val="0"/>
+        <w:spacing w:lineRule="auto" w:line="360" w:before="0" w:after="0"/>
+        <w:ind w:firstLine="720"/>
+        <w:jc w:val="both"/>
+        <w:rPr>
+          <w:rFonts w:ascii="Times New Roman" w:hAnsi="Times New Roman" w:eastAsia="Times New Roman" w:cs="Times New Roman"/>
+          <w:b w:val="false"/>
+          <w:bCs w:val="false"/>
+          <w:color w:val="000000"/>
+          <w:sz w:val="28"/>
+          <w:szCs w:val="28"/>
+          <w:lang w:val="ru-RU"/>
+        </w:rPr>
+      </w:pPr>
       <w:r>
         <w:rPr>
           <w:rFonts w:eastAsia="Times New Roman" w:cs="Times New Roman" w:ascii="Times New Roman" w:hAnsi="Times New Roman"/>
@@ -9578,10 +9497,57 @@
           <w:color w:val="000000"/>
           <w:sz w:val="28"/>
           <w:szCs w:val="28"/>
-          <w:lang w:val="en-US"/>
-        </w:rPr>
-        <w:t>4</w:t>
-      </w:r>
+          <w:lang w:val="ru-RU"/>
+        </w:rPr>
+      </w:r>
+    </w:p>
+    <w:p>
+      <w:pPr>
+        <w:pStyle w:val="Normal"/>
+        <w:bidi w:val="0"/>
+        <w:spacing w:lineRule="auto" w:line="360" w:before="0" w:after="0"/>
+        <w:ind w:firstLine="720"/>
+        <w:jc w:val="both"/>
+        <w:rPr>
+          <w:rFonts w:ascii="Times New Roman" w:hAnsi="Times New Roman" w:eastAsia="Times New Roman" w:cs="Times New Roman"/>
+          <w:b w:val="false"/>
+          <w:bCs w:val="false"/>
+          <w:color w:val="000000"/>
+          <w:sz w:val="28"/>
+          <w:szCs w:val="28"/>
+          <w:lang w:val="ru-RU"/>
+        </w:rPr>
+      </w:pPr>
+      <w:r>
+        <w:rPr>
+          <w:rFonts w:eastAsia="Times New Roman" w:cs="Times New Roman" w:ascii="Courier New" w:hAnsi="Courier New"/>
+          <w:b w:val="false"/>
+          <w:bCs w:val="false"/>
+          <w:color w:val="000000"/>
+          <w:sz w:val="24"/>
+          <w:szCs w:val="24"/>
+          <w:lang w:val="en-US"/>
+        </w:rPr>
+        <w:t>double delta;</w:t>
+      </w:r>
+    </w:p>
+    <w:p>
+      <w:pPr>
+        <w:pStyle w:val="Normal"/>
+        <w:bidi w:val="0"/>
+        <w:spacing w:lineRule="auto" w:line="360" w:before="0" w:after="0"/>
+        <w:ind w:firstLine="720"/>
+        <w:jc w:val="both"/>
+        <w:rPr>
+          <w:rFonts w:ascii="Times New Roman" w:hAnsi="Times New Roman" w:eastAsia="Times New Roman" w:cs="Times New Roman"/>
+          <w:b w:val="false"/>
+          <w:bCs w:val="false"/>
+          <w:color w:val="000000"/>
+          <w:sz w:val="28"/>
+          <w:szCs w:val="28"/>
+          <w:lang w:val="ru-RU"/>
+        </w:rPr>
+      </w:pPr>
       <w:r>
         <w:rPr>
           <w:rFonts w:eastAsia="Times New Roman" w:cs="Times New Roman" w:ascii="Times New Roman" w:hAnsi="Times New Roman"/>
@@ -9590,9 +9556,8 @@
           <w:color w:val="000000"/>
           <w:sz w:val="28"/>
           <w:szCs w:val="28"/>
-          <w:lang w:val="en-US"/>
-        </w:rPr>
-        <w:t>.cpp:</w:t>
+          <w:lang w:val="ru-RU"/>
+        </w:rPr>
       </w:r>
     </w:p>
     <w:p>
@@ -9622,6 +9587,1537 @@
           <w:szCs w:val="24"/>
           <w:lang w:val="en-US"/>
         </w:rPr>
+        <w:t>double F(double x){</w:t>
+      </w:r>
+    </w:p>
+    <w:p>
+      <w:pPr>
+        <w:pStyle w:val="Normal"/>
+        <w:bidi w:val="0"/>
+        <w:spacing w:lineRule="auto" w:line="360" w:before="0" w:after="0"/>
+        <w:ind w:firstLine="720"/>
+        <w:jc w:val="both"/>
+        <w:rPr>
+          <w:rFonts w:ascii="Times New Roman" w:hAnsi="Times New Roman" w:eastAsia="Times New Roman" w:cs="Times New Roman"/>
+          <w:b w:val="false"/>
+          <w:bCs w:val="false"/>
+          <w:color w:val="000000"/>
+          <w:sz w:val="28"/>
+          <w:szCs w:val="28"/>
+          <w:lang w:val="ru-RU"/>
+        </w:rPr>
+      </w:pPr>
+      <w:r>
+        <w:rPr>
+          <w:rFonts w:eastAsia="Times New Roman" w:cs="Times New Roman" w:ascii="Courier New" w:hAnsi="Courier New"/>
+          <w:b w:val="false"/>
+          <w:bCs w:val="false"/>
+          <w:color w:val="000000"/>
+          <w:sz w:val="24"/>
+          <w:szCs w:val="24"/>
+          <w:lang w:val="en-US"/>
+        </w:rPr>
+        <w:t xml:space="preserve">    </w:t>
+      </w:r>
+      <w:r>
+        <w:rPr>
+          <w:rFonts w:eastAsia="Times New Roman" w:cs="Times New Roman" w:ascii="Courier New" w:hAnsi="Courier New"/>
+          <w:b w:val="false"/>
+          <w:bCs w:val="false"/>
+          <w:color w:val="000000"/>
+          <w:sz w:val="24"/>
+          <w:szCs w:val="24"/>
+          <w:lang w:val="en-US"/>
+        </w:rPr>
+        <w:t>extern double delta;</w:t>
+      </w:r>
+    </w:p>
+    <w:p>
+      <w:pPr>
+        <w:pStyle w:val="Normal"/>
+        <w:bidi w:val="0"/>
+        <w:spacing w:lineRule="auto" w:line="360" w:before="0" w:after="0"/>
+        <w:ind w:firstLine="720"/>
+        <w:jc w:val="both"/>
+        <w:rPr>
+          <w:rFonts w:ascii="Times New Roman" w:hAnsi="Times New Roman" w:eastAsia="Times New Roman" w:cs="Times New Roman"/>
+          <w:b w:val="false"/>
+          <w:bCs w:val="false"/>
+          <w:color w:val="000000"/>
+          <w:sz w:val="28"/>
+          <w:szCs w:val="28"/>
+          <w:lang w:val="ru-RU"/>
+        </w:rPr>
+      </w:pPr>
+      <w:r>
+        <w:rPr>
+          <w:rFonts w:eastAsia="Times New Roman" w:cs="Times New Roman" w:ascii="Courier New" w:hAnsi="Courier New"/>
+          <w:b w:val="false"/>
+          <w:bCs w:val="false"/>
+          <w:color w:val="000000"/>
+          <w:sz w:val="24"/>
+          <w:szCs w:val="24"/>
+          <w:lang w:val="en-US"/>
+        </w:rPr>
+        <w:t xml:space="preserve">    </w:t>
+      </w:r>
+      <w:r>
+        <w:rPr>
+          <w:rFonts w:eastAsia="Times New Roman" w:cs="Times New Roman" w:ascii="Courier New" w:hAnsi="Courier New"/>
+          <w:b w:val="false"/>
+          <w:bCs w:val="false"/>
+          <w:color w:val="000000"/>
+          <w:sz w:val="24"/>
+          <w:szCs w:val="24"/>
+          <w:lang w:val="en-US"/>
+        </w:rPr>
+        <w:t>double s;</w:t>
+      </w:r>
+    </w:p>
+    <w:p>
+      <w:pPr>
+        <w:pStyle w:val="Normal"/>
+        <w:bidi w:val="0"/>
+        <w:spacing w:lineRule="auto" w:line="360" w:before="0" w:after="0"/>
+        <w:ind w:firstLine="720"/>
+        <w:jc w:val="both"/>
+        <w:rPr>
+          <w:rFonts w:ascii="Times New Roman" w:hAnsi="Times New Roman" w:eastAsia="Times New Roman" w:cs="Times New Roman"/>
+          <w:b w:val="false"/>
+          <w:bCs w:val="false"/>
+          <w:color w:val="000000"/>
+          <w:sz w:val="28"/>
+          <w:szCs w:val="28"/>
+          <w:lang w:val="ru-RU"/>
+        </w:rPr>
+      </w:pPr>
+      <w:r>
+        <w:rPr>
+          <w:rFonts w:eastAsia="Times New Roman" w:cs="Times New Roman" w:ascii="Times New Roman" w:hAnsi="Times New Roman"/>
+          <w:b w:val="false"/>
+          <w:bCs w:val="false"/>
+          <w:color w:val="000000"/>
+          <w:sz w:val="28"/>
+          <w:szCs w:val="28"/>
+          <w:lang w:val="ru-RU"/>
+        </w:rPr>
+      </w:r>
+    </w:p>
+    <w:p>
+      <w:pPr>
+        <w:pStyle w:val="Normal"/>
+        <w:bidi w:val="0"/>
+        <w:spacing w:lineRule="auto" w:line="360" w:before="0" w:after="0"/>
+        <w:ind w:firstLine="720"/>
+        <w:jc w:val="both"/>
+        <w:rPr>
+          <w:rFonts w:ascii="Times New Roman" w:hAnsi="Times New Roman" w:eastAsia="Times New Roman" w:cs="Times New Roman"/>
+          <w:b w:val="false"/>
+          <w:bCs w:val="false"/>
+          <w:color w:val="000000"/>
+          <w:sz w:val="28"/>
+          <w:szCs w:val="28"/>
+          <w:lang w:val="ru-RU"/>
+        </w:rPr>
+      </w:pPr>
+      <w:r>
+        <w:rPr>
+          <w:rFonts w:eastAsia="Times New Roman" w:cs="Times New Roman" w:ascii="Courier New" w:hAnsi="Courier New"/>
+          <w:b w:val="false"/>
+          <w:bCs w:val="false"/>
+          <w:color w:val="000000"/>
+          <w:sz w:val="24"/>
+          <w:szCs w:val="24"/>
+          <w:lang w:val="en-US"/>
+        </w:rPr>
+        <w:t xml:space="preserve">    </w:t>
+      </w:r>
+      <w:r>
+        <w:rPr>
+          <w:rFonts w:eastAsia="Times New Roman" w:cs="Times New Roman" w:ascii="Courier New" w:hAnsi="Courier New"/>
+          <w:b w:val="false"/>
+          <w:bCs w:val="false"/>
+          <w:color w:val="000000"/>
+          <w:sz w:val="24"/>
+          <w:szCs w:val="24"/>
+          <w:lang w:val="en-US"/>
+        </w:rPr>
+        <w:t>s = x * x - 5.0 * sin(x); // Значение функции</w:t>
+      </w:r>
+    </w:p>
+    <w:p>
+      <w:pPr>
+        <w:pStyle w:val="Normal"/>
+        <w:bidi w:val="0"/>
+        <w:spacing w:lineRule="auto" w:line="360" w:before="0" w:after="0"/>
+        <w:ind w:firstLine="720"/>
+        <w:jc w:val="both"/>
+        <w:rPr>
+          <w:rFonts w:ascii="Times New Roman" w:hAnsi="Times New Roman" w:eastAsia="Times New Roman" w:cs="Times New Roman"/>
+          <w:b w:val="false"/>
+          <w:bCs w:val="false"/>
+          <w:color w:val="000000"/>
+          <w:sz w:val="28"/>
+          <w:szCs w:val="28"/>
+          <w:lang w:val="ru-RU"/>
+        </w:rPr>
+      </w:pPr>
+      <w:r>
+        <w:rPr>
+          <w:rFonts w:eastAsia="Times New Roman" w:cs="Times New Roman" w:ascii="Times New Roman" w:hAnsi="Times New Roman"/>
+          <w:b w:val="false"/>
+          <w:bCs w:val="false"/>
+          <w:color w:val="000000"/>
+          <w:sz w:val="28"/>
+          <w:szCs w:val="28"/>
+          <w:lang w:val="ru-RU"/>
+        </w:rPr>
+      </w:r>
+    </w:p>
+    <w:p>
+      <w:pPr>
+        <w:pStyle w:val="Normal"/>
+        <w:bidi w:val="0"/>
+        <w:spacing w:lineRule="auto" w:line="360" w:before="0" w:after="0"/>
+        <w:ind w:firstLine="720"/>
+        <w:jc w:val="both"/>
+        <w:rPr>
+          <w:rFonts w:ascii="Times New Roman" w:hAnsi="Times New Roman" w:eastAsia="Times New Roman" w:cs="Times New Roman"/>
+          <w:b w:val="false"/>
+          <w:bCs w:val="false"/>
+          <w:color w:val="000000"/>
+          <w:sz w:val="28"/>
+          <w:szCs w:val="28"/>
+          <w:lang w:val="ru-RU"/>
+        </w:rPr>
+      </w:pPr>
+      <w:r>
+        <w:rPr>
+          <w:rFonts w:eastAsia="Times New Roman" w:cs="Times New Roman" w:ascii="Courier New" w:hAnsi="Courier New"/>
+          <w:b w:val="false"/>
+          <w:bCs w:val="false"/>
+          <w:color w:val="000000"/>
+          <w:sz w:val="24"/>
+          <w:szCs w:val="24"/>
+          <w:lang w:val="en-US"/>
+        </w:rPr>
+        <w:t xml:space="preserve">    </w:t>
+      </w:r>
+      <w:r>
+        <w:rPr>
+          <w:rFonts w:eastAsia="Times New Roman" w:cs="Times New Roman" w:ascii="Courier New" w:hAnsi="Courier New"/>
+          <w:b w:val="false"/>
+          <w:bCs w:val="false"/>
+          <w:color w:val="000000"/>
+          <w:sz w:val="24"/>
+          <w:szCs w:val="24"/>
+          <w:lang w:val="en-US"/>
+        </w:rPr>
+        <w:t>s = Round(s, delta); // Округление с точностью delta</w:t>
+      </w:r>
+    </w:p>
+    <w:p>
+      <w:pPr>
+        <w:pStyle w:val="Normal"/>
+        <w:bidi w:val="0"/>
+        <w:spacing w:lineRule="auto" w:line="360" w:before="0" w:after="0"/>
+        <w:ind w:firstLine="720"/>
+        <w:jc w:val="both"/>
+        <w:rPr>
+          <w:rFonts w:ascii="Times New Roman" w:hAnsi="Times New Roman" w:eastAsia="Times New Roman" w:cs="Times New Roman"/>
+          <w:b w:val="false"/>
+          <w:bCs w:val="false"/>
+          <w:color w:val="000000"/>
+          <w:sz w:val="28"/>
+          <w:szCs w:val="28"/>
+          <w:lang w:val="ru-RU"/>
+        </w:rPr>
+      </w:pPr>
+      <w:r>
+        <w:rPr>
+          <w:rFonts w:eastAsia="Times New Roman" w:cs="Times New Roman" w:ascii="Times New Roman" w:hAnsi="Times New Roman"/>
+          <w:b w:val="false"/>
+          <w:bCs w:val="false"/>
+          <w:color w:val="000000"/>
+          <w:sz w:val="28"/>
+          <w:szCs w:val="28"/>
+          <w:lang w:val="ru-RU"/>
+        </w:rPr>
+      </w:r>
+    </w:p>
+    <w:p>
+      <w:pPr>
+        <w:pStyle w:val="Normal"/>
+        <w:bidi w:val="0"/>
+        <w:spacing w:lineRule="auto" w:line="360" w:before="0" w:after="0"/>
+        <w:ind w:firstLine="720"/>
+        <w:jc w:val="both"/>
+        <w:rPr>
+          <w:rFonts w:ascii="Times New Roman" w:hAnsi="Times New Roman" w:eastAsia="Times New Roman" w:cs="Times New Roman"/>
+          <w:b w:val="false"/>
+          <w:bCs w:val="false"/>
+          <w:color w:val="000000"/>
+          <w:sz w:val="28"/>
+          <w:szCs w:val="28"/>
+          <w:lang w:val="ru-RU"/>
+        </w:rPr>
+      </w:pPr>
+      <w:r>
+        <w:rPr>
+          <w:rFonts w:eastAsia="Times New Roman" w:cs="Times New Roman" w:ascii="Courier New" w:hAnsi="Courier New"/>
+          <w:b w:val="false"/>
+          <w:bCs w:val="false"/>
+          <w:color w:val="000000"/>
+          <w:sz w:val="24"/>
+          <w:szCs w:val="24"/>
+          <w:lang w:val="en-US"/>
+        </w:rPr>
+        <w:t xml:space="preserve">    </w:t>
+      </w:r>
+      <w:r>
+        <w:rPr>
+          <w:rFonts w:eastAsia="Times New Roman" w:cs="Times New Roman" w:ascii="Courier New" w:hAnsi="Courier New"/>
+          <w:b w:val="false"/>
+          <w:bCs w:val="false"/>
+          <w:color w:val="000000"/>
+          <w:sz w:val="24"/>
+          <w:szCs w:val="24"/>
+          <w:lang w:val="en-US"/>
+        </w:rPr>
+        <w:t>return s;</w:t>
+      </w:r>
+    </w:p>
+    <w:p>
+      <w:pPr>
+        <w:pStyle w:val="Normal"/>
+        <w:bidi w:val="0"/>
+        <w:spacing w:lineRule="auto" w:line="360" w:before="0" w:after="0"/>
+        <w:ind w:firstLine="720"/>
+        <w:jc w:val="both"/>
+        <w:rPr>
+          <w:rFonts w:ascii="Times New Roman" w:hAnsi="Times New Roman" w:eastAsia="Times New Roman" w:cs="Times New Roman"/>
+          <w:b w:val="false"/>
+          <w:bCs w:val="false"/>
+          <w:color w:val="000000"/>
+          <w:sz w:val="28"/>
+          <w:szCs w:val="28"/>
+          <w:lang w:val="ru-RU"/>
+        </w:rPr>
+      </w:pPr>
+      <w:r>
+        <w:rPr>
+          <w:rFonts w:eastAsia="Times New Roman" w:cs="Times New Roman" w:ascii="Courier New" w:hAnsi="Courier New"/>
+          <w:b w:val="false"/>
+          <w:bCs w:val="false"/>
+          <w:color w:val="000000"/>
+          <w:sz w:val="24"/>
+          <w:szCs w:val="24"/>
+          <w:lang w:val="en-US"/>
+        </w:rPr>
+        <w:t>}</w:t>
+      </w:r>
+    </w:p>
+    <w:p>
+      <w:pPr>
+        <w:pStyle w:val="Normal"/>
+        <w:bidi w:val="0"/>
+        <w:spacing w:lineRule="auto" w:line="360" w:before="0" w:after="0"/>
+        <w:ind w:firstLine="720"/>
+        <w:jc w:val="both"/>
+        <w:rPr>
+          <w:rFonts w:ascii="Times New Roman" w:hAnsi="Times New Roman" w:eastAsia="Times New Roman" w:cs="Times New Roman"/>
+          <w:b w:val="false"/>
+          <w:bCs w:val="false"/>
+          <w:color w:val="000000"/>
+          <w:sz w:val="28"/>
+          <w:szCs w:val="28"/>
+          <w:lang w:val="ru-RU"/>
+        </w:rPr>
+      </w:pPr>
+      <w:r>
+        <w:rPr>
+          <w:rFonts w:eastAsia="Times New Roman" w:cs="Times New Roman" w:ascii="Times New Roman" w:hAnsi="Times New Roman"/>
+          <w:b w:val="false"/>
+          <w:bCs w:val="false"/>
+          <w:color w:val="000000"/>
+          <w:sz w:val="28"/>
+          <w:szCs w:val="28"/>
+          <w:lang w:val="ru-RU"/>
+        </w:rPr>
+      </w:r>
+    </w:p>
+    <w:p>
+      <w:pPr>
+        <w:pStyle w:val="Normal"/>
+        <w:bidi w:val="0"/>
+        <w:spacing w:lineRule="auto" w:line="360" w:before="0" w:after="0"/>
+        <w:ind w:firstLine="720"/>
+        <w:jc w:val="both"/>
+        <w:rPr>
+          <w:rFonts w:ascii="Times New Roman" w:hAnsi="Times New Roman" w:eastAsia="Times New Roman" w:cs="Times New Roman"/>
+          <w:b w:val="false"/>
+          <w:bCs w:val="false"/>
+          <w:color w:val="000000"/>
+          <w:sz w:val="28"/>
+          <w:szCs w:val="28"/>
+          <w:lang w:val="ru-RU"/>
+        </w:rPr>
+      </w:pPr>
+      <w:r>
+        <w:rPr>
+          <w:rFonts w:eastAsia="Times New Roman" w:cs="Times New Roman" w:ascii="Courier New" w:hAnsi="Courier New"/>
+          <w:b w:val="false"/>
+          <w:bCs w:val="false"/>
+          <w:color w:val="000000"/>
+          <w:sz w:val="24"/>
+          <w:szCs w:val="24"/>
+          <w:lang w:val="en-US"/>
+        </w:rPr>
+        <w:t>int main(){</w:t>
+      </w:r>
+    </w:p>
+    <w:p>
+      <w:pPr>
+        <w:pStyle w:val="Normal"/>
+        <w:bidi w:val="0"/>
+        <w:spacing w:lineRule="auto" w:line="360" w:before="0" w:after="0"/>
+        <w:ind w:firstLine="720"/>
+        <w:jc w:val="both"/>
+        <w:rPr>
+          <w:rFonts w:ascii="Times New Roman" w:hAnsi="Times New Roman" w:eastAsia="Times New Roman" w:cs="Times New Roman"/>
+          <w:b w:val="false"/>
+          <w:bCs w:val="false"/>
+          <w:color w:val="000000"/>
+          <w:sz w:val="28"/>
+          <w:szCs w:val="28"/>
+          <w:lang w:val="ru-RU"/>
+        </w:rPr>
+      </w:pPr>
+      <w:r>
+        <w:rPr>
+          <w:rFonts w:eastAsia="Times New Roman" w:cs="Times New Roman" w:ascii="Courier New" w:hAnsi="Courier New"/>
+          <w:b w:val="false"/>
+          <w:bCs w:val="false"/>
+          <w:color w:val="000000"/>
+          <w:sz w:val="24"/>
+          <w:szCs w:val="24"/>
+          <w:lang w:val="en-US"/>
+        </w:rPr>
+        <w:t xml:space="preserve">    </w:t>
+      </w:r>
+      <w:r>
+        <w:rPr>
+          <w:rFonts w:eastAsia="Times New Roman" w:cs="Times New Roman" w:ascii="Courier New" w:hAnsi="Courier New"/>
+          <w:b w:val="false"/>
+          <w:bCs w:val="false"/>
+          <w:color w:val="000000"/>
+          <w:sz w:val="24"/>
+          <w:szCs w:val="24"/>
+          <w:lang w:val="en-US"/>
+        </w:rPr>
+        <w:t>double a, b, eps, x;</w:t>
+      </w:r>
+    </w:p>
+    <w:p>
+      <w:pPr>
+        <w:pStyle w:val="Normal"/>
+        <w:bidi w:val="0"/>
+        <w:spacing w:lineRule="auto" w:line="360" w:before="0" w:after="0"/>
+        <w:ind w:firstLine="720"/>
+        <w:jc w:val="both"/>
+        <w:rPr>
+          <w:rFonts w:ascii="Times New Roman" w:hAnsi="Times New Roman" w:eastAsia="Times New Roman" w:cs="Times New Roman"/>
+          <w:b w:val="false"/>
+          <w:bCs w:val="false"/>
+          <w:color w:val="000000"/>
+          <w:sz w:val="28"/>
+          <w:szCs w:val="28"/>
+          <w:lang w:val="ru-RU"/>
+        </w:rPr>
+      </w:pPr>
+      <w:r>
+        <w:rPr>
+          <w:rFonts w:eastAsia="Times New Roman" w:cs="Times New Roman" w:ascii="Courier New" w:hAnsi="Courier New"/>
+          <w:b w:val="false"/>
+          <w:bCs w:val="false"/>
+          <w:color w:val="000000"/>
+          <w:sz w:val="24"/>
+          <w:szCs w:val="24"/>
+          <w:lang w:val="en-US"/>
+        </w:rPr>
+        <w:t xml:space="preserve">    </w:t>
+      </w:r>
+      <w:r>
+        <w:rPr>
+          <w:rFonts w:eastAsia="Times New Roman" w:cs="Times New Roman" w:ascii="Courier New" w:hAnsi="Courier New"/>
+          <w:b w:val="false"/>
+          <w:bCs w:val="false"/>
+          <w:color w:val="000000"/>
+          <w:sz w:val="24"/>
+          <w:szCs w:val="24"/>
+          <w:lang w:val="en-US"/>
+        </w:rPr>
+        <w:t>int k;</w:t>
+      </w:r>
+    </w:p>
+    <w:p>
+      <w:pPr>
+        <w:pStyle w:val="Normal"/>
+        <w:bidi w:val="0"/>
+        <w:spacing w:lineRule="auto" w:line="360" w:before="0" w:after="0"/>
+        <w:ind w:firstLine="720"/>
+        <w:jc w:val="both"/>
+        <w:rPr>
+          <w:rFonts w:ascii="Times New Roman" w:hAnsi="Times New Roman" w:eastAsia="Times New Roman" w:cs="Times New Roman"/>
+          <w:b w:val="false"/>
+          <w:bCs w:val="false"/>
+          <w:color w:val="000000"/>
+          <w:sz w:val="28"/>
+          <w:szCs w:val="28"/>
+          <w:lang w:val="ru-RU"/>
+        </w:rPr>
+      </w:pPr>
+      <w:r>
+        <w:rPr>
+          <w:rFonts w:eastAsia="Times New Roman" w:cs="Times New Roman" w:ascii="Courier New" w:hAnsi="Courier New"/>
+          <w:b w:val="false"/>
+          <w:bCs w:val="false"/>
+          <w:color w:val="000000"/>
+          <w:sz w:val="24"/>
+          <w:szCs w:val="24"/>
+          <w:lang w:val="en-US"/>
+        </w:rPr>
+        <w:t xml:space="preserve">    </w:t>
+      </w:r>
+      <w:r>
+        <w:rPr>
+          <w:rFonts w:eastAsia="Times New Roman" w:cs="Times New Roman" w:ascii="Courier New" w:hAnsi="Courier New"/>
+          <w:b w:val="false"/>
+          <w:bCs w:val="false"/>
+          <w:color w:val="000000"/>
+          <w:sz w:val="24"/>
+          <w:szCs w:val="24"/>
+          <w:lang w:val="en-US"/>
+        </w:rPr>
+        <w:t>float a1, b1, eps1, delta1;</w:t>
+      </w:r>
+    </w:p>
+    <w:p>
+      <w:pPr>
+        <w:pStyle w:val="Normal"/>
+        <w:bidi w:val="0"/>
+        <w:spacing w:lineRule="auto" w:line="360" w:before="0" w:after="0"/>
+        <w:ind w:firstLine="720"/>
+        <w:jc w:val="both"/>
+        <w:rPr>
+          <w:rFonts w:ascii="Times New Roman" w:hAnsi="Times New Roman" w:eastAsia="Times New Roman" w:cs="Times New Roman"/>
+          <w:b w:val="false"/>
+          <w:bCs w:val="false"/>
+          <w:color w:val="000000"/>
+          <w:sz w:val="28"/>
+          <w:szCs w:val="28"/>
+          <w:lang w:val="ru-RU"/>
+        </w:rPr>
+      </w:pPr>
+      <w:r>
+        <w:rPr>
+          <w:rFonts w:eastAsia="Times New Roman" w:cs="Times New Roman" w:ascii="Times New Roman" w:hAnsi="Times New Roman"/>
+          <w:b w:val="false"/>
+          <w:bCs w:val="false"/>
+          <w:color w:val="000000"/>
+          <w:sz w:val="28"/>
+          <w:szCs w:val="28"/>
+          <w:lang w:val="ru-RU"/>
+        </w:rPr>
+      </w:r>
+    </w:p>
+    <w:p>
+      <w:pPr>
+        <w:pStyle w:val="Normal"/>
+        <w:bidi w:val="0"/>
+        <w:spacing w:lineRule="auto" w:line="360" w:before="0" w:after="0"/>
+        <w:ind w:firstLine="720"/>
+        <w:jc w:val="both"/>
+        <w:rPr>
+          <w:rFonts w:ascii="Times New Roman" w:hAnsi="Times New Roman" w:eastAsia="Times New Roman" w:cs="Times New Roman"/>
+          <w:b w:val="false"/>
+          <w:bCs w:val="false"/>
+          <w:color w:val="000000"/>
+          <w:sz w:val="28"/>
+          <w:szCs w:val="28"/>
+          <w:lang w:val="ru-RU"/>
+        </w:rPr>
+      </w:pPr>
+      <w:r>
+        <w:rPr>
+          <w:rFonts w:eastAsia="Times New Roman" w:cs="Times New Roman" w:ascii="Courier New" w:hAnsi="Courier New"/>
+          <w:b w:val="false"/>
+          <w:bCs w:val="false"/>
+          <w:color w:val="000000"/>
+          <w:sz w:val="24"/>
+          <w:szCs w:val="24"/>
+          <w:lang w:val="en-US"/>
+        </w:rPr>
+        <w:t xml:space="preserve">    </w:t>
+      </w:r>
+      <w:r>
+        <w:rPr>
+          <w:rFonts w:eastAsia="Times New Roman" w:cs="Times New Roman" w:ascii="Courier New" w:hAnsi="Courier New"/>
+          <w:b w:val="false"/>
+          <w:bCs w:val="false"/>
+          <w:color w:val="000000"/>
+          <w:sz w:val="24"/>
+          <w:szCs w:val="24"/>
+          <w:lang w:val="en-US"/>
+        </w:rPr>
+        <w:t>printf("Лабораторная работа №4. Вариант 1\n");</w:t>
+      </w:r>
+    </w:p>
+    <w:p>
+      <w:pPr>
+        <w:pStyle w:val="Normal"/>
+        <w:bidi w:val="0"/>
+        <w:spacing w:lineRule="auto" w:line="360" w:before="0" w:after="0"/>
+        <w:ind w:firstLine="720"/>
+        <w:jc w:val="both"/>
+        <w:rPr>
+          <w:rFonts w:ascii="Times New Roman" w:hAnsi="Times New Roman" w:eastAsia="Times New Roman" w:cs="Times New Roman"/>
+          <w:b w:val="false"/>
+          <w:bCs w:val="false"/>
+          <w:color w:val="000000"/>
+          <w:sz w:val="28"/>
+          <w:szCs w:val="28"/>
+          <w:lang w:val="ru-RU"/>
+        </w:rPr>
+      </w:pPr>
+      <w:r>
+        <w:rPr>
+          <w:rFonts w:eastAsia="Times New Roman" w:cs="Times New Roman" w:ascii="Courier New" w:hAnsi="Courier New"/>
+          <w:b w:val="false"/>
+          <w:bCs w:val="false"/>
+          <w:color w:val="000000"/>
+          <w:sz w:val="24"/>
+          <w:szCs w:val="24"/>
+          <w:lang w:val="en-US"/>
+        </w:rPr>
+        <w:t xml:space="preserve">    </w:t>
+      </w:r>
+      <w:r>
+        <w:rPr>
+          <w:rFonts w:eastAsia="Times New Roman" w:cs="Times New Roman" w:ascii="Courier New" w:hAnsi="Courier New"/>
+          <w:b w:val="false"/>
+          <w:bCs w:val="false"/>
+          <w:color w:val="000000"/>
+          <w:sz w:val="24"/>
+          <w:szCs w:val="24"/>
+          <w:lang w:val="en-US"/>
+        </w:rPr>
+        <w:t>printf("Функция: f(x) = x^2 - 5*sin(x)\n\n");</w:t>
+      </w:r>
+    </w:p>
+    <w:p>
+      <w:pPr>
+        <w:pStyle w:val="Normal"/>
+        <w:bidi w:val="0"/>
+        <w:spacing w:lineRule="auto" w:line="360" w:before="0" w:after="0"/>
+        <w:ind w:firstLine="720"/>
+        <w:jc w:val="both"/>
+        <w:rPr>
+          <w:rFonts w:ascii="Times New Roman" w:hAnsi="Times New Roman" w:eastAsia="Times New Roman" w:cs="Times New Roman"/>
+          <w:b w:val="false"/>
+          <w:bCs w:val="false"/>
+          <w:color w:val="000000"/>
+          <w:sz w:val="28"/>
+          <w:szCs w:val="28"/>
+          <w:lang w:val="ru-RU"/>
+        </w:rPr>
+      </w:pPr>
+      <w:r>
+        <w:rPr>
+          <w:rFonts w:eastAsia="Times New Roman" w:cs="Times New Roman" w:ascii="Times New Roman" w:hAnsi="Times New Roman"/>
+          <w:b w:val="false"/>
+          <w:bCs w:val="false"/>
+          <w:color w:val="000000"/>
+          <w:sz w:val="28"/>
+          <w:szCs w:val="28"/>
+          <w:lang w:val="ru-RU"/>
+        </w:rPr>
+      </w:r>
+    </w:p>
+    <w:p>
+      <w:pPr>
+        <w:pStyle w:val="Normal"/>
+        <w:bidi w:val="0"/>
+        <w:spacing w:lineRule="auto" w:line="360" w:before="0" w:after="0"/>
+        <w:ind w:firstLine="720"/>
+        <w:jc w:val="both"/>
+        <w:rPr>
+          <w:rFonts w:ascii="Times New Roman" w:hAnsi="Times New Roman" w:eastAsia="Times New Roman" w:cs="Times New Roman"/>
+          <w:b w:val="false"/>
+          <w:bCs w:val="false"/>
+          <w:color w:val="000000"/>
+          <w:sz w:val="28"/>
+          <w:szCs w:val="28"/>
+          <w:lang w:val="ru-RU"/>
+        </w:rPr>
+      </w:pPr>
+      <w:r>
+        <w:rPr>
+          <w:rFonts w:eastAsia="Times New Roman" w:cs="Times New Roman" w:ascii="Courier New" w:hAnsi="Courier New"/>
+          <w:b w:val="false"/>
+          <w:bCs w:val="false"/>
+          <w:color w:val="000000"/>
+          <w:sz w:val="24"/>
+          <w:szCs w:val="24"/>
+          <w:lang w:val="en-US"/>
+        </w:rPr>
+        <w:t xml:space="preserve">    </w:t>
+      </w:r>
+      <w:r>
+        <w:rPr>
+          <w:rFonts w:eastAsia="Times New Roman" w:cs="Times New Roman" w:ascii="Courier New" w:hAnsi="Courier New"/>
+          <w:b w:val="false"/>
+          <w:bCs w:val="false"/>
+          <w:color w:val="000000"/>
+          <w:sz w:val="24"/>
+          <w:szCs w:val="24"/>
+          <w:lang w:val="en-US"/>
+        </w:rPr>
+        <w:t>printf("Введите границы интервала a и b: "); // 2 3</w:t>
+      </w:r>
+    </w:p>
+    <w:p>
+      <w:pPr>
+        <w:pStyle w:val="Normal"/>
+        <w:bidi w:val="0"/>
+        <w:spacing w:lineRule="auto" w:line="360" w:before="0" w:after="0"/>
+        <w:ind w:firstLine="720"/>
+        <w:jc w:val="both"/>
+        <w:rPr>
+          <w:rFonts w:ascii="Times New Roman" w:hAnsi="Times New Roman" w:eastAsia="Times New Roman" w:cs="Times New Roman"/>
+          <w:b w:val="false"/>
+          <w:bCs w:val="false"/>
+          <w:color w:val="000000"/>
+          <w:sz w:val="28"/>
+          <w:szCs w:val="28"/>
+          <w:lang w:val="ru-RU"/>
+        </w:rPr>
+      </w:pPr>
+      <w:r>
+        <w:rPr>
+          <w:rFonts w:eastAsia="Times New Roman" w:cs="Times New Roman" w:ascii="Courier New" w:hAnsi="Courier New"/>
+          <w:b w:val="false"/>
+          <w:bCs w:val="false"/>
+          <w:color w:val="000000"/>
+          <w:sz w:val="24"/>
+          <w:szCs w:val="24"/>
+          <w:lang w:val="en-US"/>
+        </w:rPr>
+        <w:t xml:space="preserve">    </w:t>
+      </w:r>
+      <w:r>
+        <w:rPr>
+          <w:rFonts w:eastAsia="Times New Roman" w:cs="Times New Roman" w:ascii="Courier New" w:hAnsi="Courier New"/>
+          <w:b w:val="false"/>
+          <w:bCs w:val="false"/>
+          <w:color w:val="000000"/>
+          <w:sz w:val="24"/>
+          <w:szCs w:val="24"/>
+          <w:lang w:val="en-US"/>
+        </w:rPr>
+        <w:t>scanf("%f %f", &amp;a1, &amp;b1);</w:t>
+      </w:r>
+    </w:p>
+    <w:p>
+      <w:pPr>
+        <w:pStyle w:val="Normal"/>
+        <w:bidi w:val="0"/>
+        <w:spacing w:lineRule="auto" w:line="360" w:before="0" w:after="0"/>
+        <w:ind w:firstLine="720"/>
+        <w:jc w:val="both"/>
+        <w:rPr>
+          <w:rFonts w:ascii="Times New Roman" w:hAnsi="Times New Roman" w:eastAsia="Times New Roman" w:cs="Times New Roman"/>
+          <w:b w:val="false"/>
+          <w:bCs w:val="false"/>
+          <w:color w:val="000000"/>
+          <w:sz w:val="28"/>
+          <w:szCs w:val="28"/>
+          <w:lang w:val="ru-RU"/>
+        </w:rPr>
+      </w:pPr>
+      <w:r>
+        <w:rPr>
+          <w:rFonts w:eastAsia="Times New Roman" w:cs="Times New Roman" w:ascii="Courier New" w:hAnsi="Courier New"/>
+          <w:b w:val="false"/>
+          <w:bCs w:val="false"/>
+          <w:color w:val="000000"/>
+          <w:sz w:val="24"/>
+          <w:szCs w:val="24"/>
+          <w:lang w:val="en-US"/>
+        </w:rPr>
+        <w:t xml:space="preserve">    </w:t>
+      </w:r>
+      <w:r>
+        <w:rPr>
+          <w:rFonts w:eastAsia="Times New Roman" w:cs="Times New Roman" w:ascii="Courier New" w:hAnsi="Courier New"/>
+          <w:b w:val="false"/>
+          <w:bCs w:val="false"/>
+          <w:color w:val="000000"/>
+          <w:sz w:val="24"/>
+          <w:szCs w:val="24"/>
+          <w:lang w:val="en-US"/>
+        </w:rPr>
+        <w:t>a = a1;</w:t>
+      </w:r>
+    </w:p>
+    <w:p>
+      <w:pPr>
+        <w:pStyle w:val="Normal"/>
+        <w:bidi w:val="0"/>
+        <w:spacing w:lineRule="auto" w:line="360" w:before="0" w:after="0"/>
+        <w:ind w:firstLine="720"/>
+        <w:jc w:val="both"/>
+        <w:rPr>
+          <w:rFonts w:ascii="Times New Roman" w:hAnsi="Times New Roman" w:eastAsia="Times New Roman" w:cs="Times New Roman"/>
+          <w:b w:val="false"/>
+          <w:bCs w:val="false"/>
+          <w:color w:val="000000"/>
+          <w:sz w:val="28"/>
+          <w:szCs w:val="28"/>
+          <w:lang w:val="ru-RU"/>
+        </w:rPr>
+      </w:pPr>
+      <w:r>
+        <w:rPr>
+          <w:rFonts w:eastAsia="Times New Roman" w:cs="Times New Roman" w:ascii="Courier New" w:hAnsi="Courier New"/>
+          <w:b w:val="false"/>
+          <w:bCs w:val="false"/>
+          <w:color w:val="000000"/>
+          <w:sz w:val="24"/>
+          <w:szCs w:val="24"/>
+          <w:lang w:val="en-US"/>
+        </w:rPr>
+        <w:t xml:space="preserve">    </w:t>
+      </w:r>
+      <w:r>
+        <w:rPr>
+          <w:rFonts w:eastAsia="Times New Roman" w:cs="Times New Roman" w:ascii="Courier New" w:hAnsi="Courier New"/>
+          <w:b w:val="false"/>
+          <w:bCs w:val="false"/>
+          <w:color w:val="000000"/>
+          <w:sz w:val="24"/>
+          <w:szCs w:val="24"/>
+          <w:lang w:val="en-US"/>
+        </w:rPr>
+        <w:t>b = b1;</w:t>
+      </w:r>
+    </w:p>
+    <w:p>
+      <w:pPr>
+        <w:pStyle w:val="Normal"/>
+        <w:bidi w:val="0"/>
+        <w:spacing w:lineRule="auto" w:line="360" w:before="0" w:after="0"/>
+        <w:ind w:firstLine="720"/>
+        <w:jc w:val="both"/>
+        <w:rPr>
+          <w:rFonts w:ascii="Times New Roman" w:hAnsi="Times New Roman" w:eastAsia="Times New Roman" w:cs="Times New Roman"/>
+          <w:b w:val="false"/>
+          <w:bCs w:val="false"/>
+          <w:color w:val="000000"/>
+          <w:sz w:val="28"/>
+          <w:szCs w:val="28"/>
+          <w:lang w:val="ru-RU"/>
+        </w:rPr>
+      </w:pPr>
+      <w:r>
+        <w:rPr>
+          <w:rFonts w:eastAsia="Times New Roman" w:cs="Times New Roman" w:ascii="Times New Roman" w:hAnsi="Times New Roman"/>
+          <w:b w:val="false"/>
+          <w:bCs w:val="false"/>
+          <w:color w:val="000000"/>
+          <w:sz w:val="28"/>
+          <w:szCs w:val="28"/>
+          <w:lang w:val="ru-RU"/>
+        </w:rPr>
+      </w:r>
+    </w:p>
+    <w:p>
+      <w:pPr>
+        <w:pStyle w:val="Normal"/>
+        <w:bidi w:val="0"/>
+        <w:spacing w:lineRule="auto" w:line="360" w:before="0" w:after="0"/>
+        <w:ind w:firstLine="720"/>
+        <w:jc w:val="both"/>
+        <w:rPr>
+          <w:rFonts w:ascii="Times New Roman" w:hAnsi="Times New Roman" w:eastAsia="Times New Roman" w:cs="Times New Roman"/>
+          <w:b w:val="false"/>
+          <w:bCs w:val="false"/>
+          <w:color w:val="000000"/>
+          <w:sz w:val="28"/>
+          <w:szCs w:val="28"/>
+          <w:lang w:val="ru-RU"/>
+        </w:rPr>
+      </w:pPr>
+      <w:r>
+        <w:rPr>
+          <w:rFonts w:eastAsia="Times New Roman" w:cs="Times New Roman" w:ascii="Courier New" w:hAnsi="Courier New"/>
+          <w:b w:val="false"/>
+          <w:bCs w:val="false"/>
+          <w:color w:val="000000"/>
+          <w:sz w:val="24"/>
+          <w:szCs w:val="24"/>
+          <w:lang w:val="en-US"/>
+        </w:rPr>
+        <w:t xml:space="preserve">    </w:t>
+      </w:r>
+      <w:r>
+        <w:rPr>
+          <w:rFonts w:eastAsia="Times New Roman" w:cs="Times New Roman" w:ascii="Courier New" w:hAnsi="Courier New"/>
+          <w:b w:val="false"/>
+          <w:bCs w:val="false"/>
+          <w:color w:val="000000"/>
+          <w:sz w:val="24"/>
+          <w:szCs w:val="24"/>
+          <w:lang w:val="en-US"/>
+        </w:rPr>
+        <w:t>printf("Введите точность вычисления корня: "); // 0.0001</w:t>
+      </w:r>
+    </w:p>
+    <w:p>
+      <w:pPr>
+        <w:pStyle w:val="Normal"/>
+        <w:bidi w:val="0"/>
+        <w:spacing w:lineRule="auto" w:line="360" w:before="0" w:after="0"/>
+        <w:ind w:firstLine="720"/>
+        <w:jc w:val="both"/>
+        <w:rPr>
+          <w:rFonts w:ascii="Times New Roman" w:hAnsi="Times New Roman" w:eastAsia="Times New Roman" w:cs="Times New Roman"/>
+          <w:b w:val="false"/>
+          <w:bCs w:val="false"/>
+          <w:color w:val="000000"/>
+          <w:sz w:val="28"/>
+          <w:szCs w:val="28"/>
+          <w:lang w:val="ru-RU"/>
+        </w:rPr>
+      </w:pPr>
+      <w:r>
+        <w:rPr>
+          <w:rFonts w:eastAsia="Times New Roman" w:cs="Times New Roman" w:ascii="Courier New" w:hAnsi="Courier New"/>
+          <w:b w:val="false"/>
+          <w:bCs w:val="false"/>
+          <w:color w:val="000000"/>
+          <w:sz w:val="24"/>
+          <w:szCs w:val="24"/>
+          <w:lang w:val="en-US"/>
+        </w:rPr>
+        <w:t xml:space="preserve">    </w:t>
+      </w:r>
+      <w:r>
+        <w:rPr>
+          <w:rFonts w:eastAsia="Times New Roman" w:cs="Times New Roman" w:ascii="Courier New" w:hAnsi="Courier New"/>
+          <w:b w:val="false"/>
+          <w:bCs w:val="false"/>
+          <w:color w:val="000000"/>
+          <w:sz w:val="24"/>
+          <w:szCs w:val="24"/>
+          <w:lang w:val="en-US"/>
+        </w:rPr>
+        <w:t>scanf("%f", &amp;eps1);</w:t>
+      </w:r>
+    </w:p>
+    <w:p>
+      <w:pPr>
+        <w:pStyle w:val="Normal"/>
+        <w:bidi w:val="0"/>
+        <w:spacing w:lineRule="auto" w:line="360" w:before="0" w:after="0"/>
+        <w:ind w:firstLine="720"/>
+        <w:jc w:val="both"/>
+        <w:rPr>
+          <w:rFonts w:ascii="Times New Roman" w:hAnsi="Times New Roman" w:eastAsia="Times New Roman" w:cs="Times New Roman"/>
+          <w:b w:val="false"/>
+          <w:bCs w:val="false"/>
+          <w:color w:val="000000"/>
+          <w:sz w:val="28"/>
+          <w:szCs w:val="28"/>
+          <w:lang w:val="ru-RU"/>
+        </w:rPr>
+      </w:pPr>
+      <w:r>
+        <w:rPr>
+          <w:rFonts w:eastAsia="Times New Roman" w:cs="Times New Roman" w:ascii="Courier New" w:hAnsi="Courier New"/>
+          <w:b w:val="false"/>
+          <w:bCs w:val="false"/>
+          <w:color w:val="000000"/>
+          <w:sz w:val="24"/>
+          <w:szCs w:val="24"/>
+          <w:lang w:val="en-US"/>
+        </w:rPr>
+        <w:t xml:space="preserve">    </w:t>
+      </w:r>
+      <w:r>
+        <w:rPr>
+          <w:rFonts w:eastAsia="Times New Roman" w:cs="Times New Roman" w:ascii="Courier New" w:hAnsi="Courier New"/>
+          <w:b w:val="false"/>
+          <w:bCs w:val="false"/>
+          <w:color w:val="000000"/>
+          <w:sz w:val="24"/>
+          <w:szCs w:val="24"/>
+          <w:lang w:val="en-US"/>
+        </w:rPr>
+        <w:t>eps = eps1; //Точность вычисления корня</w:t>
+      </w:r>
+    </w:p>
+    <w:p>
+      <w:pPr>
+        <w:pStyle w:val="Normal"/>
+        <w:bidi w:val="0"/>
+        <w:spacing w:lineRule="auto" w:line="360" w:before="0" w:after="0"/>
+        <w:ind w:firstLine="720"/>
+        <w:jc w:val="both"/>
+        <w:rPr>
+          <w:rFonts w:ascii="Times New Roman" w:hAnsi="Times New Roman" w:eastAsia="Times New Roman" w:cs="Times New Roman"/>
+          <w:b w:val="false"/>
+          <w:bCs w:val="false"/>
+          <w:color w:val="000000"/>
+          <w:sz w:val="28"/>
+          <w:szCs w:val="28"/>
+          <w:lang w:val="ru-RU"/>
+        </w:rPr>
+      </w:pPr>
+      <w:r>
+        <w:rPr>
+          <w:rFonts w:eastAsia="Times New Roman" w:cs="Times New Roman" w:ascii="Times New Roman" w:hAnsi="Times New Roman"/>
+          <w:b w:val="false"/>
+          <w:bCs w:val="false"/>
+          <w:color w:val="000000"/>
+          <w:sz w:val="28"/>
+          <w:szCs w:val="28"/>
+          <w:lang w:val="ru-RU"/>
+        </w:rPr>
+      </w:r>
+    </w:p>
+    <w:p>
+      <w:pPr>
+        <w:pStyle w:val="Normal"/>
+        <w:bidi w:val="0"/>
+        <w:spacing w:lineRule="auto" w:line="360" w:before="0" w:after="0"/>
+        <w:ind w:firstLine="720"/>
+        <w:jc w:val="both"/>
+        <w:rPr>
+          <w:rFonts w:ascii="Times New Roman" w:hAnsi="Times New Roman" w:eastAsia="Times New Roman" w:cs="Times New Roman"/>
+          <w:b w:val="false"/>
+          <w:bCs w:val="false"/>
+          <w:color w:val="000000"/>
+          <w:sz w:val="28"/>
+          <w:szCs w:val="28"/>
+          <w:lang w:val="ru-RU"/>
+        </w:rPr>
+      </w:pPr>
+      <w:r>
+        <w:rPr>
+          <w:rFonts w:eastAsia="Times New Roman" w:cs="Times New Roman" w:ascii="Courier New" w:hAnsi="Courier New"/>
+          <w:b w:val="false"/>
+          <w:bCs w:val="false"/>
+          <w:color w:val="000000"/>
+          <w:sz w:val="24"/>
+          <w:szCs w:val="24"/>
+          <w:lang w:val="en-US"/>
+        </w:rPr>
+        <w:t xml:space="preserve">    </w:t>
+      </w:r>
+      <w:r>
+        <w:rPr>
+          <w:rFonts w:eastAsia="Times New Roman" w:cs="Times New Roman" w:ascii="Courier New" w:hAnsi="Courier New"/>
+          <w:b w:val="false"/>
+          <w:bCs w:val="false"/>
+          <w:color w:val="000000"/>
+          <w:sz w:val="24"/>
+          <w:szCs w:val="24"/>
+          <w:lang w:val="en-US"/>
+        </w:rPr>
+        <w:t>printf("Введите точность задания функции: "); // 0.000001</w:t>
+      </w:r>
+    </w:p>
+    <w:p>
+      <w:pPr>
+        <w:pStyle w:val="Normal"/>
+        <w:bidi w:val="0"/>
+        <w:spacing w:lineRule="auto" w:line="360" w:before="0" w:after="0"/>
+        <w:ind w:firstLine="720"/>
+        <w:jc w:val="both"/>
+        <w:rPr>
+          <w:rFonts w:ascii="Times New Roman" w:hAnsi="Times New Roman" w:eastAsia="Times New Roman" w:cs="Times New Roman"/>
+          <w:b w:val="false"/>
+          <w:bCs w:val="false"/>
+          <w:color w:val="000000"/>
+          <w:sz w:val="28"/>
+          <w:szCs w:val="28"/>
+          <w:lang w:val="ru-RU"/>
+        </w:rPr>
+      </w:pPr>
+      <w:r>
+        <w:rPr>
+          <w:rFonts w:eastAsia="Times New Roman" w:cs="Times New Roman" w:ascii="Courier New" w:hAnsi="Courier New"/>
+          <w:b w:val="false"/>
+          <w:bCs w:val="false"/>
+          <w:color w:val="000000"/>
+          <w:sz w:val="24"/>
+          <w:szCs w:val="24"/>
+          <w:lang w:val="en-US"/>
+        </w:rPr>
+        <w:t xml:space="preserve">    </w:t>
+      </w:r>
+      <w:r>
+        <w:rPr>
+          <w:rFonts w:eastAsia="Times New Roman" w:cs="Times New Roman" w:ascii="Courier New" w:hAnsi="Courier New"/>
+          <w:b w:val="false"/>
+          <w:bCs w:val="false"/>
+          <w:color w:val="000000"/>
+          <w:sz w:val="24"/>
+          <w:szCs w:val="24"/>
+          <w:lang w:val="en-US"/>
+        </w:rPr>
+        <w:t>scanf("%f", &amp;delta1);</w:t>
+      </w:r>
+    </w:p>
+    <w:p>
+      <w:pPr>
+        <w:pStyle w:val="Normal"/>
+        <w:bidi w:val="0"/>
+        <w:spacing w:lineRule="auto" w:line="360" w:before="0" w:after="0"/>
+        <w:ind w:firstLine="720"/>
+        <w:jc w:val="both"/>
+        <w:rPr>
+          <w:rFonts w:ascii="Times New Roman" w:hAnsi="Times New Roman" w:eastAsia="Times New Roman" w:cs="Times New Roman"/>
+          <w:b w:val="false"/>
+          <w:bCs w:val="false"/>
+          <w:color w:val="000000"/>
+          <w:sz w:val="28"/>
+          <w:szCs w:val="28"/>
+          <w:lang w:val="ru-RU"/>
+        </w:rPr>
+      </w:pPr>
+      <w:r>
+        <w:rPr>
+          <w:rFonts w:eastAsia="Times New Roman" w:cs="Times New Roman" w:ascii="Courier New" w:hAnsi="Courier New"/>
+          <w:b w:val="false"/>
+          <w:bCs w:val="false"/>
+          <w:color w:val="000000"/>
+          <w:sz w:val="24"/>
+          <w:szCs w:val="24"/>
+          <w:lang w:val="en-US"/>
+        </w:rPr>
+        <w:t xml:space="preserve">    </w:t>
+      </w:r>
+      <w:r>
+        <w:rPr>
+          <w:rFonts w:eastAsia="Times New Roman" w:cs="Times New Roman" w:ascii="Courier New" w:hAnsi="Courier New"/>
+          <w:b w:val="false"/>
+          <w:bCs w:val="false"/>
+          <w:color w:val="000000"/>
+          <w:sz w:val="24"/>
+          <w:szCs w:val="24"/>
+          <w:lang w:val="en-US"/>
+        </w:rPr>
+        <w:t>delta = delta1; // Точность задания функции</w:t>
+      </w:r>
+    </w:p>
+    <w:p>
+      <w:pPr>
+        <w:pStyle w:val="Normal"/>
+        <w:bidi w:val="0"/>
+        <w:spacing w:lineRule="auto" w:line="360" w:before="0" w:after="0"/>
+        <w:ind w:firstLine="720"/>
+        <w:jc w:val="both"/>
+        <w:rPr>
+          <w:rFonts w:ascii="Times New Roman" w:hAnsi="Times New Roman" w:eastAsia="Times New Roman" w:cs="Times New Roman"/>
+          <w:b w:val="false"/>
+          <w:bCs w:val="false"/>
+          <w:color w:val="000000"/>
+          <w:sz w:val="28"/>
+          <w:szCs w:val="28"/>
+          <w:lang w:val="ru-RU"/>
+        </w:rPr>
+      </w:pPr>
+      <w:r>
+        <w:rPr>
+          <w:rFonts w:eastAsia="Times New Roman" w:cs="Times New Roman" w:ascii="Times New Roman" w:hAnsi="Times New Roman"/>
+          <w:b w:val="false"/>
+          <w:bCs w:val="false"/>
+          <w:color w:val="000000"/>
+          <w:sz w:val="28"/>
+          <w:szCs w:val="28"/>
+          <w:lang w:val="ru-RU"/>
+        </w:rPr>
+      </w:r>
+    </w:p>
+    <w:p>
+      <w:pPr>
+        <w:pStyle w:val="Normal"/>
+        <w:bidi w:val="0"/>
+        <w:spacing w:lineRule="auto" w:line="360" w:before="0" w:after="0"/>
+        <w:ind w:firstLine="720"/>
+        <w:jc w:val="both"/>
+        <w:rPr>
+          <w:rFonts w:ascii="Times New Roman" w:hAnsi="Times New Roman" w:eastAsia="Times New Roman" w:cs="Times New Roman"/>
+          <w:b w:val="false"/>
+          <w:bCs w:val="false"/>
+          <w:color w:val="000000"/>
+          <w:sz w:val="28"/>
+          <w:szCs w:val="28"/>
+          <w:lang w:val="ru-RU"/>
+        </w:rPr>
+      </w:pPr>
+      <w:r>
+        <w:rPr>
+          <w:rFonts w:eastAsia="Times New Roman" w:cs="Times New Roman" w:ascii="Courier New" w:hAnsi="Courier New"/>
+          <w:b w:val="false"/>
+          <w:bCs w:val="false"/>
+          <w:color w:val="000000"/>
+          <w:sz w:val="24"/>
+          <w:szCs w:val="24"/>
+          <w:lang w:val="en-US"/>
+        </w:rPr>
+        <w:t xml:space="preserve">    </w:t>
+      </w:r>
+      <w:r>
+        <w:rPr>
+          <w:rFonts w:eastAsia="Times New Roman" w:cs="Times New Roman" w:ascii="Courier New" w:hAnsi="Courier New"/>
+          <w:b w:val="false"/>
+          <w:bCs w:val="false"/>
+          <w:color w:val="000000"/>
+          <w:sz w:val="24"/>
+          <w:szCs w:val="24"/>
+          <w:lang w:val="en-US"/>
+        </w:rPr>
+        <w:t>x = HORDA(a, b, eps, k);</w:t>
+      </w:r>
+    </w:p>
+    <w:p>
+      <w:pPr>
+        <w:pStyle w:val="Normal"/>
+        <w:bidi w:val="0"/>
+        <w:spacing w:lineRule="auto" w:line="360" w:before="0" w:after="0"/>
+        <w:ind w:firstLine="720"/>
+        <w:jc w:val="both"/>
+        <w:rPr>
+          <w:rFonts w:ascii="Times New Roman" w:hAnsi="Times New Roman" w:eastAsia="Times New Roman" w:cs="Times New Roman"/>
+          <w:b w:val="false"/>
+          <w:bCs w:val="false"/>
+          <w:color w:val="000000"/>
+          <w:sz w:val="28"/>
+          <w:szCs w:val="28"/>
+          <w:lang w:val="ru-RU"/>
+        </w:rPr>
+      </w:pPr>
+      <w:r>
+        <w:rPr>
+          <w:rFonts w:eastAsia="Times New Roman" w:cs="Times New Roman" w:ascii="Times New Roman" w:hAnsi="Times New Roman"/>
+          <w:b w:val="false"/>
+          <w:bCs w:val="false"/>
+          <w:color w:val="000000"/>
+          <w:sz w:val="28"/>
+          <w:szCs w:val="28"/>
+          <w:lang w:val="ru-RU"/>
+        </w:rPr>
+      </w:r>
+    </w:p>
+    <w:p>
+      <w:pPr>
+        <w:pStyle w:val="Normal"/>
+        <w:bidi w:val="0"/>
+        <w:spacing w:lineRule="auto" w:line="360" w:before="0" w:after="0"/>
+        <w:ind w:firstLine="720"/>
+        <w:jc w:val="both"/>
+        <w:rPr>
+          <w:rFonts w:ascii="Times New Roman" w:hAnsi="Times New Roman" w:eastAsia="Times New Roman" w:cs="Times New Roman"/>
+          <w:b w:val="false"/>
+          <w:bCs w:val="false"/>
+          <w:color w:val="000000"/>
+          <w:sz w:val="28"/>
+          <w:szCs w:val="28"/>
+          <w:lang w:val="ru-RU"/>
+        </w:rPr>
+      </w:pPr>
+      <w:r>
+        <w:rPr>
+          <w:rFonts w:eastAsia="Times New Roman" w:cs="Times New Roman" w:ascii="Courier New" w:hAnsi="Courier New"/>
+          <w:b w:val="false"/>
+          <w:bCs w:val="false"/>
+          <w:color w:val="000000"/>
+          <w:sz w:val="24"/>
+          <w:szCs w:val="24"/>
+          <w:lang w:val="en-US"/>
+        </w:rPr>
+        <w:t xml:space="preserve">    </w:t>
+      </w:r>
+      <w:r>
+        <w:rPr>
+          <w:rFonts w:eastAsia="Times New Roman" w:cs="Times New Roman" w:ascii="Courier New" w:hAnsi="Courier New"/>
+          <w:b w:val="false"/>
+          <w:bCs w:val="false"/>
+          <w:color w:val="000000"/>
+          <w:sz w:val="24"/>
+          <w:szCs w:val="24"/>
+          <w:lang w:val="en-US"/>
+        </w:rPr>
+        <w:t>printf("\nРезультаты:\n");</w:t>
+      </w:r>
+    </w:p>
+    <w:p>
+      <w:pPr>
+        <w:pStyle w:val="Normal"/>
+        <w:bidi w:val="0"/>
+        <w:spacing w:lineRule="auto" w:line="360" w:before="0" w:after="0"/>
+        <w:ind w:firstLine="720"/>
+        <w:jc w:val="both"/>
+        <w:rPr>
+          <w:rFonts w:ascii="Times New Roman" w:hAnsi="Times New Roman" w:eastAsia="Times New Roman" w:cs="Times New Roman"/>
+          <w:b w:val="false"/>
+          <w:bCs w:val="false"/>
+          <w:color w:val="000000"/>
+          <w:sz w:val="28"/>
+          <w:szCs w:val="28"/>
+          <w:lang w:val="ru-RU"/>
+        </w:rPr>
+      </w:pPr>
+      <w:r>
+        <w:rPr>
+          <w:rFonts w:eastAsia="Times New Roman" w:cs="Times New Roman" w:ascii="Courier New" w:hAnsi="Courier New"/>
+          <w:b w:val="false"/>
+          <w:bCs w:val="false"/>
+          <w:color w:val="000000"/>
+          <w:sz w:val="24"/>
+          <w:szCs w:val="24"/>
+          <w:lang w:val="en-US"/>
+        </w:rPr>
+        <w:t xml:space="preserve">    </w:t>
+      </w:r>
+      <w:r>
+        <w:rPr>
+          <w:rFonts w:eastAsia="Times New Roman" w:cs="Times New Roman" w:ascii="Courier New" w:hAnsi="Courier New"/>
+          <w:b w:val="false"/>
+          <w:bCs w:val="false"/>
+          <w:color w:val="000000"/>
+          <w:sz w:val="24"/>
+          <w:szCs w:val="24"/>
+          <w:lang w:val="en-US"/>
+        </w:rPr>
+        <w:t>printf("x = %f\n", x);</w:t>
+      </w:r>
+    </w:p>
+    <w:p>
+      <w:pPr>
+        <w:pStyle w:val="Normal"/>
+        <w:bidi w:val="0"/>
+        <w:spacing w:lineRule="auto" w:line="360" w:before="0" w:after="0"/>
+        <w:ind w:firstLine="720"/>
+        <w:jc w:val="both"/>
+        <w:rPr>
+          <w:rFonts w:ascii="Times New Roman" w:hAnsi="Times New Roman" w:eastAsia="Times New Roman" w:cs="Times New Roman"/>
+          <w:b w:val="false"/>
+          <w:bCs w:val="false"/>
+          <w:color w:val="000000"/>
+          <w:sz w:val="28"/>
+          <w:szCs w:val="28"/>
+          <w:lang w:val="ru-RU"/>
+        </w:rPr>
+      </w:pPr>
+      <w:r>
+        <w:rPr>
+          <w:rFonts w:eastAsia="Times New Roman" w:cs="Times New Roman" w:ascii="Courier New" w:hAnsi="Courier New"/>
+          <w:b w:val="false"/>
+          <w:bCs w:val="false"/>
+          <w:color w:val="000000"/>
+          <w:sz w:val="24"/>
+          <w:szCs w:val="24"/>
+          <w:lang w:val="en-US"/>
+        </w:rPr>
+        <w:t xml:space="preserve">    </w:t>
+      </w:r>
+      <w:r>
+        <w:rPr>
+          <w:rFonts w:eastAsia="Times New Roman" w:cs="Times New Roman" w:ascii="Courier New" w:hAnsi="Courier New"/>
+          <w:b w:val="false"/>
+          <w:bCs w:val="false"/>
+          <w:color w:val="000000"/>
+          <w:sz w:val="24"/>
+          <w:szCs w:val="24"/>
+          <w:lang w:val="en-US"/>
+        </w:rPr>
+        <w:t>printf("Число итераций N = %d\n", k);</w:t>
+      </w:r>
+    </w:p>
+    <w:p>
+      <w:pPr>
+        <w:pStyle w:val="Normal"/>
+        <w:bidi w:val="0"/>
+        <w:spacing w:lineRule="auto" w:line="360" w:before="0" w:after="0"/>
+        <w:ind w:firstLine="720"/>
+        <w:jc w:val="both"/>
+        <w:rPr>
+          <w:rFonts w:ascii="Times New Roman" w:hAnsi="Times New Roman" w:eastAsia="Times New Roman" w:cs="Times New Roman"/>
+          <w:b w:val="false"/>
+          <w:bCs w:val="false"/>
+          <w:color w:val="000000"/>
+          <w:sz w:val="28"/>
+          <w:szCs w:val="28"/>
+          <w:lang w:val="ru-RU"/>
+        </w:rPr>
+      </w:pPr>
+      <w:r>
+        <w:rPr>
+          <w:rFonts w:eastAsia="Times New Roman" w:cs="Times New Roman" w:ascii="Courier New" w:hAnsi="Courier New"/>
+          <w:b w:val="false"/>
+          <w:bCs w:val="false"/>
+          <w:color w:val="000000"/>
+          <w:sz w:val="24"/>
+          <w:szCs w:val="24"/>
+          <w:lang w:val="en-US"/>
+        </w:rPr>
+        <w:t xml:space="preserve">    </w:t>
+      </w:r>
+      <w:r>
+        <w:rPr>
+          <w:rFonts w:eastAsia="Times New Roman" w:cs="Times New Roman" w:ascii="Courier New" w:hAnsi="Courier New"/>
+          <w:b w:val="false"/>
+          <w:bCs w:val="false"/>
+          <w:color w:val="000000"/>
+          <w:sz w:val="24"/>
+          <w:szCs w:val="24"/>
+          <w:lang w:val="en-US"/>
+        </w:rPr>
+        <w:t>return 0;</w:t>
+      </w:r>
+    </w:p>
+    <w:p>
+      <w:pPr>
+        <w:pStyle w:val="Normal"/>
+        <w:bidi w:val="0"/>
+        <w:spacing w:lineRule="auto" w:line="360" w:before="0" w:after="0"/>
+        <w:ind w:firstLine="720"/>
+        <w:jc w:val="both"/>
+        <w:rPr>
+          <w:rFonts w:ascii="Times New Roman" w:hAnsi="Times New Roman" w:eastAsia="Times New Roman" w:cs="Times New Roman"/>
+          <w:b w:val="false"/>
+          <w:bCs w:val="false"/>
+          <w:color w:val="000000"/>
+          <w:sz w:val="28"/>
+          <w:szCs w:val="28"/>
+          <w:lang w:val="ru-RU"/>
+        </w:rPr>
+      </w:pPr>
+      <w:r>
+        <w:rPr>
+          <w:rFonts w:eastAsia="Times New Roman" w:cs="Times New Roman" w:ascii="Courier New" w:hAnsi="Courier New"/>
+          <w:b w:val="false"/>
+          <w:bCs w:val="false"/>
+          <w:color w:val="000000"/>
+          <w:sz w:val="24"/>
+          <w:szCs w:val="24"/>
+          <w:lang w:val="en-US"/>
+        </w:rPr>
+        <w:t>}</w:t>
+      </w:r>
+    </w:p>
+    <w:p>
+      <w:pPr>
+        <w:pStyle w:val="Normal"/>
+        <w:bidi w:val="0"/>
+        <w:spacing w:lineRule="auto" w:line="360" w:before="0" w:after="0"/>
+        <w:ind w:firstLine="720"/>
+        <w:jc w:val="both"/>
+        <w:rPr>
+          <w:rFonts w:ascii="Times New Roman" w:hAnsi="Times New Roman" w:eastAsia="Times New Roman" w:cs="Times New Roman"/>
+          <w:b w:val="false"/>
+          <w:bCs w:val="false"/>
+          <w:color w:val="000000"/>
+          <w:sz w:val="28"/>
+          <w:szCs w:val="28"/>
+          <w:lang w:val="ru-RU"/>
+        </w:rPr>
+      </w:pPr>
+      <w:r>
+        <w:rPr>
+          <w:rFonts w:eastAsia="Times New Roman" w:cs="Times New Roman" w:ascii="Times New Roman" w:hAnsi="Times New Roman"/>
+          <w:b w:val="false"/>
+          <w:bCs w:val="false"/>
+          <w:color w:val="000000"/>
+          <w:sz w:val="28"/>
+          <w:szCs w:val="28"/>
+          <w:lang w:val="ru-RU"/>
+        </w:rPr>
+      </w:r>
+    </w:p>
+    <w:p>
+      <w:pPr>
+        <w:pStyle w:val="Normal"/>
+        <w:bidi w:val="0"/>
+        <w:spacing w:lineRule="auto" w:line="360" w:before="0" w:after="0"/>
+        <w:ind w:firstLine="720"/>
+        <w:jc w:val="both"/>
+        <w:rPr>
+          <w:rFonts w:ascii="Times New Roman" w:hAnsi="Times New Roman" w:eastAsia="Times New Roman" w:cs="Times New Roman"/>
+          <w:b w:val="false"/>
+          <w:bCs w:val="false"/>
+          <w:color w:val="000000"/>
+          <w:sz w:val="28"/>
+          <w:szCs w:val="28"/>
+          <w:lang w:val="en-US"/>
+        </w:rPr>
+      </w:pPr>
+      <w:r>
+        <w:rPr>
+          <w:rFonts w:eastAsia="Times New Roman" w:cs="Times New Roman" w:ascii="Times New Roman" w:hAnsi="Times New Roman"/>
+          <w:b w:val="false"/>
+          <w:bCs w:val="false"/>
+          <w:color w:val="000000"/>
+          <w:sz w:val="28"/>
+          <w:szCs w:val="28"/>
+          <w:lang w:val="ru-RU"/>
+        </w:rPr>
+        <w:t xml:space="preserve">Файл </w:t>
+      </w:r>
+      <w:r>
+        <w:rPr>
+          <w:rFonts w:eastAsia="Times New Roman" w:cs="Times New Roman" w:ascii="Times New Roman" w:hAnsi="Times New Roman"/>
+          <w:b w:val="false"/>
+          <w:bCs w:val="false"/>
+          <w:color w:val="000000"/>
+          <w:sz w:val="28"/>
+          <w:szCs w:val="28"/>
+          <w:lang w:val="en-US"/>
+        </w:rPr>
+        <w:t>methods.cpp:</w:t>
+      </w:r>
+    </w:p>
+    <w:p>
+      <w:pPr>
+        <w:pStyle w:val="Normal"/>
+        <w:bidi w:val="0"/>
+        <w:spacing w:lineRule="auto" w:line="360" w:before="0" w:after="0"/>
+        <w:ind w:firstLine="720"/>
+        <w:jc w:val="both"/>
+        <w:rPr>
+          <w:rFonts w:ascii="Times New Roman" w:hAnsi="Times New Roman" w:eastAsia="Times New Roman" w:cs="Times New Roman"/>
+          <w:b w:val="false"/>
+          <w:bCs w:val="false"/>
+          <w:color w:val="000000"/>
+          <w:sz w:val="28"/>
+          <w:szCs w:val="28"/>
+          <w:lang w:val="ru-RU"/>
+        </w:rPr>
+      </w:pPr>
+      <w:r>
+        <w:rPr>
+          <w:rFonts w:eastAsia="Times New Roman" w:cs="Times New Roman" w:ascii="Courier New" w:hAnsi="Courier New"/>
+          <w:b w:val="false"/>
+          <w:bCs w:val="false"/>
+          <w:color w:val="000000"/>
+          <w:sz w:val="24"/>
+          <w:szCs w:val="24"/>
+          <w:lang w:val="en-US"/>
+        </w:rPr>
         <w:t>#include &lt;stdio.h&gt;</w:t>
       </w:r>
     </w:p>
@@ -9704,15 +11200,14 @@
       </w:pPr>
       <w:r>
         <w:rPr>
-          <w:rFonts w:eastAsia="Times New Roman" w:cs="Times New Roman" w:ascii="Courier New" w:hAnsi="Courier New"/>
-          <w:b w:val="false"/>
-          <w:bCs w:val="false"/>
-          <w:color w:val="000000"/>
-          <w:sz w:val="24"/>
-          <w:szCs w:val="24"/>
-          <w:lang w:val="en-US"/>
-        </w:rPr>
-        <w:t>#include "methods.h"</w:t>
+          <w:rFonts w:eastAsia="Times New Roman" w:cs="Times New Roman" w:ascii="Times New Roman" w:hAnsi="Times New Roman"/>
+          <w:b w:val="false"/>
+          <w:bCs w:val="false"/>
+          <w:color w:val="000000"/>
+          <w:sz w:val="28"/>
+          <w:szCs w:val="28"/>
+          <w:lang w:val="ru-RU"/>
+        </w:rPr>
       </w:r>
     </w:p>
     <w:p>
@@ -9733,7 +11228,16 @@
         </w:rPr>
       </w:pPr>
       <w:r>
-        <w:rPr/>
+        <w:rPr>
+          <w:rFonts w:eastAsia="Times New Roman" w:cs="Times New Roman" w:ascii="Courier New" w:hAnsi="Courier New"/>
+          <w:b w:val="false"/>
+          <w:bCs w:val="false"/>
+          <w:color w:val="000000"/>
+          <w:sz w:val="24"/>
+          <w:szCs w:val="24"/>
+          <w:lang w:val="en-US"/>
+        </w:rPr>
+        <w:t>extern double F(double);</w:t>
       </w:r>
     </w:p>
     <w:p>
@@ -9755,15 +11259,14 @@
       </w:pPr>
       <w:r>
         <w:rPr>
-          <w:rFonts w:eastAsia="Times New Roman" w:cs="Times New Roman" w:ascii="Courier New" w:hAnsi="Courier New"/>
-          <w:b w:val="false"/>
-          <w:bCs w:val="false"/>
-          <w:color w:val="000000"/>
-          <w:sz w:val="24"/>
-          <w:szCs w:val="24"/>
-          <w:lang w:val="en-US"/>
-        </w:rPr>
-        <w:t>double delta;</w:t>
+          <w:rFonts w:eastAsia="Times New Roman" w:cs="Times New Roman" w:ascii="Times New Roman" w:hAnsi="Times New Roman"/>
+          <w:b w:val="false"/>
+          <w:bCs w:val="false"/>
+          <w:color w:val="000000"/>
+          <w:sz w:val="28"/>
+          <w:szCs w:val="28"/>
+          <w:lang w:val="ru-RU"/>
+        </w:rPr>
       </w:r>
     </w:p>
     <w:p>
@@ -9784,7 +11287,16 @@
         </w:rPr>
       </w:pPr>
       <w:r>
-        <w:rPr/>
+        <w:rPr>
+          <w:rFonts w:eastAsia="Times New Roman" w:cs="Times New Roman" w:ascii="Courier New" w:hAnsi="Courier New"/>
+          <w:b w:val="false"/>
+          <w:bCs w:val="false"/>
+          <w:color w:val="000000"/>
+          <w:sz w:val="24"/>
+          <w:szCs w:val="24"/>
+          <w:lang w:val="en-US"/>
+        </w:rPr>
+        <w:t>double HORDA(double Left, double Right, double Eps, int &amp;N)</w:t>
       </w:r>
     </w:p>
     <w:p>
@@ -9814,7 +11326,7 @@
           <w:szCs w:val="24"/>
           <w:lang w:val="en-US"/>
         </w:rPr>
-        <w:t>double F(double x){</w:t>
+        <w:t>{</w:t>
       </w:r>
     </w:p>
     <w:p>
@@ -9856,7 +11368,7 @@
           <w:szCs w:val="24"/>
           <w:lang w:val="en-US"/>
         </w:rPr>
-        <w:t>extern double delta;</w:t>
+        <w:t>double FLeft = F(Left);</w:t>
       </w:r>
     </w:p>
     <w:p>
@@ -9898,7 +11410,7 @@
           <w:szCs w:val="24"/>
           <w:lang w:val="en-US"/>
         </w:rPr>
-        <w:t>double s;</w:t>
+        <w:t>double FRight = F(Right);</w:t>
       </w:r>
     </w:p>
     <w:p>
@@ -9919,7 +11431,28 @@
         </w:rPr>
       </w:pPr>
       <w:r>
-        <w:rPr/>
+        <w:rPr>
+          <w:rFonts w:eastAsia="Times New Roman" w:cs="Times New Roman" w:ascii="Courier New" w:hAnsi="Courier New"/>
+          <w:b w:val="false"/>
+          <w:bCs w:val="false"/>
+          <w:color w:val="000000"/>
+          <w:sz w:val="24"/>
+          <w:szCs w:val="24"/>
+          <w:lang w:val="en-US"/>
+        </w:rPr>
+        <w:t xml:space="preserve">    </w:t>
+      </w:r>
+      <w:r>
+        <w:rPr>
+          <w:rFonts w:eastAsia="Times New Roman" w:cs="Times New Roman" w:ascii="Courier New" w:hAnsi="Courier New"/>
+          <w:b w:val="false"/>
+          <w:bCs w:val="false"/>
+          <w:color w:val="000000"/>
+          <w:sz w:val="24"/>
+          <w:szCs w:val="24"/>
+          <w:lang w:val="en-US"/>
+        </w:rPr>
+        <w:t>double X, Y;</w:t>
       </w:r>
     </w:p>
     <w:p>
@@ -9961,7 +11494,7 @@
           <w:szCs w:val="24"/>
           <w:lang w:val="en-US"/>
         </w:rPr>
-        <w:t>s = x * x - 5.0 * sin(x); // Значение функции</w:t>
+        <w:t>if (FLeft * FRight &gt; 0.0)</w:t>
       </w:r>
     </w:p>
     <w:p>
@@ -9982,7 +11515,28 @@
         </w:rPr>
       </w:pPr>
       <w:r>
-        <w:rPr/>
+        <w:rPr>
+          <w:rFonts w:eastAsia="Times New Roman" w:cs="Times New Roman" w:ascii="Courier New" w:hAnsi="Courier New"/>
+          <w:b w:val="false"/>
+          <w:bCs w:val="false"/>
+          <w:color w:val="000000"/>
+          <w:sz w:val="24"/>
+          <w:szCs w:val="24"/>
+          <w:lang w:val="en-US"/>
+        </w:rPr>
+        <w:t xml:space="preserve">    </w:t>
+      </w:r>
+      <w:r>
+        <w:rPr>
+          <w:rFonts w:eastAsia="Times New Roman" w:cs="Times New Roman" w:ascii="Courier New" w:hAnsi="Courier New"/>
+          <w:b w:val="false"/>
+          <w:bCs w:val="false"/>
+          <w:color w:val="000000"/>
+          <w:sz w:val="24"/>
+          <w:szCs w:val="24"/>
+          <w:lang w:val="en-US"/>
+        </w:rPr>
+        <w:t>{</w:t>
       </w:r>
     </w:p>
     <w:p>
@@ -10012,6 +11566,90 @@
           <w:szCs w:val="24"/>
           <w:lang w:val="en-US"/>
         </w:rPr>
+        <w:t xml:space="preserve">        </w:t>
+      </w:r>
+      <w:r>
+        <w:rPr>
+          <w:rFonts w:eastAsia="Times New Roman" w:cs="Times New Roman" w:ascii="Courier New" w:hAnsi="Courier New"/>
+          <w:b w:val="false"/>
+          <w:bCs w:val="false"/>
+          <w:color w:val="000000"/>
+          <w:sz w:val="24"/>
+          <w:szCs w:val="24"/>
+          <w:lang w:val="en-US"/>
+        </w:rPr>
+        <w:t>puts("Неверное задание интервала\n");</w:t>
+      </w:r>
+    </w:p>
+    <w:p>
+      <w:pPr>
+        <w:pStyle w:val="Normal"/>
+        <w:bidi w:val="0"/>
+        <w:spacing w:lineRule="auto" w:line="360" w:before="0" w:after="0"/>
+        <w:ind w:firstLine="720"/>
+        <w:jc w:val="both"/>
+        <w:rPr>
+          <w:rFonts w:ascii="Times New Roman" w:hAnsi="Times New Roman" w:eastAsia="Times New Roman" w:cs="Times New Roman"/>
+          <w:b w:val="false"/>
+          <w:bCs w:val="false"/>
+          <w:color w:val="000000"/>
+          <w:sz w:val="28"/>
+          <w:szCs w:val="28"/>
+          <w:lang w:val="ru-RU"/>
+        </w:rPr>
+      </w:pPr>
+      <w:r>
+        <w:rPr>
+          <w:rFonts w:eastAsia="Times New Roman" w:cs="Times New Roman" w:ascii="Courier New" w:hAnsi="Courier New"/>
+          <w:b w:val="false"/>
+          <w:bCs w:val="false"/>
+          <w:color w:val="000000"/>
+          <w:sz w:val="24"/>
+          <w:szCs w:val="24"/>
+          <w:lang w:val="en-US"/>
+        </w:rPr>
+        <w:t xml:space="preserve">        </w:t>
+      </w:r>
+      <w:r>
+        <w:rPr>
+          <w:rFonts w:eastAsia="Times New Roman" w:cs="Times New Roman" w:ascii="Courier New" w:hAnsi="Courier New"/>
+          <w:b w:val="false"/>
+          <w:bCs w:val="false"/>
+          <w:color w:val="000000"/>
+          <w:sz w:val="24"/>
+          <w:szCs w:val="24"/>
+          <w:lang w:val="en-US"/>
+        </w:rPr>
+        <w:t>exit(1);</w:t>
+      </w:r>
+    </w:p>
+    <w:p>
+      <w:pPr>
+        <w:pStyle w:val="Normal"/>
+        <w:bidi w:val="0"/>
+        <w:spacing w:lineRule="auto" w:line="360" w:before="0" w:after="0"/>
+        <w:ind w:firstLine="720"/>
+        <w:jc w:val="both"/>
+        <w:rPr>
+          <w:rFonts w:ascii="Times New Roman" w:hAnsi="Times New Roman" w:eastAsia="Times New Roman" w:cs="Times New Roman"/>
+          <w:b w:val="false"/>
+          <w:bCs w:val="false"/>
+          <w:color w:val="000000"/>
+          <w:sz w:val="28"/>
+          <w:szCs w:val="28"/>
+          <w:lang w:val="ru-RU"/>
+        </w:rPr>
+      </w:pPr>
+      <w:r>
+        <w:rPr>
+          <w:rFonts w:eastAsia="Times New Roman" w:cs="Times New Roman" w:ascii="Courier New" w:hAnsi="Courier New"/>
+          <w:b w:val="false"/>
+          <w:bCs w:val="false"/>
+          <w:color w:val="000000"/>
+          <w:sz w:val="24"/>
+          <w:szCs w:val="24"/>
+          <w:lang w:val="en-US"/>
+        </w:rPr>
         <w:t xml:space="preserve">    </w:t>
       </w:r>
       <w:r>
@@ -10024,7 +11662,7 @@
           <w:szCs w:val="24"/>
           <w:lang w:val="en-US"/>
         </w:rPr>
-        <w:t>s = Round(s, delta); // Округление с точностью delta</w:t>
+        <w:t>}</w:t>
       </w:r>
     </w:p>
     <w:p>
@@ -10045,7 +11683,28 @@
         </w:rPr>
       </w:pPr>
       <w:r>
-        <w:rPr/>
+        <w:rPr>
+          <w:rFonts w:eastAsia="Times New Roman" w:cs="Times New Roman" w:ascii="Courier New" w:hAnsi="Courier New"/>
+          <w:b w:val="false"/>
+          <w:bCs w:val="false"/>
+          <w:color w:val="000000"/>
+          <w:sz w:val="24"/>
+          <w:szCs w:val="24"/>
+          <w:lang w:val="en-US"/>
+        </w:rPr>
+        <w:t xml:space="preserve">    </w:t>
+      </w:r>
+      <w:r>
+        <w:rPr>
+          <w:rFonts w:eastAsia="Times New Roman" w:cs="Times New Roman" w:ascii="Courier New" w:hAnsi="Courier New"/>
+          <w:b w:val="false"/>
+          <w:bCs w:val="false"/>
+          <w:color w:val="000000"/>
+          <w:sz w:val="24"/>
+          <w:szCs w:val="24"/>
+          <w:lang w:val="en-US"/>
+        </w:rPr>
+        <w:t>if (Eps &lt;= 0.0)</w:t>
       </w:r>
     </w:p>
     <w:p>
@@ -10087,7 +11746,7 @@
           <w:szCs w:val="24"/>
           <w:lang w:val="en-US"/>
         </w:rPr>
-        <w:t>return s;</w:t>
+        <w:t>{</w:t>
       </w:r>
     </w:p>
     <w:p>
@@ -10117,6 +11776,102 @@
           <w:szCs w:val="24"/>
           <w:lang w:val="en-US"/>
         </w:rPr>
+        <w:t xml:space="preserve">        </w:t>
+      </w:r>
+      <w:r>
+        <w:rPr>
+          <w:rFonts w:eastAsia="Times New Roman" w:cs="Times New Roman" w:ascii="Courier New" w:hAnsi="Courier New"/>
+          <w:b w:val="false"/>
+          <w:bCs w:val="false"/>
+          <w:color w:val="000000"/>
+          <w:sz w:val="24"/>
+          <w:szCs w:val="24"/>
+          <w:lang w:val="en-US"/>
+        </w:rPr>
+        <w:t>puts("Неверное задание точности\n");</w:t>
+      </w:r>
+    </w:p>
+    <w:p>
+      <w:pPr>
+        <w:pStyle w:val="Normal"/>
+        <w:bidi w:val="0"/>
+        <w:spacing w:lineRule="auto" w:line="360" w:before="0" w:after="0"/>
+        <w:ind w:firstLine="720"/>
+        <w:jc w:val="both"/>
+        <w:rPr>
+          <w:rFonts w:ascii="Times New Roman" w:hAnsi="Times New Roman" w:eastAsia="Times New Roman" w:cs="Times New Roman"/>
+          <w:b w:val="false"/>
+          <w:bCs w:val="false"/>
+          <w:color w:val="000000"/>
+          <w:sz w:val="28"/>
+          <w:szCs w:val="28"/>
+          <w:lang w:val="ru-RU"/>
+        </w:rPr>
+      </w:pPr>
+      <w:r>
+        <w:rPr>
+          <w:rFonts w:eastAsia="Times New Roman" w:cs="Times New Roman" w:ascii="Courier New" w:hAnsi="Courier New"/>
+          <w:b w:val="false"/>
+          <w:bCs w:val="false"/>
+          <w:color w:val="000000"/>
+          <w:sz w:val="24"/>
+          <w:szCs w:val="24"/>
+          <w:lang w:val="en-US"/>
+        </w:rPr>
+        <w:t xml:space="preserve">        </w:t>
+      </w:r>
+      <w:r>
+        <w:rPr>
+          <w:rFonts w:eastAsia="Times New Roman" w:cs="Times New Roman" w:ascii="Courier New" w:hAnsi="Courier New"/>
+          <w:b w:val="false"/>
+          <w:bCs w:val="false"/>
+          <w:color w:val="000000"/>
+          <w:sz w:val="24"/>
+          <w:szCs w:val="24"/>
+          <w:lang w:val="en-US"/>
+        </w:rPr>
+        <w:t>exit(1);</w:t>
+      </w:r>
+    </w:p>
+    <w:p>
+      <w:pPr>
+        <w:pStyle w:val="Normal"/>
+        <w:bidi w:val="0"/>
+        <w:spacing w:lineRule="auto" w:line="360" w:before="0" w:after="0"/>
+        <w:ind w:firstLine="720"/>
+        <w:jc w:val="both"/>
+        <w:rPr>
+          <w:rFonts w:ascii="Times New Roman" w:hAnsi="Times New Roman" w:eastAsia="Times New Roman" w:cs="Times New Roman"/>
+          <w:b w:val="false"/>
+          <w:bCs w:val="false"/>
+          <w:color w:val="000000"/>
+          <w:sz w:val="28"/>
+          <w:szCs w:val="28"/>
+          <w:lang w:val="ru-RU"/>
+        </w:rPr>
+      </w:pPr>
+      <w:r>
+        <w:rPr>
+          <w:rFonts w:eastAsia="Times New Roman" w:cs="Times New Roman" w:ascii="Courier New" w:hAnsi="Courier New"/>
+          <w:b w:val="false"/>
+          <w:bCs w:val="false"/>
+          <w:color w:val="000000"/>
+          <w:sz w:val="24"/>
+          <w:szCs w:val="24"/>
+          <w:lang w:val="en-US"/>
+        </w:rPr>
+        <w:t xml:space="preserve">    </w:t>
+      </w:r>
+      <w:r>
+        <w:rPr>
+          <w:rFonts w:eastAsia="Times New Roman" w:cs="Times New Roman" w:ascii="Courier New" w:hAnsi="Courier New"/>
+          <w:b w:val="false"/>
+          <w:bCs w:val="false"/>
+          <w:color w:val="000000"/>
+          <w:sz w:val="24"/>
+          <w:szCs w:val="24"/>
+          <w:lang w:val="en-US"/>
+        </w:rPr>
         <w:t>}</w:t>
       </w:r>
     </w:p>
@@ -10138,7 +11893,28 @@
         </w:rPr>
       </w:pPr>
       <w:r>
-        <w:rPr/>
+        <w:rPr>
+          <w:rFonts w:eastAsia="Times New Roman" w:cs="Times New Roman" w:ascii="Courier New" w:hAnsi="Courier New"/>
+          <w:b w:val="false"/>
+          <w:bCs w:val="false"/>
+          <w:color w:val="000000"/>
+          <w:sz w:val="24"/>
+          <w:szCs w:val="24"/>
+          <w:lang w:val="en-US"/>
+        </w:rPr>
+        <w:t xml:space="preserve">    </w:t>
+      </w:r>
+      <w:r>
+        <w:rPr>
+          <w:rFonts w:eastAsia="Times New Roman" w:cs="Times New Roman" w:ascii="Courier New" w:hAnsi="Courier New"/>
+          <w:b w:val="false"/>
+          <w:bCs w:val="false"/>
+          <w:color w:val="000000"/>
+          <w:sz w:val="24"/>
+          <w:szCs w:val="24"/>
+          <w:lang w:val="en-US"/>
+        </w:rPr>
+        <w:t>N = 0;</w:t>
       </w:r>
     </w:p>
     <w:p>
@@ -10168,7 +11944,19 @@
           <w:szCs w:val="24"/>
           <w:lang w:val="en-US"/>
         </w:rPr>
-        <w:t>int main(){</w:t>
+        <w:t xml:space="preserve">    </w:t>
+      </w:r>
+      <w:r>
+        <w:rPr>
+          <w:rFonts w:eastAsia="Times New Roman" w:cs="Times New Roman" w:ascii="Courier New" w:hAnsi="Courier New"/>
+          <w:b w:val="false"/>
+          <w:bCs w:val="false"/>
+          <w:color w:val="000000"/>
+          <w:sz w:val="24"/>
+          <w:szCs w:val="24"/>
+          <w:lang w:val="en-US"/>
+        </w:rPr>
+        <w:t>if (FLeft == 0.0)</w:t>
       </w:r>
     </w:p>
     <w:p>
@@ -10198,6 +11986,48 @@
           <w:szCs w:val="24"/>
           <w:lang w:val="en-US"/>
         </w:rPr>
+        <w:t xml:space="preserve">        </w:t>
+      </w:r>
+      <w:r>
+        <w:rPr>
+          <w:rFonts w:eastAsia="Times New Roman" w:cs="Times New Roman" w:ascii="Courier New" w:hAnsi="Courier New"/>
+          <w:b w:val="false"/>
+          <w:bCs w:val="false"/>
+          <w:color w:val="000000"/>
+          <w:sz w:val="24"/>
+          <w:szCs w:val="24"/>
+          <w:lang w:val="en-US"/>
+        </w:rPr>
+        <w:t>return Left;</w:t>
+      </w:r>
+    </w:p>
+    <w:p>
+      <w:pPr>
+        <w:pStyle w:val="Normal"/>
+        <w:bidi w:val="0"/>
+        <w:spacing w:lineRule="auto" w:line="360" w:before="0" w:after="0"/>
+        <w:ind w:firstLine="720"/>
+        <w:jc w:val="both"/>
+        <w:rPr>
+          <w:rFonts w:ascii="Times New Roman" w:hAnsi="Times New Roman" w:eastAsia="Times New Roman" w:cs="Times New Roman"/>
+          <w:b w:val="false"/>
+          <w:bCs w:val="false"/>
+          <w:color w:val="000000"/>
+          <w:sz w:val="28"/>
+          <w:szCs w:val="28"/>
+          <w:lang w:val="ru-RU"/>
+        </w:rPr>
+      </w:pPr>
+      <w:r>
+        <w:rPr>
+          <w:rFonts w:eastAsia="Times New Roman" w:cs="Times New Roman" w:ascii="Courier New" w:hAnsi="Courier New"/>
+          <w:b w:val="false"/>
+          <w:bCs w:val="false"/>
+          <w:color w:val="000000"/>
+          <w:sz w:val="24"/>
+          <w:szCs w:val="24"/>
+          <w:lang w:val="en-US"/>
+        </w:rPr>
         <w:t xml:space="preserve">    </w:t>
       </w:r>
       <w:r>
@@ -10210,7 +12040,7 @@
           <w:szCs w:val="24"/>
           <w:lang w:val="en-US"/>
         </w:rPr>
-        <w:t>double a, b, eps, x;</w:t>
+        <w:t>if (FRight == 0.0)</w:t>
       </w:r>
     </w:p>
     <w:p>
@@ -10240,6 +12070,48 @@
           <w:szCs w:val="24"/>
           <w:lang w:val="en-US"/>
         </w:rPr>
+        <w:t xml:space="preserve">        </w:t>
+      </w:r>
+      <w:r>
+        <w:rPr>
+          <w:rFonts w:eastAsia="Times New Roman" w:cs="Times New Roman" w:ascii="Courier New" w:hAnsi="Courier New"/>
+          <w:b w:val="false"/>
+          <w:bCs w:val="false"/>
+          <w:color w:val="000000"/>
+          <w:sz w:val="24"/>
+          <w:szCs w:val="24"/>
+          <w:lang w:val="en-US"/>
+        </w:rPr>
+        <w:t>return Right;</w:t>
+      </w:r>
+    </w:p>
+    <w:p>
+      <w:pPr>
+        <w:pStyle w:val="Normal"/>
+        <w:bidi w:val="0"/>
+        <w:spacing w:lineRule="auto" w:line="360" w:before="0" w:after="0"/>
+        <w:ind w:firstLine="720"/>
+        <w:jc w:val="both"/>
+        <w:rPr>
+          <w:rFonts w:ascii="Times New Roman" w:hAnsi="Times New Roman" w:eastAsia="Times New Roman" w:cs="Times New Roman"/>
+          <w:b w:val="false"/>
+          <w:bCs w:val="false"/>
+          <w:color w:val="000000"/>
+          <w:sz w:val="28"/>
+          <w:szCs w:val="28"/>
+          <w:lang w:val="ru-RU"/>
+        </w:rPr>
+      </w:pPr>
+      <w:r>
+        <w:rPr>
+          <w:rFonts w:eastAsia="Times New Roman" w:cs="Times New Roman" w:ascii="Courier New" w:hAnsi="Courier New"/>
+          <w:b w:val="false"/>
+          <w:bCs w:val="false"/>
+          <w:color w:val="000000"/>
+          <w:sz w:val="24"/>
+          <w:szCs w:val="24"/>
+          <w:lang w:val="en-US"/>
+        </w:rPr>
         <w:t xml:space="preserve">    </w:t>
       </w:r>
       <w:r>
@@ -10252,7 +12124,7 @@
           <w:szCs w:val="24"/>
           <w:lang w:val="en-US"/>
         </w:rPr>
-        <w:t>int k;</w:t>
+        <w:t>do</w:t>
       </w:r>
     </w:p>
     <w:p>
@@ -10294,7 +12166,7 @@
           <w:szCs w:val="24"/>
           <w:lang w:val="en-US"/>
         </w:rPr>
-        <w:t>float a1, b1, eps1, delta1;</w:t>
+        <w:t>{</w:t>
       </w:r>
     </w:p>
     <w:p>
@@ -10315,7 +12187,28 @@
         </w:rPr>
       </w:pPr>
       <w:r>
-        <w:rPr/>
+        <w:rPr>
+          <w:rFonts w:eastAsia="Times New Roman" w:cs="Times New Roman" w:ascii="Courier New" w:hAnsi="Courier New"/>
+          <w:b w:val="false"/>
+          <w:bCs w:val="false"/>
+          <w:color w:val="000000"/>
+          <w:sz w:val="24"/>
+          <w:szCs w:val="24"/>
+          <w:lang w:val="en-US"/>
+        </w:rPr>
+        <w:t xml:space="preserve">        </w:t>
+      </w:r>
+      <w:r>
+        <w:rPr>
+          <w:rFonts w:eastAsia="Times New Roman" w:cs="Times New Roman" w:ascii="Courier New" w:hAnsi="Courier New"/>
+          <w:b w:val="false"/>
+          <w:bCs w:val="false"/>
+          <w:color w:val="000000"/>
+          <w:sz w:val="24"/>
+          <w:szCs w:val="24"/>
+          <w:lang w:val="en-US"/>
+        </w:rPr>
+        <w:t>X = Left - (Right - Left) * FLeft / (FRight - FLeft);</w:t>
       </w:r>
     </w:p>
     <w:p>
@@ -10345,6 +12238,594 @@
           <w:szCs w:val="24"/>
           <w:lang w:val="en-US"/>
         </w:rPr>
+        <w:t xml:space="preserve">        </w:t>
+      </w:r>
+      <w:r>
+        <w:rPr>
+          <w:rFonts w:eastAsia="Times New Roman" w:cs="Times New Roman" w:ascii="Courier New" w:hAnsi="Courier New"/>
+          <w:b w:val="false"/>
+          <w:bCs w:val="false"/>
+          <w:color w:val="000000"/>
+          <w:sz w:val="24"/>
+          <w:szCs w:val="24"/>
+          <w:lang w:val="en-US"/>
+        </w:rPr>
+        <w:t>Y = F(X);</w:t>
+      </w:r>
+    </w:p>
+    <w:p>
+      <w:pPr>
+        <w:pStyle w:val="Normal"/>
+        <w:bidi w:val="0"/>
+        <w:spacing w:lineRule="auto" w:line="360" w:before="0" w:after="0"/>
+        <w:ind w:firstLine="720"/>
+        <w:jc w:val="both"/>
+        <w:rPr>
+          <w:rFonts w:ascii="Times New Roman" w:hAnsi="Times New Roman" w:eastAsia="Times New Roman" w:cs="Times New Roman"/>
+          <w:b w:val="false"/>
+          <w:bCs w:val="false"/>
+          <w:color w:val="000000"/>
+          <w:sz w:val="28"/>
+          <w:szCs w:val="28"/>
+          <w:lang w:val="ru-RU"/>
+        </w:rPr>
+      </w:pPr>
+      <w:r>
+        <w:rPr>
+          <w:rFonts w:eastAsia="Times New Roman" w:cs="Times New Roman" w:ascii="Courier New" w:hAnsi="Courier New"/>
+          <w:b w:val="false"/>
+          <w:bCs w:val="false"/>
+          <w:color w:val="000000"/>
+          <w:sz w:val="24"/>
+          <w:szCs w:val="24"/>
+          <w:lang w:val="en-US"/>
+        </w:rPr>
+        <w:t xml:space="preserve">        </w:t>
+      </w:r>
+      <w:r>
+        <w:rPr>
+          <w:rFonts w:eastAsia="Times New Roman" w:cs="Times New Roman" w:ascii="Courier New" w:hAnsi="Courier New"/>
+          <w:b w:val="false"/>
+          <w:bCs w:val="false"/>
+          <w:color w:val="000000"/>
+          <w:sz w:val="24"/>
+          <w:szCs w:val="24"/>
+          <w:lang w:val="en-US"/>
+        </w:rPr>
+        <w:t>if (Y == 0.0)</w:t>
+      </w:r>
+    </w:p>
+    <w:p>
+      <w:pPr>
+        <w:pStyle w:val="Normal"/>
+        <w:bidi w:val="0"/>
+        <w:spacing w:lineRule="auto" w:line="360" w:before="0" w:after="0"/>
+        <w:ind w:firstLine="720"/>
+        <w:jc w:val="both"/>
+        <w:rPr>
+          <w:rFonts w:ascii="Times New Roman" w:hAnsi="Times New Roman" w:eastAsia="Times New Roman" w:cs="Times New Roman"/>
+          <w:b w:val="false"/>
+          <w:bCs w:val="false"/>
+          <w:color w:val="000000"/>
+          <w:sz w:val="28"/>
+          <w:szCs w:val="28"/>
+          <w:lang w:val="ru-RU"/>
+        </w:rPr>
+      </w:pPr>
+      <w:r>
+        <w:rPr>
+          <w:rFonts w:eastAsia="Times New Roman" w:cs="Times New Roman" w:ascii="Courier New" w:hAnsi="Courier New"/>
+          <w:b w:val="false"/>
+          <w:bCs w:val="false"/>
+          <w:color w:val="000000"/>
+          <w:sz w:val="24"/>
+          <w:szCs w:val="24"/>
+          <w:lang w:val="en-US"/>
+        </w:rPr>
+        <w:t xml:space="preserve">            </w:t>
+      </w:r>
+      <w:r>
+        <w:rPr>
+          <w:rFonts w:eastAsia="Times New Roman" w:cs="Times New Roman" w:ascii="Courier New" w:hAnsi="Courier New"/>
+          <w:b w:val="false"/>
+          <w:bCs w:val="false"/>
+          <w:color w:val="000000"/>
+          <w:sz w:val="24"/>
+          <w:szCs w:val="24"/>
+          <w:lang w:val="en-US"/>
+        </w:rPr>
+        <w:t>return (X);</w:t>
+      </w:r>
+    </w:p>
+    <w:p>
+      <w:pPr>
+        <w:pStyle w:val="Normal"/>
+        <w:bidi w:val="0"/>
+        <w:spacing w:lineRule="auto" w:line="360" w:before="0" w:after="0"/>
+        <w:ind w:firstLine="720"/>
+        <w:jc w:val="both"/>
+        <w:rPr>
+          <w:rFonts w:ascii="Times New Roman" w:hAnsi="Times New Roman" w:eastAsia="Times New Roman" w:cs="Times New Roman"/>
+          <w:b w:val="false"/>
+          <w:bCs w:val="false"/>
+          <w:color w:val="000000"/>
+          <w:sz w:val="28"/>
+          <w:szCs w:val="28"/>
+          <w:lang w:val="ru-RU"/>
+        </w:rPr>
+      </w:pPr>
+      <w:r>
+        <w:rPr>
+          <w:rFonts w:eastAsia="Times New Roman" w:cs="Times New Roman" w:ascii="Courier New" w:hAnsi="Courier New"/>
+          <w:b w:val="false"/>
+          <w:bCs w:val="false"/>
+          <w:color w:val="000000"/>
+          <w:sz w:val="24"/>
+          <w:szCs w:val="24"/>
+          <w:lang w:val="en-US"/>
+        </w:rPr>
+        <w:t xml:space="preserve">        </w:t>
+      </w:r>
+      <w:r>
+        <w:rPr>
+          <w:rFonts w:eastAsia="Times New Roman" w:cs="Times New Roman" w:ascii="Courier New" w:hAnsi="Courier New"/>
+          <w:b w:val="false"/>
+          <w:bCs w:val="false"/>
+          <w:color w:val="000000"/>
+          <w:sz w:val="24"/>
+          <w:szCs w:val="24"/>
+          <w:lang w:val="en-US"/>
+        </w:rPr>
+        <w:t>if (Y * FLeft &lt; 0.0)</w:t>
+      </w:r>
+    </w:p>
+    <w:p>
+      <w:pPr>
+        <w:pStyle w:val="Normal"/>
+        <w:bidi w:val="0"/>
+        <w:spacing w:lineRule="auto" w:line="360" w:before="0" w:after="0"/>
+        <w:ind w:firstLine="720"/>
+        <w:jc w:val="both"/>
+        <w:rPr>
+          <w:rFonts w:ascii="Times New Roman" w:hAnsi="Times New Roman" w:eastAsia="Times New Roman" w:cs="Times New Roman"/>
+          <w:b w:val="false"/>
+          <w:bCs w:val="false"/>
+          <w:color w:val="000000"/>
+          <w:sz w:val="28"/>
+          <w:szCs w:val="28"/>
+          <w:lang w:val="ru-RU"/>
+        </w:rPr>
+      </w:pPr>
+      <w:r>
+        <w:rPr>
+          <w:rFonts w:eastAsia="Times New Roman" w:cs="Times New Roman" w:ascii="Courier New" w:hAnsi="Courier New"/>
+          <w:b w:val="false"/>
+          <w:bCs w:val="false"/>
+          <w:color w:val="000000"/>
+          <w:sz w:val="24"/>
+          <w:szCs w:val="24"/>
+          <w:lang w:val="en-US"/>
+        </w:rPr>
+        <w:t xml:space="preserve">        </w:t>
+      </w:r>
+      <w:r>
+        <w:rPr>
+          <w:rFonts w:eastAsia="Times New Roman" w:cs="Times New Roman" w:ascii="Courier New" w:hAnsi="Courier New"/>
+          <w:b w:val="false"/>
+          <w:bCs w:val="false"/>
+          <w:color w:val="000000"/>
+          <w:sz w:val="24"/>
+          <w:szCs w:val="24"/>
+          <w:lang w:val="en-US"/>
+        </w:rPr>
+        <w:t>{</w:t>
+      </w:r>
+    </w:p>
+    <w:p>
+      <w:pPr>
+        <w:pStyle w:val="Normal"/>
+        <w:bidi w:val="0"/>
+        <w:spacing w:lineRule="auto" w:line="360" w:before="0" w:after="0"/>
+        <w:ind w:firstLine="720"/>
+        <w:jc w:val="both"/>
+        <w:rPr>
+          <w:rFonts w:ascii="Times New Roman" w:hAnsi="Times New Roman" w:eastAsia="Times New Roman" w:cs="Times New Roman"/>
+          <w:b w:val="false"/>
+          <w:bCs w:val="false"/>
+          <w:color w:val="000000"/>
+          <w:sz w:val="28"/>
+          <w:szCs w:val="28"/>
+          <w:lang w:val="ru-RU"/>
+        </w:rPr>
+      </w:pPr>
+      <w:r>
+        <w:rPr>
+          <w:rFonts w:eastAsia="Times New Roman" w:cs="Times New Roman" w:ascii="Courier New" w:hAnsi="Courier New"/>
+          <w:b w:val="false"/>
+          <w:bCs w:val="false"/>
+          <w:color w:val="000000"/>
+          <w:sz w:val="24"/>
+          <w:szCs w:val="24"/>
+          <w:lang w:val="en-US"/>
+        </w:rPr>
+        <w:t xml:space="preserve">            </w:t>
+      </w:r>
+      <w:r>
+        <w:rPr>
+          <w:rFonts w:eastAsia="Times New Roman" w:cs="Times New Roman" w:ascii="Courier New" w:hAnsi="Courier New"/>
+          <w:b w:val="false"/>
+          <w:bCs w:val="false"/>
+          <w:color w:val="000000"/>
+          <w:sz w:val="24"/>
+          <w:szCs w:val="24"/>
+          <w:lang w:val="en-US"/>
+        </w:rPr>
+        <w:t>Right = X;</w:t>
+      </w:r>
+    </w:p>
+    <w:p>
+      <w:pPr>
+        <w:pStyle w:val="Normal"/>
+        <w:bidi w:val="0"/>
+        <w:spacing w:lineRule="auto" w:line="360" w:before="0" w:after="0"/>
+        <w:ind w:firstLine="720"/>
+        <w:jc w:val="both"/>
+        <w:rPr>
+          <w:rFonts w:ascii="Times New Roman" w:hAnsi="Times New Roman" w:eastAsia="Times New Roman" w:cs="Times New Roman"/>
+          <w:b w:val="false"/>
+          <w:bCs w:val="false"/>
+          <w:color w:val="000000"/>
+          <w:sz w:val="28"/>
+          <w:szCs w:val="28"/>
+          <w:lang w:val="ru-RU"/>
+        </w:rPr>
+      </w:pPr>
+      <w:r>
+        <w:rPr>
+          <w:rFonts w:eastAsia="Times New Roman" w:cs="Times New Roman" w:ascii="Courier New" w:hAnsi="Courier New"/>
+          <w:b w:val="false"/>
+          <w:bCs w:val="false"/>
+          <w:color w:val="000000"/>
+          <w:sz w:val="24"/>
+          <w:szCs w:val="24"/>
+          <w:lang w:val="en-US"/>
+        </w:rPr>
+        <w:t xml:space="preserve">            </w:t>
+      </w:r>
+      <w:r>
+        <w:rPr>
+          <w:rFonts w:eastAsia="Times New Roman" w:cs="Times New Roman" w:ascii="Courier New" w:hAnsi="Courier New"/>
+          <w:b w:val="false"/>
+          <w:bCs w:val="false"/>
+          <w:color w:val="000000"/>
+          <w:sz w:val="24"/>
+          <w:szCs w:val="24"/>
+          <w:lang w:val="en-US"/>
+        </w:rPr>
+        <w:t>FRight = Y;</w:t>
+      </w:r>
+    </w:p>
+    <w:p>
+      <w:pPr>
+        <w:pStyle w:val="Normal"/>
+        <w:bidi w:val="0"/>
+        <w:spacing w:lineRule="auto" w:line="360" w:before="0" w:after="0"/>
+        <w:ind w:firstLine="720"/>
+        <w:jc w:val="both"/>
+        <w:rPr>
+          <w:rFonts w:ascii="Times New Roman" w:hAnsi="Times New Roman" w:eastAsia="Times New Roman" w:cs="Times New Roman"/>
+          <w:b w:val="false"/>
+          <w:bCs w:val="false"/>
+          <w:color w:val="000000"/>
+          <w:sz w:val="28"/>
+          <w:szCs w:val="28"/>
+          <w:lang w:val="ru-RU"/>
+        </w:rPr>
+      </w:pPr>
+      <w:r>
+        <w:rPr>
+          <w:rFonts w:eastAsia="Times New Roman" w:cs="Times New Roman" w:ascii="Courier New" w:hAnsi="Courier New"/>
+          <w:b w:val="false"/>
+          <w:bCs w:val="false"/>
+          <w:color w:val="000000"/>
+          <w:sz w:val="24"/>
+          <w:szCs w:val="24"/>
+          <w:lang w:val="en-US"/>
+        </w:rPr>
+        <w:t xml:space="preserve">        </w:t>
+      </w:r>
+      <w:r>
+        <w:rPr>
+          <w:rFonts w:eastAsia="Times New Roman" w:cs="Times New Roman" w:ascii="Courier New" w:hAnsi="Courier New"/>
+          <w:b w:val="false"/>
+          <w:bCs w:val="false"/>
+          <w:color w:val="000000"/>
+          <w:sz w:val="24"/>
+          <w:szCs w:val="24"/>
+          <w:lang w:val="en-US"/>
+        </w:rPr>
+        <w:t>}</w:t>
+      </w:r>
+    </w:p>
+    <w:p>
+      <w:pPr>
+        <w:pStyle w:val="Normal"/>
+        <w:bidi w:val="0"/>
+        <w:spacing w:lineRule="auto" w:line="360" w:before="0" w:after="0"/>
+        <w:ind w:firstLine="720"/>
+        <w:jc w:val="both"/>
+        <w:rPr>
+          <w:rFonts w:ascii="Times New Roman" w:hAnsi="Times New Roman" w:eastAsia="Times New Roman" w:cs="Times New Roman"/>
+          <w:b w:val="false"/>
+          <w:bCs w:val="false"/>
+          <w:color w:val="000000"/>
+          <w:sz w:val="28"/>
+          <w:szCs w:val="28"/>
+          <w:lang w:val="ru-RU"/>
+        </w:rPr>
+      </w:pPr>
+      <w:r>
+        <w:rPr>
+          <w:rFonts w:eastAsia="Times New Roman" w:cs="Times New Roman" w:ascii="Courier New" w:hAnsi="Courier New"/>
+          <w:b w:val="false"/>
+          <w:bCs w:val="false"/>
+          <w:color w:val="000000"/>
+          <w:sz w:val="24"/>
+          <w:szCs w:val="24"/>
+          <w:lang w:val="en-US"/>
+        </w:rPr>
+        <w:t xml:space="preserve">        </w:t>
+      </w:r>
+      <w:r>
+        <w:rPr>
+          <w:rFonts w:eastAsia="Times New Roman" w:cs="Times New Roman" w:ascii="Courier New" w:hAnsi="Courier New"/>
+          <w:b w:val="false"/>
+          <w:bCs w:val="false"/>
+          <w:color w:val="000000"/>
+          <w:sz w:val="24"/>
+          <w:szCs w:val="24"/>
+          <w:lang w:val="en-US"/>
+        </w:rPr>
+        <w:t>else</w:t>
+      </w:r>
+    </w:p>
+    <w:p>
+      <w:pPr>
+        <w:pStyle w:val="Normal"/>
+        <w:bidi w:val="0"/>
+        <w:spacing w:lineRule="auto" w:line="360" w:before="0" w:after="0"/>
+        <w:ind w:firstLine="720"/>
+        <w:jc w:val="both"/>
+        <w:rPr>
+          <w:rFonts w:ascii="Times New Roman" w:hAnsi="Times New Roman" w:eastAsia="Times New Roman" w:cs="Times New Roman"/>
+          <w:b w:val="false"/>
+          <w:bCs w:val="false"/>
+          <w:color w:val="000000"/>
+          <w:sz w:val="28"/>
+          <w:szCs w:val="28"/>
+          <w:lang w:val="ru-RU"/>
+        </w:rPr>
+      </w:pPr>
+      <w:r>
+        <w:rPr>
+          <w:rFonts w:eastAsia="Times New Roman" w:cs="Times New Roman" w:ascii="Courier New" w:hAnsi="Courier New"/>
+          <w:b w:val="false"/>
+          <w:bCs w:val="false"/>
+          <w:color w:val="000000"/>
+          <w:sz w:val="24"/>
+          <w:szCs w:val="24"/>
+          <w:lang w:val="en-US"/>
+        </w:rPr>
+        <w:t xml:space="preserve">        </w:t>
+      </w:r>
+      <w:r>
+        <w:rPr>
+          <w:rFonts w:eastAsia="Times New Roman" w:cs="Times New Roman" w:ascii="Courier New" w:hAnsi="Courier New"/>
+          <w:b w:val="false"/>
+          <w:bCs w:val="false"/>
+          <w:color w:val="000000"/>
+          <w:sz w:val="24"/>
+          <w:szCs w:val="24"/>
+          <w:lang w:val="en-US"/>
+        </w:rPr>
+        <w:t>{</w:t>
+      </w:r>
+    </w:p>
+    <w:p>
+      <w:pPr>
+        <w:pStyle w:val="Normal"/>
+        <w:bidi w:val="0"/>
+        <w:spacing w:lineRule="auto" w:line="360" w:before="0" w:after="0"/>
+        <w:ind w:firstLine="720"/>
+        <w:jc w:val="both"/>
+        <w:rPr>
+          <w:rFonts w:ascii="Times New Roman" w:hAnsi="Times New Roman" w:eastAsia="Times New Roman" w:cs="Times New Roman"/>
+          <w:b w:val="false"/>
+          <w:bCs w:val="false"/>
+          <w:color w:val="000000"/>
+          <w:sz w:val="28"/>
+          <w:szCs w:val="28"/>
+          <w:lang w:val="ru-RU"/>
+        </w:rPr>
+      </w:pPr>
+      <w:r>
+        <w:rPr>
+          <w:rFonts w:eastAsia="Times New Roman" w:cs="Times New Roman" w:ascii="Courier New" w:hAnsi="Courier New"/>
+          <w:b w:val="false"/>
+          <w:bCs w:val="false"/>
+          <w:color w:val="000000"/>
+          <w:sz w:val="24"/>
+          <w:szCs w:val="24"/>
+          <w:lang w:val="en-US"/>
+        </w:rPr>
+        <w:t xml:space="preserve">            </w:t>
+      </w:r>
+      <w:r>
+        <w:rPr>
+          <w:rFonts w:eastAsia="Times New Roman" w:cs="Times New Roman" w:ascii="Courier New" w:hAnsi="Courier New"/>
+          <w:b w:val="false"/>
+          <w:bCs w:val="false"/>
+          <w:color w:val="000000"/>
+          <w:sz w:val="24"/>
+          <w:szCs w:val="24"/>
+          <w:lang w:val="en-US"/>
+        </w:rPr>
+        <w:t>Left = X;</w:t>
+      </w:r>
+    </w:p>
+    <w:p>
+      <w:pPr>
+        <w:pStyle w:val="Normal"/>
+        <w:bidi w:val="0"/>
+        <w:spacing w:lineRule="auto" w:line="360" w:before="0" w:after="0"/>
+        <w:ind w:firstLine="720"/>
+        <w:jc w:val="both"/>
+        <w:rPr>
+          <w:rFonts w:ascii="Times New Roman" w:hAnsi="Times New Roman" w:eastAsia="Times New Roman" w:cs="Times New Roman"/>
+          <w:b w:val="false"/>
+          <w:bCs w:val="false"/>
+          <w:color w:val="000000"/>
+          <w:sz w:val="28"/>
+          <w:szCs w:val="28"/>
+          <w:lang w:val="ru-RU"/>
+        </w:rPr>
+      </w:pPr>
+      <w:r>
+        <w:rPr>
+          <w:rFonts w:eastAsia="Times New Roman" w:cs="Times New Roman" w:ascii="Courier New" w:hAnsi="Courier New"/>
+          <w:b w:val="false"/>
+          <w:bCs w:val="false"/>
+          <w:color w:val="000000"/>
+          <w:sz w:val="24"/>
+          <w:szCs w:val="24"/>
+          <w:lang w:val="en-US"/>
+        </w:rPr>
+        <w:t xml:space="preserve">            </w:t>
+      </w:r>
+      <w:r>
+        <w:rPr>
+          <w:rFonts w:eastAsia="Times New Roman" w:cs="Times New Roman" w:ascii="Courier New" w:hAnsi="Courier New"/>
+          <w:b w:val="false"/>
+          <w:bCs w:val="false"/>
+          <w:color w:val="000000"/>
+          <w:sz w:val="24"/>
+          <w:szCs w:val="24"/>
+          <w:lang w:val="en-US"/>
+        </w:rPr>
+        <w:t>FLeft = Y;</w:t>
+      </w:r>
+    </w:p>
+    <w:p>
+      <w:pPr>
+        <w:pStyle w:val="Normal"/>
+        <w:bidi w:val="0"/>
+        <w:spacing w:lineRule="auto" w:line="360" w:before="0" w:after="0"/>
+        <w:ind w:firstLine="720"/>
+        <w:jc w:val="both"/>
+        <w:rPr>
+          <w:rFonts w:ascii="Times New Roman" w:hAnsi="Times New Roman" w:eastAsia="Times New Roman" w:cs="Times New Roman"/>
+          <w:b w:val="false"/>
+          <w:bCs w:val="false"/>
+          <w:color w:val="000000"/>
+          <w:sz w:val="28"/>
+          <w:szCs w:val="28"/>
+          <w:lang w:val="ru-RU"/>
+        </w:rPr>
+      </w:pPr>
+      <w:r>
+        <w:rPr>
+          <w:rFonts w:eastAsia="Times New Roman" w:cs="Times New Roman" w:ascii="Courier New" w:hAnsi="Courier New"/>
+          <w:b w:val="false"/>
+          <w:bCs w:val="false"/>
+          <w:color w:val="000000"/>
+          <w:sz w:val="24"/>
+          <w:szCs w:val="24"/>
+          <w:lang w:val="en-US"/>
+        </w:rPr>
+        <w:t xml:space="preserve">        </w:t>
+      </w:r>
+      <w:r>
+        <w:rPr>
+          <w:rFonts w:eastAsia="Times New Roman" w:cs="Times New Roman" w:ascii="Courier New" w:hAnsi="Courier New"/>
+          <w:b w:val="false"/>
+          <w:bCs w:val="false"/>
+          <w:color w:val="000000"/>
+          <w:sz w:val="24"/>
+          <w:szCs w:val="24"/>
+          <w:lang w:val="en-US"/>
+        </w:rPr>
+        <w:t>}</w:t>
+      </w:r>
+    </w:p>
+    <w:p>
+      <w:pPr>
+        <w:pStyle w:val="Normal"/>
+        <w:bidi w:val="0"/>
+        <w:spacing w:lineRule="auto" w:line="360" w:before="0" w:after="0"/>
+        <w:ind w:firstLine="720"/>
+        <w:jc w:val="both"/>
+        <w:rPr>
+          <w:rFonts w:ascii="Times New Roman" w:hAnsi="Times New Roman" w:eastAsia="Times New Roman" w:cs="Times New Roman"/>
+          <w:b w:val="false"/>
+          <w:bCs w:val="false"/>
+          <w:color w:val="000000"/>
+          <w:sz w:val="28"/>
+          <w:szCs w:val="28"/>
+          <w:lang w:val="ru-RU"/>
+        </w:rPr>
+      </w:pPr>
+      <w:r>
+        <w:rPr>
+          <w:rFonts w:eastAsia="Times New Roman" w:cs="Times New Roman" w:ascii="Courier New" w:hAnsi="Courier New"/>
+          <w:b w:val="false"/>
+          <w:bCs w:val="false"/>
+          <w:color w:val="000000"/>
+          <w:sz w:val="24"/>
+          <w:szCs w:val="24"/>
+          <w:lang w:val="en-US"/>
+        </w:rPr>
+        <w:t xml:space="preserve">        </w:t>
+      </w:r>
+      <w:r>
+        <w:rPr>
+          <w:rFonts w:eastAsia="Times New Roman" w:cs="Times New Roman" w:ascii="Courier New" w:hAnsi="Courier New"/>
+          <w:b w:val="false"/>
+          <w:bCs w:val="false"/>
+          <w:color w:val="000000"/>
+          <w:sz w:val="24"/>
+          <w:szCs w:val="24"/>
+          <w:lang w:val="en-US"/>
+        </w:rPr>
+        <w:t>N++;</w:t>
+      </w:r>
+    </w:p>
+    <w:p>
+      <w:pPr>
+        <w:pStyle w:val="Normal"/>
+        <w:bidi w:val="0"/>
+        <w:spacing w:lineRule="auto" w:line="360" w:before="0" w:after="0"/>
+        <w:ind w:firstLine="720"/>
+        <w:jc w:val="both"/>
+        <w:rPr>
+          <w:rFonts w:ascii="Times New Roman" w:hAnsi="Times New Roman" w:eastAsia="Times New Roman" w:cs="Times New Roman"/>
+          <w:b w:val="false"/>
+          <w:bCs w:val="false"/>
+          <w:color w:val="000000"/>
+          <w:sz w:val="28"/>
+          <w:szCs w:val="28"/>
+          <w:lang w:val="ru-RU"/>
+        </w:rPr>
+      </w:pPr>
+      <w:r>
+        <w:rPr>
+          <w:rFonts w:eastAsia="Times New Roman" w:cs="Times New Roman" w:ascii="Courier New" w:hAnsi="Courier New"/>
+          <w:b w:val="false"/>
+          <w:bCs w:val="false"/>
+          <w:color w:val="000000"/>
+          <w:sz w:val="24"/>
+          <w:szCs w:val="24"/>
+          <w:lang w:val="en-US"/>
+        </w:rPr>
         <w:t xml:space="preserve">    </w:t>
       </w:r>
       <w:r>
@@ -10357,7 +12838,7 @@
           <w:szCs w:val="24"/>
           <w:lang w:val="en-US"/>
         </w:rPr>
-        <w:t>printf("Лабораторная работа №4. Вариант 1\n");</w:t>
+        <w:t>} while (fabs(Y) &gt;= Eps);</w:t>
       </w:r>
     </w:p>
     <w:p>
@@ -10399,7 +12880,7 @@
           <w:szCs w:val="24"/>
           <w:lang w:val="en-US"/>
         </w:rPr>
-        <w:t>printf("Функция: f(x) = x^2 - 5*sin(x)\n\n");</w:t>
+        <w:t>return (X);</w:t>
       </w:r>
     </w:p>
     <w:p>
@@ -10420,7 +12901,16 @@
         </w:rPr>
       </w:pPr>
       <w:r>
-        <w:rPr/>
+        <w:rPr>
+          <w:rFonts w:eastAsia="Times New Roman" w:cs="Times New Roman" w:ascii="Courier New" w:hAnsi="Courier New"/>
+          <w:b w:val="false"/>
+          <w:bCs w:val="false"/>
+          <w:color w:val="000000"/>
+          <w:sz w:val="24"/>
+          <w:szCs w:val="24"/>
+          <w:lang w:val="en-US"/>
+        </w:rPr>
+        <w:t>}</w:t>
       </w:r>
     </w:p>
     <w:p>
@@ -10450,6 +12940,216 @@
           <w:szCs w:val="24"/>
           <w:lang w:val="en-US"/>
         </w:rPr>
+        <w:t>/*</w:t>
+      </w:r>
+    </w:p>
+    <w:p>
+      <w:pPr>
+        <w:pStyle w:val="Normal"/>
+        <w:bidi w:val="0"/>
+        <w:spacing w:lineRule="auto" w:line="360" w:before="0" w:after="0"/>
+        <w:ind w:firstLine="720"/>
+        <w:jc w:val="both"/>
+        <w:rPr>
+          <w:rFonts w:ascii="Times New Roman" w:hAnsi="Times New Roman" w:eastAsia="Times New Roman" w:cs="Times New Roman"/>
+          <w:b w:val="false"/>
+          <w:bCs w:val="false"/>
+          <w:color w:val="000000"/>
+          <w:sz w:val="28"/>
+          <w:szCs w:val="28"/>
+          <w:lang w:val="ru-RU"/>
+        </w:rPr>
+      </w:pPr>
+      <w:r>
+        <w:rPr>
+          <w:rFonts w:eastAsia="Times New Roman" w:cs="Times New Roman" w:ascii="Courier New" w:hAnsi="Courier New"/>
+          <w:b w:val="false"/>
+          <w:bCs w:val="false"/>
+          <w:color w:val="000000"/>
+          <w:sz w:val="24"/>
+          <w:szCs w:val="24"/>
+          <w:lang w:val="en-US"/>
+        </w:rPr>
+        <w:t>ФУНКЦИЯ ОКРУГЛЕНИЯ</w:t>
+      </w:r>
+    </w:p>
+    <w:p>
+      <w:pPr>
+        <w:pStyle w:val="Normal"/>
+        <w:bidi w:val="0"/>
+        <w:spacing w:lineRule="auto" w:line="360" w:before="0" w:after="0"/>
+        <w:ind w:firstLine="720"/>
+        <w:jc w:val="both"/>
+        <w:rPr>
+          <w:rFonts w:ascii="Times New Roman" w:hAnsi="Times New Roman" w:eastAsia="Times New Roman" w:cs="Times New Roman"/>
+          <w:b w:val="false"/>
+          <w:bCs w:val="false"/>
+          <w:color w:val="000000"/>
+          <w:sz w:val="28"/>
+          <w:szCs w:val="28"/>
+          <w:lang w:val="ru-RU"/>
+        </w:rPr>
+      </w:pPr>
+      <w:r>
+        <w:rPr>
+          <w:rFonts w:eastAsia="Times New Roman" w:cs="Times New Roman" w:ascii="Courier New" w:hAnsi="Courier New"/>
+          <w:b w:val="false"/>
+          <w:bCs w:val="false"/>
+          <w:color w:val="000000"/>
+          <w:sz w:val="24"/>
+          <w:szCs w:val="24"/>
+          <w:lang w:val="en-US"/>
+        </w:rPr>
+        <w:t>X - число</w:t>
+      </w:r>
+    </w:p>
+    <w:p>
+      <w:pPr>
+        <w:pStyle w:val="Normal"/>
+        <w:bidi w:val="0"/>
+        <w:spacing w:lineRule="auto" w:line="360" w:before="0" w:after="0"/>
+        <w:ind w:firstLine="720"/>
+        <w:jc w:val="both"/>
+        <w:rPr>
+          <w:rFonts w:ascii="Times New Roman" w:hAnsi="Times New Roman" w:eastAsia="Times New Roman" w:cs="Times New Roman"/>
+          <w:b w:val="false"/>
+          <w:bCs w:val="false"/>
+          <w:color w:val="000000"/>
+          <w:sz w:val="28"/>
+          <w:szCs w:val="28"/>
+          <w:lang w:val="ru-RU"/>
+        </w:rPr>
+      </w:pPr>
+      <w:r>
+        <w:rPr>
+          <w:rFonts w:eastAsia="Times New Roman" w:cs="Times New Roman" w:ascii="Courier New" w:hAnsi="Courier New"/>
+          <w:b w:val="false"/>
+          <w:bCs w:val="false"/>
+          <w:color w:val="000000"/>
+          <w:sz w:val="24"/>
+          <w:szCs w:val="24"/>
+          <w:lang w:val="en-US"/>
+        </w:rPr>
+        <w:t>Delta - шаг округления (например, 0.01)</w:t>
+      </w:r>
+    </w:p>
+    <w:p>
+      <w:pPr>
+        <w:pStyle w:val="Normal"/>
+        <w:bidi w:val="0"/>
+        <w:spacing w:lineRule="auto" w:line="360" w:before="0" w:after="0"/>
+        <w:ind w:firstLine="720"/>
+        <w:jc w:val="both"/>
+        <w:rPr>
+          <w:rFonts w:ascii="Times New Roman" w:hAnsi="Times New Roman" w:eastAsia="Times New Roman" w:cs="Times New Roman"/>
+          <w:b w:val="false"/>
+          <w:bCs w:val="false"/>
+          <w:color w:val="000000"/>
+          <w:sz w:val="28"/>
+          <w:szCs w:val="28"/>
+          <w:lang w:val="ru-RU"/>
+        </w:rPr>
+      </w:pPr>
+      <w:r>
+        <w:rPr>
+          <w:rFonts w:eastAsia="Times New Roman" w:cs="Times New Roman" w:ascii="Courier New" w:hAnsi="Courier New"/>
+          <w:b w:val="false"/>
+          <w:bCs w:val="false"/>
+          <w:color w:val="000000"/>
+          <w:sz w:val="24"/>
+          <w:szCs w:val="24"/>
+          <w:lang w:val="en-US"/>
+        </w:rPr>
+        <w:t>*/</w:t>
+      </w:r>
+    </w:p>
+    <w:p>
+      <w:pPr>
+        <w:pStyle w:val="Normal"/>
+        <w:bidi w:val="0"/>
+        <w:spacing w:lineRule="auto" w:line="360" w:before="0" w:after="0"/>
+        <w:ind w:firstLine="720"/>
+        <w:jc w:val="both"/>
+        <w:rPr>
+          <w:rFonts w:ascii="Times New Roman" w:hAnsi="Times New Roman" w:eastAsia="Times New Roman" w:cs="Times New Roman"/>
+          <w:b w:val="false"/>
+          <w:bCs w:val="false"/>
+          <w:color w:val="000000"/>
+          <w:sz w:val="28"/>
+          <w:szCs w:val="28"/>
+          <w:lang w:val="ru-RU"/>
+        </w:rPr>
+      </w:pPr>
+      <w:r>
+        <w:rPr>
+          <w:rFonts w:eastAsia="Times New Roman" w:cs="Times New Roman" w:ascii="Courier New" w:hAnsi="Courier New"/>
+          <w:b w:val="false"/>
+          <w:bCs w:val="false"/>
+          <w:color w:val="000000"/>
+          <w:sz w:val="24"/>
+          <w:szCs w:val="24"/>
+          <w:lang w:val="en-US"/>
+        </w:rPr>
+        <w:t>double Round(double X, double Delta)</w:t>
+      </w:r>
+    </w:p>
+    <w:p>
+      <w:pPr>
+        <w:pStyle w:val="Normal"/>
+        <w:bidi w:val="0"/>
+        <w:spacing w:lineRule="auto" w:line="360" w:before="0" w:after="0"/>
+        <w:ind w:firstLine="720"/>
+        <w:jc w:val="both"/>
+        <w:rPr>
+          <w:rFonts w:ascii="Times New Roman" w:hAnsi="Times New Roman" w:eastAsia="Times New Roman" w:cs="Times New Roman"/>
+          <w:b w:val="false"/>
+          <w:bCs w:val="false"/>
+          <w:color w:val="000000"/>
+          <w:sz w:val="28"/>
+          <w:szCs w:val="28"/>
+          <w:lang w:val="ru-RU"/>
+        </w:rPr>
+      </w:pPr>
+      <w:r>
+        <w:rPr>
+          <w:rFonts w:eastAsia="Times New Roman" w:cs="Times New Roman" w:ascii="Courier New" w:hAnsi="Courier New"/>
+          <w:b w:val="false"/>
+          <w:bCs w:val="false"/>
+          <w:color w:val="000000"/>
+          <w:sz w:val="24"/>
+          <w:szCs w:val="24"/>
+          <w:lang w:val="en-US"/>
+        </w:rPr>
+        <w:t>{</w:t>
+      </w:r>
+    </w:p>
+    <w:p>
+      <w:pPr>
+        <w:pStyle w:val="Normal"/>
+        <w:bidi w:val="0"/>
+        <w:spacing w:lineRule="auto" w:line="360" w:before="0" w:after="0"/>
+        <w:ind w:firstLine="720"/>
+        <w:jc w:val="both"/>
+        <w:rPr>
+          <w:rFonts w:ascii="Times New Roman" w:hAnsi="Times New Roman" w:eastAsia="Times New Roman" w:cs="Times New Roman"/>
+          <w:b w:val="false"/>
+          <w:bCs w:val="false"/>
+          <w:color w:val="000000"/>
+          <w:sz w:val="28"/>
+          <w:szCs w:val="28"/>
+          <w:lang w:val="ru-RU"/>
+        </w:rPr>
+      </w:pPr>
+      <w:r>
+        <w:rPr>
+          <w:rFonts w:eastAsia="Times New Roman" w:cs="Times New Roman" w:ascii="Courier New" w:hAnsi="Courier New"/>
+          <w:b w:val="false"/>
+          <w:bCs w:val="false"/>
+          <w:color w:val="000000"/>
+          <w:sz w:val="24"/>
+          <w:szCs w:val="24"/>
+          <w:lang w:val="en-US"/>
+        </w:rPr>
         <w:t xml:space="preserve">    </w:t>
       </w:r>
       <w:r>
@@ -10462,7 +13162,7 @@
           <w:szCs w:val="24"/>
           <w:lang w:val="en-US"/>
         </w:rPr>
-        <w:t>printf("Введите границы интервала a и b: "); // 2 3</w:t>
+        <w:t>if (Delta &lt;= 1E-9) {</w:t>
       </w:r>
     </w:p>
     <w:p>
@@ -10492,6 +13192,90 @@
           <w:szCs w:val="24"/>
           <w:lang w:val="en-US"/>
         </w:rPr>
+        <w:t xml:space="preserve">        </w:t>
+      </w:r>
+      <w:r>
+        <w:rPr>
+          <w:rFonts w:eastAsia="Times New Roman" w:cs="Times New Roman" w:ascii="Courier New" w:hAnsi="Courier New"/>
+          <w:b w:val="false"/>
+          <w:bCs w:val="false"/>
+          <w:color w:val="000000"/>
+          <w:sz w:val="24"/>
+          <w:szCs w:val="24"/>
+          <w:lang w:val="en-US"/>
+        </w:rPr>
+        <w:t>puts("Неверное задание точности округления\n");</w:t>
+      </w:r>
+    </w:p>
+    <w:p>
+      <w:pPr>
+        <w:pStyle w:val="Normal"/>
+        <w:bidi w:val="0"/>
+        <w:spacing w:lineRule="auto" w:line="360" w:before="0" w:after="0"/>
+        <w:ind w:firstLine="720"/>
+        <w:jc w:val="both"/>
+        <w:rPr>
+          <w:rFonts w:ascii="Times New Roman" w:hAnsi="Times New Roman" w:eastAsia="Times New Roman" w:cs="Times New Roman"/>
+          <w:b w:val="false"/>
+          <w:bCs w:val="false"/>
+          <w:color w:val="000000"/>
+          <w:sz w:val="28"/>
+          <w:szCs w:val="28"/>
+          <w:lang w:val="ru-RU"/>
+        </w:rPr>
+      </w:pPr>
+      <w:r>
+        <w:rPr>
+          <w:rFonts w:eastAsia="Times New Roman" w:cs="Times New Roman" w:ascii="Courier New" w:hAnsi="Courier New"/>
+          <w:b w:val="false"/>
+          <w:bCs w:val="false"/>
+          <w:color w:val="000000"/>
+          <w:sz w:val="24"/>
+          <w:szCs w:val="24"/>
+          <w:lang w:val="en-US"/>
+        </w:rPr>
+        <w:t xml:space="preserve">        </w:t>
+      </w:r>
+      <w:r>
+        <w:rPr>
+          <w:rFonts w:eastAsia="Times New Roman" w:cs="Times New Roman" w:ascii="Courier New" w:hAnsi="Courier New"/>
+          <w:b w:val="false"/>
+          <w:bCs w:val="false"/>
+          <w:color w:val="000000"/>
+          <w:sz w:val="24"/>
+          <w:szCs w:val="24"/>
+          <w:lang w:val="en-US"/>
+        </w:rPr>
+        <w:t>exit(1);</w:t>
+      </w:r>
+    </w:p>
+    <w:p>
+      <w:pPr>
+        <w:pStyle w:val="Normal"/>
+        <w:bidi w:val="0"/>
+        <w:spacing w:lineRule="auto" w:line="360" w:before="0" w:after="0"/>
+        <w:ind w:firstLine="720"/>
+        <w:jc w:val="both"/>
+        <w:rPr>
+          <w:rFonts w:ascii="Times New Roman" w:hAnsi="Times New Roman" w:eastAsia="Times New Roman" w:cs="Times New Roman"/>
+          <w:b w:val="false"/>
+          <w:bCs w:val="false"/>
+          <w:color w:val="000000"/>
+          <w:sz w:val="28"/>
+          <w:szCs w:val="28"/>
+          <w:lang w:val="ru-RU"/>
+        </w:rPr>
+      </w:pPr>
+      <w:r>
+        <w:rPr>
+          <w:rFonts w:eastAsia="Times New Roman" w:cs="Times New Roman" w:ascii="Courier New" w:hAnsi="Courier New"/>
+          <w:b w:val="false"/>
+          <w:bCs w:val="false"/>
+          <w:color w:val="000000"/>
+          <w:sz w:val="24"/>
+          <w:szCs w:val="24"/>
+          <w:lang w:val="en-US"/>
+        </w:rPr>
         <w:t xml:space="preserve">    </w:t>
       </w:r>
       <w:r>
@@ -10504,7 +13288,7 @@
           <w:szCs w:val="24"/>
           <w:lang w:val="en-US"/>
         </w:rPr>
-        <w:t>scanf("%f %f", &amp;a1, &amp;b1);</w:t>
+        <w:t>}</w:t>
       </w:r>
     </w:p>
     <w:p>
@@ -10546,7 +13330,7 @@
           <w:szCs w:val="24"/>
           <w:lang w:val="en-US"/>
         </w:rPr>
-        <w:t>a = a1;</w:t>
+        <w:t>if (X &gt; 0.0)</w:t>
       </w:r>
     </w:p>
     <w:p>
@@ -10576,6 +13360,48 @@
           <w:szCs w:val="24"/>
           <w:lang w:val="en-US"/>
         </w:rPr>
+        <w:t xml:space="preserve">        </w:t>
+      </w:r>
+      <w:r>
+        <w:rPr>
+          <w:rFonts w:eastAsia="Times New Roman" w:cs="Times New Roman" w:ascii="Courier New" w:hAnsi="Courier New"/>
+          <w:b w:val="false"/>
+          <w:bCs w:val="false"/>
+          <w:color w:val="000000"/>
+          <w:sz w:val="24"/>
+          <w:szCs w:val="24"/>
+          <w:lang w:val="en-US"/>
+        </w:rPr>
+        <w:t>return (Delta * (long((X / Delta) + 0.5)));</w:t>
+      </w:r>
+    </w:p>
+    <w:p>
+      <w:pPr>
+        <w:pStyle w:val="Normal"/>
+        <w:bidi w:val="0"/>
+        <w:spacing w:lineRule="auto" w:line="360" w:before="0" w:after="0"/>
+        <w:ind w:firstLine="720"/>
+        <w:jc w:val="both"/>
+        <w:rPr>
+          <w:rFonts w:ascii="Times New Roman" w:hAnsi="Times New Roman" w:eastAsia="Times New Roman" w:cs="Times New Roman"/>
+          <w:b w:val="false"/>
+          <w:bCs w:val="false"/>
+          <w:color w:val="000000"/>
+          <w:sz w:val="28"/>
+          <w:szCs w:val="28"/>
+          <w:lang w:val="ru-RU"/>
+        </w:rPr>
+      </w:pPr>
+      <w:r>
+        <w:rPr>
+          <w:rFonts w:eastAsia="Times New Roman" w:cs="Times New Roman" w:ascii="Courier New" w:hAnsi="Courier New"/>
+          <w:b w:val="false"/>
+          <w:bCs w:val="false"/>
+          <w:color w:val="000000"/>
+          <w:sz w:val="24"/>
+          <w:szCs w:val="24"/>
+          <w:lang w:val="en-US"/>
+        </w:rPr>
         <w:t xml:space="preserve">    </w:t>
       </w:r>
       <w:r>
@@ -10588,7 +13414,7 @@
           <w:szCs w:val="24"/>
           <w:lang w:val="en-US"/>
         </w:rPr>
-        <w:t>b = b1;</w:t>
+        <w:t>else</w:t>
       </w:r>
     </w:p>
     <w:p>
@@ -10609,7 +13435,28 @@
         </w:rPr>
       </w:pPr>
       <w:r>
-        <w:rPr/>
+        <w:rPr>
+          <w:rFonts w:eastAsia="Times New Roman" w:cs="Times New Roman" w:ascii="Courier New" w:hAnsi="Courier New"/>
+          <w:b w:val="false"/>
+          <w:bCs w:val="false"/>
+          <w:color w:val="000000"/>
+          <w:sz w:val="24"/>
+          <w:szCs w:val="24"/>
+          <w:lang w:val="en-US"/>
+        </w:rPr>
+        <w:t xml:space="preserve">        </w:t>
+      </w:r>
+      <w:r>
+        <w:rPr>
+          <w:rFonts w:eastAsia="Times New Roman" w:cs="Times New Roman" w:ascii="Courier New" w:hAnsi="Courier New"/>
+          <w:b w:val="false"/>
+          <w:bCs w:val="false"/>
+          <w:color w:val="000000"/>
+          <w:sz w:val="24"/>
+          <w:szCs w:val="24"/>
+          <w:lang w:val="en-US"/>
+        </w:rPr>
+        <w:t>return (Delta * (long((X / Delta) - 0.5)));</w:t>
       </w:r>
     </w:p>
     <w:p>
@@ -10639,19 +13486,7 @@
           <w:szCs w:val="24"/>
           <w:lang w:val="en-US"/>
         </w:rPr>
-        <w:t xml:space="preserve">    </w:t>
-      </w:r>
-      <w:r>
-        <w:rPr>
-          <w:rFonts w:eastAsia="Times New Roman" w:cs="Times New Roman" w:ascii="Courier New" w:hAnsi="Courier New"/>
-          <w:b w:val="false"/>
-          <w:bCs w:val="false"/>
-          <w:color w:val="000000"/>
-          <w:sz w:val="24"/>
-          <w:szCs w:val="24"/>
-          <w:lang w:val="en-US"/>
-        </w:rPr>
-        <w:t>printf("Введите точность вычисления корня: "); // 0.0001</w:t>
+        <w:t>}</w:t>
       </w:r>
     </w:p>
     <w:p>
@@ -10673,519 +13508,6 @@
       </w:pPr>
       <w:r>
         <w:rPr>
-          <w:rFonts w:eastAsia="Times New Roman" w:cs="Times New Roman" w:ascii="Courier New" w:hAnsi="Courier New"/>
-          <w:b w:val="false"/>
-          <w:bCs w:val="false"/>
-          <w:color w:val="000000"/>
-          <w:sz w:val="24"/>
-          <w:szCs w:val="24"/>
-          <w:lang w:val="en-US"/>
-        </w:rPr>
-        <w:t xml:space="preserve">    </w:t>
-      </w:r>
-      <w:r>
-        <w:rPr>
-          <w:rFonts w:eastAsia="Times New Roman" w:cs="Times New Roman" w:ascii="Courier New" w:hAnsi="Courier New"/>
-          <w:b w:val="false"/>
-          <w:bCs w:val="false"/>
-          <w:color w:val="000000"/>
-          <w:sz w:val="24"/>
-          <w:szCs w:val="24"/>
-          <w:lang w:val="en-US"/>
-        </w:rPr>
-        <w:t>scanf("%f", &amp;eps1);</w:t>
-      </w:r>
-    </w:p>
-    <w:p>
-      <w:pPr>
-        <w:pStyle w:val="Normal"/>
-        <w:bidi w:val="0"/>
-        <w:spacing w:lineRule="auto" w:line="360" w:before="0" w:after="0"/>
-        <w:ind w:firstLine="720"/>
-        <w:jc w:val="both"/>
-        <w:rPr>
-          <w:rFonts w:ascii="Times New Roman" w:hAnsi="Times New Roman" w:eastAsia="Times New Roman" w:cs="Times New Roman"/>
-          <w:b w:val="false"/>
-          <w:bCs w:val="false"/>
-          <w:color w:val="000000"/>
-          <w:sz w:val="28"/>
-          <w:szCs w:val="28"/>
-          <w:lang w:val="ru-RU"/>
-        </w:rPr>
-      </w:pPr>
-      <w:r>
-        <w:rPr>
-          <w:rFonts w:eastAsia="Times New Roman" w:cs="Times New Roman" w:ascii="Courier New" w:hAnsi="Courier New"/>
-          <w:b w:val="false"/>
-          <w:bCs w:val="false"/>
-          <w:color w:val="000000"/>
-          <w:sz w:val="24"/>
-          <w:szCs w:val="24"/>
-          <w:lang w:val="en-US"/>
-        </w:rPr>
-        <w:t xml:space="preserve">    </w:t>
-      </w:r>
-      <w:r>
-        <w:rPr>
-          <w:rFonts w:eastAsia="Times New Roman" w:cs="Times New Roman" w:ascii="Courier New" w:hAnsi="Courier New"/>
-          <w:b w:val="false"/>
-          <w:bCs w:val="false"/>
-          <w:color w:val="000000"/>
-          <w:sz w:val="24"/>
-          <w:szCs w:val="24"/>
-          <w:lang w:val="en-US"/>
-        </w:rPr>
-        <w:t>eps = eps1; //Точность вычисления корня</w:t>
-      </w:r>
-    </w:p>
-    <w:p>
-      <w:pPr>
-        <w:pStyle w:val="Normal"/>
-        <w:bidi w:val="0"/>
-        <w:spacing w:lineRule="auto" w:line="360" w:before="0" w:after="0"/>
-        <w:ind w:firstLine="720"/>
-        <w:jc w:val="both"/>
-        <w:rPr>
-          <w:rFonts w:ascii="Times New Roman" w:hAnsi="Times New Roman" w:eastAsia="Times New Roman" w:cs="Times New Roman"/>
-          <w:b w:val="false"/>
-          <w:bCs w:val="false"/>
-          <w:color w:val="000000"/>
-          <w:sz w:val="28"/>
-          <w:szCs w:val="28"/>
-          <w:lang w:val="ru-RU"/>
-        </w:rPr>
-      </w:pPr>
-      <w:r>
-        <w:rPr/>
-      </w:r>
-    </w:p>
-    <w:p>
-      <w:pPr>
-        <w:pStyle w:val="Normal"/>
-        <w:bidi w:val="0"/>
-        <w:spacing w:lineRule="auto" w:line="360" w:before="0" w:after="0"/>
-        <w:ind w:firstLine="720"/>
-        <w:jc w:val="both"/>
-        <w:rPr>
-          <w:rFonts w:ascii="Times New Roman" w:hAnsi="Times New Roman" w:eastAsia="Times New Roman" w:cs="Times New Roman"/>
-          <w:b w:val="false"/>
-          <w:bCs w:val="false"/>
-          <w:color w:val="000000"/>
-          <w:sz w:val="28"/>
-          <w:szCs w:val="28"/>
-          <w:lang w:val="ru-RU"/>
-        </w:rPr>
-      </w:pPr>
-      <w:r>
-        <w:rPr>
-          <w:rFonts w:eastAsia="Times New Roman" w:cs="Times New Roman" w:ascii="Courier New" w:hAnsi="Courier New"/>
-          <w:b w:val="false"/>
-          <w:bCs w:val="false"/>
-          <w:color w:val="000000"/>
-          <w:sz w:val="24"/>
-          <w:szCs w:val="24"/>
-          <w:lang w:val="en-US"/>
-        </w:rPr>
-        <w:t xml:space="preserve">    </w:t>
-      </w:r>
-      <w:r>
-        <w:rPr>
-          <w:rFonts w:eastAsia="Times New Roman" w:cs="Times New Roman" w:ascii="Courier New" w:hAnsi="Courier New"/>
-          <w:b w:val="false"/>
-          <w:bCs w:val="false"/>
-          <w:color w:val="000000"/>
-          <w:sz w:val="24"/>
-          <w:szCs w:val="24"/>
-          <w:lang w:val="en-US"/>
-        </w:rPr>
-        <w:t>printf("Введите точность задания функции: "); // 0.000001</w:t>
-      </w:r>
-    </w:p>
-    <w:p>
-      <w:pPr>
-        <w:pStyle w:val="Normal"/>
-        <w:bidi w:val="0"/>
-        <w:spacing w:lineRule="auto" w:line="360" w:before="0" w:after="0"/>
-        <w:ind w:firstLine="720"/>
-        <w:jc w:val="both"/>
-        <w:rPr>
-          <w:rFonts w:ascii="Times New Roman" w:hAnsi="Times New Roman" w:eastAsia="Times New Roman" w:cs="Times New Roman"/>
-          <w:b w:val="false"/>
-          <w:bCs w:val="false"/>
-          <w:color w:val="000000"/>
-          <w:sz w:val="28"/>
-          <w:szCs w:val="28"/>
-          <w:lang w:val="ru-RU"/>
-        </w:rPr>
-      </w:pPr>
-      <w:r>
-        <w:rPr>
-          <w:rFonts w:eastAsia="Times New Roman" w:cs="Times New Roman" w:ascii="Courier New" w:hAnsi="Courier New"/>
-          <w:b w:val="false"/>
-          <w:bCs w:val="false"/>
-          <w:color w:val="000000"/>
-          <w:sz w:val="24"/>
-          <w:szCs w:val="24"/>
-          <w:lang w:val="en-US"/>
-        </w:rPr>
-        <w:t xml:space="preserve">    </w:t>
-      </w:r>
-      <w:r>
-        <w:rPr>
-          <w:rFonts w:eastAsia="Times New Roman" w:cs="Times New Roman" w:ascii="Courier New" w:hAnsi="Courier New"/>
-          <w:b w:val="false"/>
-          <w:bCs w:val="false"/>
-          <w:color w:val="000000"/>
-          <w:sz w:val="24"/>
-          <w:szCs w:val="24"/>
-          <w:lang w:val="en-US"/>
-        </w:rPr>
-        <w:t>scanf("%f", &amp;delta1);</w:t>
-      </w:r>
-    </w:p>
-    <w:p>
-      <w:pPr>
-        <w:pStyle w:val="Normal"/>
-        <w:bidi w:val="0"/>
-        <w:spacing w:lineRule="auto" w:line="360" w:before="0" w:after="0"/>
-        <w:ind w:firstLine="720"/>
-        <w:jc w:val="both"/>
-        <w:rPr>
-          <w:rFonts w:ascii="Times New Roman" w:hAnsi="Times New Roman" w:eastAsia="Times New Roman" w:cs="Times New Roman"/>
-          <w:b w:val="false"/>
-          <w:bCs w:val="false"/>
-          <w:color w:val="000000"/>
-          <w:sz w:val="28"/>
-          <w:szCs w:val="28"/>
-          <w:lang w:val="ru-RU"/>
-        </w:rPr>
-      </w:pPr>
-      <w:r>
-        <w:rPr>
-          <w:rFonts w:eastAsia="Times New Roman" w:cs="Times New Roman" w:ascii="Courier New" w:hAnsi="Courier New"/>
-          <w:b w:val="false"/>
-          <w:bCs w:val="false"/>
-          <w:color w:val="000000"/>
-          <w:sz w:val="24"/>
-          <w:szCs w:val="24"/>
-          <w:lang w:val="en-US"/>
-        </w:rPr>
-        <w:t xml:space="preserve">    </w:t>
-      </w:r>
-      <w:r>
-        <w:rPr>
-          <w:rFonts w:eastAsia="Times New Roman" w:cs="Times New Roman" w:ascii="Courier New" w:hAnsi="Courier New"/>
-          <w:b w:val="false"/>
-          <w:bCs w:val="false"/>
-          <w:color w:val="000000"/>
-          <w:sz w:val="24"/>
-          <w:szCs w:val="24"/>
-          <w:lang w:val="en-US"/>
-        </w:rPr>
-        <w:t>delta = delta1; // Точность задания функции</w:t>
-      </w:r>
-    </w:p>
-    <w:p>
-      <w:pPr>
-        <w:pStyle w:val="Normal"/>
-        <w:bidi w:val="0"/>
-        <w:spacing w:lineRule="auto" w:line="360" w:before="0" w:after="0"/>
-        <w:ind w:firstLine="720"/>
-        <w:jc w:val="both"/>
-        <w:rPr>
-          <w:rFonts w:ascii="Times New Roman" w:hAnsi="Times New Roman" w:eastAsia="Times New Roman" w:cs="Times New Roman"/>
-          <w:b w:val="false"/>
-          <w:bCs w:val="false"/>
-          <w:color w:val="000000"/>
-          <w:sz w:val="28"/>
-          <w:szCs w:val="28"/>
-          <w:lang w:val="ru-RU"/>
-        </w:rPr>
-      </w:pPr>
-      <w:r>
-        <w:rPr/>
-      </w:r>
-    </w:p>
-    <w:p>
-      <w:pPr>
-        <w:pStyle w:val="Normal"/>
-        <w:bidi w:val="0"/>
-        <w:spacing w:lineRule="auto" w:line="360" w:before="0" w:after="0"/>
-        <w:ind w:firstLine="720"/>
-        <w:jc w:val="both"/>
-        <w:rPr>
-          <w:rFonts w:ascii="Times New Roman" w:hAnsi="Times New Roman" w:eastAsia="Times New Roman" w:cs="Times New Roman"/>
-          <w:b w:val="false"/>
-          <w:bCs w:val="false"/>
-          <w:color w:val="000000"/>
-          <w:sz w:val="28"/>
-          <w:szCs w:val="28"/>
-          <w:lang w:val="ru-RU"/>
-        </w:rPr>
-      </w:pPr>
-      <w:r>
-        <w:rPr>
-          <w:rFonts w:eastAsia="Times New Roman" w:cs="Times New Roman" w:ascii="Courier New" w:hAnsi="Courier New"/>
-          <w:b w:val="false"/>
-          <w:bCs w:val="false"/>
-          <w:color w:val="000000"/>
-          <w:sz w:val="24"/>
-          <w:szCs w:val="24"/>
-          <w:lang w:val="en-US"/>
-        </w:rPr>
-        <w:t xml:space="preserve">    </w:t>
-      </w:r>
-      <w:r>
-        <w:rPr>
-          <w:rFonts w:eastAsia="Times New Roman" w:cs="Times New Roman" w:ascii="Courier New" w:hAnsi="Courier New"/>
-          <w:b w:val="false"/>
-          <w:bCs w:val="false"/>
-          <w:color w:val="000000"/>
-          <w:sz w:val="24"/>
-          <w:szCs w:val="24"/>
-          <w:lang w:val="en-US"/>
-        </w:rPr>
-        <w:t>x = HORDA(a, b, eps, k);</w:t>
-      </w:r>
-    </w:p>
-    <w:p>
-      <w:pPr>
-        <w:pStyle w:val="Normal"/>
-        <w:bidi w:val="0"/>
-        <w:spacing w:lineRule="auto" w:line="360" w:before="0" w:after="0"/>
-        <w:ind w:firstLine="720"/>
-        <w:jc w:val="both"/>
-        <w:rPr>
-          <w:rFonts w:ascii="Times New Roman" w:hAnsi="Times New Roman" w:eastAsia="Times New Roman" w:cs="Times New Roman"/>
-          <w:b w:val="false"/>
-          <w:bCs w:val="false"/>
-          <w:color w:val="000000"/>
-          <w:sz w:val="28"/>
-          <w:szCs w:val="28"/>
-          <w:lang w:val="ru-RU"/>
-        </w:rPr>
-      </w:pPr>
-      <w:r>
-        <w:rPr/>
-      </w:r>
-    </w:p>
-    <w:p>
-      <w:pPr>
-        <w:pStyle w:val="Normal"/>
-        <w:bidi w:val="0"/>
-        <w:spacing w:lineRule="auto" w:line="360" w:before="0" w:after="0"/>
-        <w:ind w:firstLine="720"/>
-        <w:jc w:val="both"/>
-        <w:rPr>
-          <w:rFonts w:ascii="Times New Roman" w:hAnsi="Times New Roman" w:eastAsia="Times New Roman" w:cs="Times New Roman"/>
-          <w:b w:val="false"/>
-          <w:bCs w:val="false"/>
-          <w:color w:val="000000"/>
-          <w:sz w:val="28"/>
-          <w:szCs w:val="28"/>
-          <w:lang w:val="ru-RU"/>
-        </w:rPr>
-      </w:pPr>
-      <w:r>
-        <w:rPr>
-          <w:rFonts w:eastAsia="Times New Roman" w:cs="Times New Roman" w:ascii="Courier New" w:hAnsi="Courier New"/>
-          <w:b w:val="false"/>
-          <w:bCs w:val="false"/>
-          <w:color w:val="000000"/>
-          <w:sz w:val="24"/>
-          <w:szCs w:val="24"/>
-          <w:lang w:val="en-US"/>
-        </w:rPr>
-        <w:t xml:space="preserve">    </w:t>
-      </w:r>
-      <w:r>
-        <w:rPr>
-          <w:rFonts w:eastAsia="Times New Roman" w:cs="Times New Roman" w:ascii="Courier New" w:hAnsi="Courier New"/>
-          <w:b w:val="false"/>
-          <w:bCs w:val="false"/>
-          <w:color w:val="000000"/>
-          <w:sz w:val="24"/>
-          <w:szCs w:val="24"/>
-          <w:lang w:val="en-US"/>
-        </w:rPr>
-        <w:t>printf("\nРезультаты:\n");</w:t>
-      </w:r>
-    </w:p>
-    <w:p>
-      <w:pPr>
-        <w:pStyle w:val="Normal"/>
-        <w:bidi w:val="0"/>
-        <w:spacing w:lineRule="auto" w:line="360" w:before="0" w:after="0"/>
-        <w:ind w:firstLine="720"/>
-        <w:jc w:val="both"/>
-        <w:rPr>
-          <w:rFonts w:ascii="Times New Roman" w:hAnsi="Times New Roman" w:eastAsia="Times New Roman" w:cs="Times New Roman"/>
-          <w:b w:val="false"/>
-          <w:bCs w:val="false"/>
-          <w:color w:val="000000"/>
-          <w:sz w:val="28"/>
-          <w:szCs w:val="28"/>
-          <w:lang w:val="ru-RU"/>
-        </w:rPr>
-      </w:pPr>
-      <w:r>
-        <w:rPr>
-          <w:rFonts w:eastAsia="Times New Roman" w:cs="Times New Roman" w:ascii="Courier New" w:hAnsi="Courier New"/>
-          <w:b w:val="false"/>
-          <w:bCs w:val="false"/>
-          <w:color w:val="000000"/>
-          <w:sz w:val="24"/>
-          <w:szCs w:val="24"/>
-          <w:lang w:val="en-US"/>
-        </w:rPr>
-        <w:t xml:space="preserve">    </w:t>
-      </w:r>
-      <w:r>
-        <w:rPr>
-          <w:rFonts w:eastAsia="Times New Roman" w:cs="Times New Roman" w:ascii="Courier New" w:hAnsi="Courier New"/>
-          <w:b w:val="false"/>
-          <w:bCs w:val="false"/>
-          <w:color w:val="000000"/>
-          <w:sz w:val="24"/>
-          <w:szCs w:val="24"/>
-          <w:lang w:val="en-US"/>
-        </w:rPr>
-        <w:t>printf("x = %f\n", x);</w:t>
-      </w:r>
-    </w:p>
-    <w:p>
-      <w:pPr>
-        <w:pStyle w:val="Normal"/>
-        <w:bidi w:val="0"/>
-        <w:spacing w:lineRule="auto" w:line="360" w:before="0" w:after="0"/>
-        <w:ind w:firstLine="720"/>
-        <w:jc w:val="both"/>
-        <w:rPr>
-          <w:rFonts w:ascii="Times New Roman" w:hAnsi="Times New Roman" w:eastAsia="Times New Roman" w:cs="Times New Roman"/>
-          <w:b w:val="false"/>
-          <w:bCs w:val="false"/>
-          <w:color w:val="000000"/>
-          <w:sz w:val="28"/>
-          <w:szCs w:val="28"/>
-          <w:lang w:val="ru-RU"/>
-        </w:rPr>
-      </w:pPr>
-      <w:r>
-        <w:rPr>
-          <w:rFonts w:eastAsia="Times New Roman" w:cs="Times New Roman" w:ascii="Courier New" w:hAnsi="Courier New"/>
-          <w:b w:val="false"/>
-          <w:bCs w:val="false"/>
-          <w:color w:val="000000"/>
-          <w:sz w:val="24"/>
-          <w:szCs w:val="24"/>
-          <w:lang w:val="en-US"/>
-        </w:rPr>
-        <w:t xml:space="preserve">    </w:t>
-      </w:r>
-      <w:r>
-        <w:rPr>
-          <w:rFonts w:eastAsia="Times New Roman" w:cs="Times New Roman" w:ascii="Courier New" w:hAnsi="Courier New"/>
-          <w:b w:val="false"/>
-          <w:bCs w:val="false"/>
-          <w:color w:val="000000"/>
-          <w:sz w:val="24"/>
-          <w:szCs w:val="24"/>
-          <w:lang w:val="en-US"/>
-        </w:rPr>
-        <w:t>printf("Число итераций N = %d\n", k);</w:t>
-      </w:r>
-    </w:p>
-    <w:p>
-      <w:pPr>
-        <w:pStyle w:val="Normal"/>
-        <w:bidi w:val="0"/>
-        <w:spacing w:lineRule="auto" w:line="360" w:before="0" w:after="0"/>
-        <w:ind w:firstLine="720"/>
-        <w:jc w:val="both"/>
-        <w:rPr>
-          <w:rFonts w:ascii="Times New Roman" w:hAnsi="Times New Roman" w:eastAsia="Times New Roman" w:cs="Times New Roman"/>
-          <w:b w:val="false"/>
-          <w:bCs w:val="false"/>
-          <w:color w:val="000000"/>
-          <w:sz w:val="28"/>
-          <w:szCs w:val="28"/>
-          <w:lang w:val="ru-RU"/>
-        </w:rPr>
-      </w:pPr>
-      <w:r>
-        <w:rPr>
-          <w:rFonts w:eastAsia="Times New Roman" w:cs="Times New Roman" w:ascii="Courier New" w:hAnsi="Courier New"/>
-          <w:b w:val="false"/>
-          <w:bCs w:val="false"/>
-          <w:color w:val="000000"/>
-          <w:sz w:val="24"/>
-          <w:szCs w:val="24"/>
-          <w:lang w:val="en-US"/>
-        </w:rPr>
-        <w:t xml:space="preserve">    </w:t>
-      </w:r>
-      <w:r>
-        <w:rPr>
-          <w:rFonts w:eastAsia="Times New Roman" w:cs="Times New Roman" w:ascii="Courier New" w:hAnsi="Courier New"/>
-          <w:b w:val="false"/>
-          <w:bCs w:val="false"/>
-          <w:color w:val="000000"/>
-          <w:sz w:val="24"/>
-          <w:szCs w:val="24"/>
-          <w:lang w:val="en-US"/>
-        </w:rPr>
-        <w:t>return 0;</w:t>
-      </w:r>
-    </w:p>
-    <w:p>
-      <w:pPr>
-        <w:pStyle w:val="Normal"/>
-        <w:bidi w:val="0"/>
-        <w:spacing w:lineRule="auto" w:line="360" w:before="0" w:after="0"/>
-        <w:ind w:firstLine="720"/>
-        <w:jc w:val="both"/>
-        <w:rPr>
-          <w:rFonts w:ascii="Times New Roman" w:hAnsi="Times New Roman" w:eastAsia="Times New Roman" w:cs="Times New Roman"/>
-          <w:b w:val="false"/>
-          <w:bCs w:val="false"/>
-          <w:color w:val="000000"/>
-          <w:sz w:val="28"/>
-          <w:szCs w:val="28"/>
-          <w:lang w:val="ru-RU"/>
-        </w:rPr>
-      </w:pPr>
-      <w:r>
-        <w:rPr>
-          <w:rFonts w:eastAsia="Times New Roman" w:cs="Times New Roman" w:ascii="Courier New" w:hAnsi="Courier New"/>
-          <w:b w:val="false"/>
-          <w:bCs w:val="false"/>
-          <w:color w:val="000000"/>
-          <w:sz w:val="24"/>
-          <w:szCs w:val="24"/>
-          <w:lang w:val="en-US"/>
-        </w:rPr>
-        <w:t>}</w:t>
-      </w:r>
-    </w:p>
-    <w:p>
-      <w:pPr>
-        <w:pStyle w:val="Normal"/>
-        <w:bidi w:val="0"/>
-        <w:spacing w:lineRule="auto" w:line="360" w:before="0" w:after="0"/>
-        <w:ind w:firstLine="720"/>
-        <w:jc w:val="both"/>
-        <w:rPr>
-          <w:rFonts w:ascii="Times New Roman" w:hAnsi="Times New Roman" w:eastAsia="Times New Roman" w:cs="Times New Roman"/>
-          <w:b w:val="false"/>
-          <w:bCs w:val="false"/>
-          <w:color w:val="000000"/>
-          <w:sz w:val="28"/>
-          <w:szCs w:val="28"/>
-          <w:lang w:val="ru-RU"/>
-        </w:rPr>
-      </w:pPr>
-      <w:r>
-        <w:rPr>
           <w:rFonts w:eastAsia="Times New Roman" w:cs="Times New Roman" w:ascii="Times New Roman" w:hAnsi="Times New Roman"/>
           <w:b w:val="false"/>
           <w:bCs w:val="false"/>
@@ -11201,7 +13523,7 @@
         <w:pStyle w:val="Normal"/>
         <w:bidi w:val="0"/>
         <w:spacing w:lineRule="auto" w:line="360" w:before="0" w:after="0"/>
-        <w:ind w:firstLine="720"/>
+        <w:ind w:hanging="0" w:start="0"/>
         <w:jc w:val="both"/>
         <w:rPr>
           <w:rFonts w:ascii="Times New Roman" w:hAnsi="Times New Roman" w:eastAsia="Times New Roman" w:cs="Times New Roman"/>
@@ -11235,105 +13557,45 @@
           <w:szCs w:val="28"/>
           <w:lang w:val="en-US"/>
         </w:rPr>
-        <w:t>methods.cpp:</w:t>
-      </w:r>
-    </w:p>
-    <w:p>
-      <w:pPr>
-        <w:pStyle w:val="Normal"/>
-        <w:bidi w:val="0"/>
-        <w:spacing w:lineRule="auto" w:line="360" w:before="0" w:after="0"/>
-        <w:ind w:firstLine="720"/>
-        <w:jc w:val="both"/>
-        <w:rPr>
-          <w:rFonts w:ascii="Times New Roman" w:hAnsi="Times New Roman" w:eastAsia="Times New Roman" w:cs="Times New Roman"/>
-          <w:b w:val="false"/>
-          <w:bCs w:val="false"/>
-          <w:color w:val="000000"/>
-          <w:sz w:val="28"/>
-          <w:szCs w:val="28"/>
-          <w:lang w:val="ru-RU"/>
-        </w:rPr>
-      </w:pPr>
-      <w:r>
-        <w:rPr>
-          <w:rFonts w:eastAsia="Times New Roman" w:cs="Times New Roman" w:ascii="Courier New" w:hAnsi="Courier New"/>
-          <w:b w:val="false"/>
-          <w:bCs w:val="false"/>
-          <w:color w:val="000000"/>
-          <w:sz w:val="24"/>
-          <w:szCs w:val="24"/>
-          <w:lang w:val="en-US"/>
-        </w:rPr>
-        <w:t>#include &lt;stdio.h&gt;</w:t>
-      </w:r>
-    </w:p>
-    <w:p>
-      <w:pPr>
-        <w:pStyle w:val="Normal"/>
-        <w:bidi w:val="0"/>
-        <w:spacing w:lineRule="auto" w:line="360" w:before="0" w:after="0"/>
-        <w:ind w:firstLine="720"/>
-        <w:jc w:val="both"/>
-        <w:rPr>
-          <w:rFonts w:ascii="Times New Roman" w:hAnsi="Times New Roman" w:eastAsia="Times New Roman" w:cs="Times New Roman"/>
-          <w:b w:val="false"/>
-          <w:bCs w:val="false"/>
-          <w:color w:val="000000"/>
-          <w:sz w:val="28"/>
-          <w:szCs w:val="28"/>
-          <w:lang w:val="ru-RU"/>
-        </w:rPr>
-      </w:pPr>
-      <w:r>
-        <w:rPr>
-          <w:rFonts w:eastAsia="Times New Roman" w:cs="Times New Roman" w:ascii="Courier New" w:hAnsi="Courier New"/>
-          <w:b w:val="false"/>
-          <w:bCs w:val="false"/>
-          <w:color w:val="000000"/>
-          <w:sz w:val="24"/>
-          <w:szCs w:val="24"/>
-          <w:lang w:val="en-US"/>
-        </w:rPr>
-        <w:t>#include &lt;math.h&gt;</w:t>
-      </w:r>
-    </w:p>
-    <w:p>
-      <w:pPr>
-        <w:pStyle w:val="Normal"/>
-        <w:bidi w:val="0"/>
-        <w:spacing w:lineRule="auto" w:line="360" w:before="0" w:after="0"/>
-        <w:ind w:firstLine="720"/>
-        <w:jc w:val="both"/>
-        <w:rPr>
-          <w:rFonts w:ascii="Times New Roman" w:hAnsi="Times New Roman" w:eastAsia="Times New Roman" w:cs="Times New Roman"/>
-          <w:b w:val="false"/>
-          <w:bCs w:val="false"/>
-          <w:color w:val="000000"/>
-          <w:sz w:val="28"/>
-          <w:szCs w:val="28"/>
-          <w:lang w:val="ru-RU"/>
-        </w:rPr>
-      </w:pPr>
-      <w:r>
-        <w:rPr>
-          <w:rFonts w:eastAsia="Times New Roman" w:cs="Times New Roman" w:ascii="Courier New" w:hAnsi="Courier New"/>
-          <w:b w:val="false"/>
-          <w:bCs w:val="false"/>
-          <w:color w:val="000000"/>
-          <w:sz w:val="24"/>
-          <w:szCs w:val="24"/>
-          <w:lang w:val="en-US"/>
-        </w:rPr>
-        <w:t>#include &lt;stdlib.h&gt;</w:t>
-      </w:r>
-    </w:p>
-    <w:p>
-      <w:pPr>
-        <w:pStyle w:val="Normal"/>
-        <w:bidi w:val="0"/>
-        <w:spacing w:lineRule="auto" w:line="360" w:before="0" w:after="0"/>
-        <w:ind w:firstLine="720"/>
+        <w:t>methods.h</w:t>
+      </w:r>
+    </w:p>
+    <w:p>
+      <w:pPr>
+        <w:pStyle w:val="Normal"/>
+        <w:bidi w:val="0"/>
+        <w:spacing w:lineRule="auto" w:line="360" w:before="0" w:after="0"/>
+        <w:ind w:hanging="0" w:start="0"/>
+        <w:jc w:val="both"/>
+        <w:rPr>
+          <w:rFonts w:ascii="Times New Roman" w:hAnsi="Times New Roman" w:eastAsia="Times New Roman" w:cs="Times New Roman"/>
+          <w:b w:val="false"/>
+          <w:bCs w:val="false"/>
+          <w:color w:val="000000"/>
+          <w:sz w:val="28"/>
+          <w:szCs w:val="28"/>
+          <w:lang w:val="ru-RU"/>
+        </w:rPr>
+      </w:pPr>
+      <w:r>
+        <w:rPr>
+          <w:rFonts w:eastAsia="Times New Roman" w:cs="Times New Roman" w:ascii="Courier New" w:hAnsi="Courier New"/>
+          <w:b w:val="false"/>
+          <w:bCs w:val="false"/>
+          <w:color w:val="000000"/>
+          <w:sz w:val="24"/>
+          <w:szCs w:val="24"/>
+          <w:lang w:val="en-US"/>
+        </w:rPr>
+        <w:t>#include "methods.cpp"</w:t>
+      </w:r>
+    </w:p>
+    <w:p>
+      <w:pPr>
+        <w:pStyle w:val="Normal"/>
+        <w:bidi w:val="0"/>
+        <w:spacing w:lineRule="auto" w:line="360" w:before="0" w:after="0"/>
+        <w:ind w:hanging="0" w:start="0"/>
         <w:jc w:val="both"/>
         <w:rPr>
           <w:rFonts w:ascii="Times New Roman" w:hAnsi="Times New Roman" w:eastAsia="Times New Roman" w:cs="Times New Roman"/>
@@ -11355,2407 +13617,6 @@
           <w:szCs w:val="28"/>
           <w:lang w:val="ru-RU"/>
         </w:rPr>
-      </w:r>
-    </w:p>
-    <w:p>
-      <w:pPr>
-        <w:pStyle w:val="Normal"/>
-        <w:bidi w:val="0"/>
-        <w:spacing w:lineRule="auto" w:line="360" w:before="0" w:after="0"/>
-        <w:ind w:firstLine="720"/>
-        <w:jc w:val="both"/>
-        <w:rPr>
-          <w:rFonts w:ascii="Times New Roman" w:hAnsi="Times New Roman" w:eastAsia="Times New Roman" w:cs="Times New Roman"/>
-          <w:b w:val="false"/>
-          <w:bCs w:val="false"/>
-          <w:color w:val="000000"/>
-          <w:sz w:val="28"/>
-          <w:szCs w:val="28"/>
-          <w:lang w:val="ru-RU"/>
-        </w:rPr>
-      </w:pPr>
-      <w:r>
-        <w:rPr>
-          <w:rFonts w:eastAsia="Times New Roman" w:cs="Times New Roman" w:ascii="Courier New" w:hAnsi="Courier New"/>
-          <w:b w:val="false"/>
-          <w:bCs w:val="false"/>
-          <w:color w:val="000000"/>
-          <w:sz w:val="24"/>
-          <w:szCs w:val="24"/>
-          <w:lang w:val="en-US"/>
-        </w:rPr>
-        <w:t>extern double F(double);</w:t>
-      </w:r>
-    </w:p>
-    <w:p>
-      <w:pPr>
-        <w:pStyle w:val="Normal"/>
-        <w:bidi w:val="0"/>
-        <w:spacing w:lineRule="auto" w:line="360" w:before="0" w:after="0"/>
-        <w:ind w:firstLine="720"/>
-        <w:jc w:val="both"/>
-        <w:rPr>
-          <w:rFonts w:ascii="Times New Roman" w:hAnsi="Times New Roman" w:eastAsia="Times New Roman" w:cs="Times New Roman"/>
-          <w:b w:val="false"/>
-          <w:bCs w:val="false"/>
-          <w:color w:val="000000"/>
-          <w:sz w:val="28"/>
-          <w:szCs w:val="28"/>
-          <w:lang w:val="ru-RU"/>
-        </w:rPr>
-      </w:pPr>
-      <w:r>
-        <w:rPr>
-          <w:rFonts w:eastAsia="Times New Roman" w:cs="Times New Roman" w:ascii="Times New Roman" w:hAnsi="Times New Roman"/>
-          <w:b w:val="false"/>
-          <w:bCs w:val="false"/>
-          <w:color w:val="000000"/>
-          <w:sz w:val="28"/>
-          <w:szCs w:val="28"/>
-          <w:lang w:val="ru-RU"/>
-        </w:rPr>
-      </w:r>
-    </w:p>
-    <w:p>
-      <w:pPr>
-        <w:pStyle w:val="Normal"/>
-        <w:bidi w:val="0"/>
-        <w:spacing w:lineRule="auto" w:line="360" w:before="0" w:after="0"/>
-        <w:ind w:firstLine="720"/>
-        <w:jc w:val="both"/>
-        <w:rPr>
-          <w:rFonts w:ascii="Times New Roman" w:hAnsi="Times New Roman" w:eastAsia="Times New Roman" w:cs="Times New Roman"/>
-          <w:b w:val="false"/>
-          <w:bCs w:val="false"/>
-          <w:color w:val="000000"/>
-          <w:sz w:val="28"/>
-          <w:szCs w:val="28"/>
-          <w:lang w:val="ru-RU"/>
-        </w:rPr>
-      </w:pPr>
-      <w:r>
-        <w:rPr>
-          <w:rFonts w:eastAsia="Times New Roman" w:cs="Times New Roman" w:ascii="Courier New" w:hAnsi="Courier New"/>
-          <w:b w:val="false"/>
-          <w:bCs w:val="false"/>
-          <w:color w:val="000000"/>
-          <w:sz w:val="24"/>
-          <w:szCs w:val="24"/>
-          <w:lang w:val="en-US"/>
-        </w:rPr>
-        <w:t>double HORDA(double Left, double Right, double Eps, int &amp;N)</w:t>
-      </w:r>
-    </w:p>
-    <w:p>
-      <w:pPr>
-        <w:pStyle w:val="Normal"/>
-        <w:bidi w:val="0"/>
-        <w:spacing w:lineRule="auto" w:line="360" w:before="0" w:after="0"/>
-        <w:ind w:firstLine="720"/>
-        <w:jc w:val="both"/>
-        <w:rPr>
-          <w:rFonts w:ascii="Times New Roman" w:hAnsi="Times New Roman" w:eastAsia="Times New Roman" w:cs="Times New Roman"/>
-          <w:b w:val="false"/>
-          <w:bCs w:val="false"/>
-          <w:color w:val="000000"/>
-          <w:sz w:val="28"/>
-          <w:szCs w:val="28"/>
-          <w:lang w:val="ru-RU"/>
-        </w:rPr>
-      </w:pPr>
-      <w:r>
-        <w:rPr>
-          <w:rFonts w:eastAsia="Times New Roman" w:cs="Times New Roman" w:ascii="Courier New" w:hAnsi="Courier New"/>
-          <w:b w:val="false"/>
-          <w:bCs w:val="false"/>
-          <w:color w:val="000000"/>
-          <w:sz w:val="24"/>
-          <w:szCs w:val="24"/>
-          <w:lang w:val="en-US"/>
-        </w:rPr>
-        <w:t>{</w:t>
-      </w:r>
-    </w:p>
-    <w:p>
-      <w:pPr>
-        <w:pStyle w:val="Normal"/>
-        <w:bidi w:val="0"/>
-        <w:spacing w:lineRule="auto" w:line="360" w:before="0" w:after="0"/>
-        <w:ind w:firstLine="720"/>
-        <w:jc w:val="both"/>
-        <w:rPr>
-          <w:rFonts w:ascii="Times New Roman" w:hAnsi="Times New Roman" w:eastAsia="Times New Roman" w:cs="Times New Roman"/>
-          <w:b w:val="false"/>
-          <w:bCs w:val="false"/>
-          <w:color w:val="000000"/>
-          <w:sz w:val="28"/>
-          <w:szCs w:val="28"/>
-          <w:lang w:val="ru-RU"/>
-        </w:rPr>
-      </w:pPr>
-      <w:r>
-        <w:rPr>
-          <w:rFonts w:eastAsia="Times New Roman" w:cs="Times New Roman" w:ascii="Courier New" w:hAnsi="Courier New"/>
-          <w:b w:val="false"/>
-          <w:bCs w:val="false"/>
-          <w:color w:val="000000"/>
-          <w:sz w:val="24"/>
-          <w:szCs w:val="24"/>
-          <w:lang w:val="en-US"/>
-        </w:rPr>
-        <w:t xml:space="preserve">    </w:t>
-      </w:r>
-      <w:r>
-        <w:rPr>
-          <w:rFonts w:eastAsia="Times New Roman" w:cs="Times New Roman" w:ascii="Courier New" w:hAnsi="Courier New"/>
-          <w:b w:val="false"/>
-          <w:bCs w:val="false"/>
-          <w:color w:val="000000"/>
-          <w:sz w:val="24"/>
-          <w:szCs w:val="24"/>
-          <w:lang w:val="en-US"/>
-        </w:rPr>
-        <w:t>double FLeft = F(Left);</w:t>
-      </w:r>
-    </w:p>
-    <w:p>
-      <w:pPr>
-        <w:pStyle w:val="Normal"/>
-        <w:bidi w:val="0"/>
-        <w:spacing w:lineRule="auto" w:line="360" w:before="0" w:after="0"/>
-        <w:ind w:firstLine="720"/>
-        <w:jc w:val="both"/>
-        <w:rPr>
-          <w:rFonts w:ascii="Times New Roman" w:hAnsi="Times New Roman" w:eastAsia="Times New Roman" w:cs="Times New Roman"/>
-          <w:b w:val="false"/>
-          <w:bCs w:val="false"/>
-          <w:color w:val="000000"/>
-          <w:sz w:val="28"/>
-          <w:szCs w:val="28"/>
-          <w:lang w:val="ru-RU"/>
-        </w:rPr>
-      </w:pPr>
-      <w:r>
-        <w:rPr>
-          <w:rFonts w:eastAsia="Times New Roman" w:cs="Times New Roman" w:ascii="Courier New" w:hAnsi="Courier New"/>
-          <w:b w:val="false"/>
-          <w:bCs w:val="false"/>
-          <w:color w:val="000000"/>
-          <w:sz w:val="24"/>
-          <w:szCs w:val="24"/>
-          <w:lang w:val="en-US"/>
-        </w:rPr>
-        <w:t xml:space="preserve">    </w:t>
-      </w:r>
-      <w:r>
-        <w:rPr>
-          <w:rFonts w:eastAsia="Times New Roman" w:cs="Times New Roman" w:ascii="Courier New" w:hAnsi="Courier New"/>
-          <w:b w:val="false"/>
-          <w:bCs w:val="false"/>
-          <w:color w:val="000000"/>
-          <w:sz w:val="24"/>
-          <w:szCs w:val="24"/>
-          <w:lang w:val="en-US"/>
-        </w:rPr>
-        <w:t>double FRight = F(Right);</w:t>
-      </w:r>
-    </w:p>
-    <w:p>
-      <w:pPr>
-        <w:pStyle w:val="Normal"/>
-        <w:bidi w:val="0"/>
-        <w:spacing w:lineRule="auto" w:line="360" w:before="0" w:after="0"/>
-        <w:ind w:firstLine="720"/>
-        <w:jc w:val="both"/>
-        <w:rPr>
-          <w:rFonts w:ascii="Times New Roman" w:hAnsi="Times New Roman" w:eastAsia="Times New Roman" w:cs="Times New Roman"/>
-          <w:b w:val="false"/>
-          <w:bCs w:val="false"/>
-          <w:color w:val="000000"/>
-          <w:sz w:val="28"/>
-          <w:szCs w:val="28"/>
-          <w:lang w:val="ru-RU"/>
-        </w:rPr>
-      </w:pPr>
-      <w:r>
-        <w:rPr>
-          <w:rFonts w:eastAsia="Times New Roman" w:cs="Times New Roman" w:ascii="Courier New" w:hAnsi="Courier New"/>
-          <w:b w:val="false"/>
-          <w:bCs w:val="false"/>
-          <w:color w:val="000000"/>
-          <w:sz w:val="24"/>
-          <w:szCs w:val="24"/>
-          <w:lang w:val="en-US"/>
-        </w:rPr>
-        <w:t xml:space="preserve">    </w:t>
-      </w:r>
-      <w:r>
-        <w:rPr>
-          <w:rFonts w:eastAsia="Times New Roman" w:cs="Times New Roman" w:ascii="Courier New" w:hAnsi="Courier New"/>
-          <w:b w:val="false"/>
-          <w:bCs w:val="false"/>
-          <w:color w:val="000000"/>
-          <w:sz w:val="24"/>
-          <w:szCs w:val="24"/>
-          <w:lang w:val="en-US"/>
-        </w:rPr>
-        <w:t>double X, Y;</w:t>
-      </w:r>
-    </w:p>
-    <w:p>
-      <w:pPr>
-        <w:pStyle w:val="Normal"/>
-        <w:bidi w:val="0"/>
-        <w:spacing w:lineRule="auto" w:line="360" w:before="0" w:after="0"/>
-        <w:ind w:firstLine="720"/>
-        <w:jc w:val="both"/>
-        <w:rPr>
-          <w:rFonts w:ascii="Times New Roman" w:hAnsi="Times New Roman" w:eastAsia="Times New Roman" w:cs="Times New Roman"/>
-          <w:b w:val="false"/>
-          <w:bCs w:val="false"/>
-          <w:color w:val="000000"/>
-          <w:sz w:val="28"/>
-          <w:szCs w:val="28"/>
-          <w:lang w:val="ru-RU"/>
-        </w:rPr>
-      </w:pPr>
-      <w:r>
-        <w:rPr>
-          <w:rFonts w:eastAsia="Times New Roman" w:cs="Times New Roman" w:ascii="Courier New" w:hAnsi="Courier New"/>
-          <w:b w:val="false"/>
-          <w:bCs w:val="false"/>
-          <w:color w:val="000000"/>
-          <w:sz w:val="24"/>
-          <w:szCs w:val="24"/>
-          <w:lang w:val="en-US"/>
-        </w:rPr>
-        <w:t xml:space="preserve">    </w:t>
-      </w:r>
-      <w:r>
-        <w:rPr>
-          <w:rFonts w:eastAsia="Times New Roman" w:cs="Times New Roman" w:ascii="Courier New" w:hAnsi="Courier New"/>
-          <w:b w:val="false"/>
-          <w:bCs w:val="false"/>
-          <w:color w:val="000000"/>
-          <w:sz w:val="24"/>
-          <w:szCs w:val="24"/>
-          <w:lang w:val="en-US"/>
-        </w:rPr>
-        <w:t>if (FLeft * FRight &gt; 0.0)</w:t>
-      </w:r>
-    </w:p>
-    <w:p>
-      <w:pPr>
-        <w:pStyle w:val="Normal"/>
-        <w:bidi w:val="0"/>
-        <w:spacing w:lineRule="auto" w:line="360" w:before="0" w:after="0"/>
-        <w:ind w:firstLine="720"/>
-        <w:jc w:val="both"/>
-        <w:rPr>
-          <w:rFonts w:ascii="Times New Roman" w:hAnsi="Times New Roman" w:eastAsia="Times New Roman" w:cs="Times New Roman"/>
-          <w:b w:val="false"/>
-          <w:bCs w:val="false"/>
-          <w:color w:val="000000"/>
-          <w:sz w:val="28"/>
-          <w:szCs w:val="28"/>
-          <w:lang w:val="ru-RU"/>
-        </w:rPr>
-      </w:pPr>
-      <w:r>
-        <w:rPr>
-          <w:rFonts w:eastAsia="Times New Roman" w:cs="Times New Roman" w:ascii="Courier New" w:hAnsi="Courier New"/>
-          <w:b w:val="false"/>
-          <w:bCs w:val="false"/>
-          <w:color w:val="000000"/>
-          <w:sz w:val="24"/>
-          <w:szCs w:val="24"/>
-          <w:lang w:val="en-US"/>
-        </w:rPr>
-        <w:t xml:space="preserve">    </w:t>
-      </w:r>
-      <w:r>
-        <w:rPr>
-          <w:rFonts w:eastAsia="Times New Roman" w:cs="Times New Roman" w:ascii="Courier New" w:hAnsi="Courier New"/>
-          <w:b w:val="false"/>
-          <w:bCs w:val="false"/>
-          <w:color w:val="000000"/>
-          <w:sz w:val="24"/>
-          <w:szCs w:val="24"/>
-          <w:lang w:val="en-US"/>
-        </w:rPr>
-        <w:t>{</w:t>
-      </w:r>
-    </w:p>
-    <w:p>
-      <w:pPr>
-        <w:pStyle w:val="Normal"/>
-        <w:bidi w:val="0"/>
-        <w:spacing w:lineRule="auto" w:line="360" w:before="0" w:after="0"/>
-        <w:ind w:firstLine="720"/>
-        <w:jc w:val="both"/>
-        <w:rPr>
-          <w:rFonts w:ascii="Times New Roman" w:hAnsi="Times New Roman" w:eastAsia="Times New Roman" w:cs="Times New Roman"/>
-          <w:b w:val="false"/>
-          <w:bCs w:val="false"/>
-          <w:color w:val="000000"/>
-          <w:sz w:val="28"/>
-          <w:szCs w:val="28"/>
-          <w:lang w:val="ru-RU"/>
-        </w:rPr>
-      </w:pPr>
-      <w:r>
-        <w:rPr>
-          <w:rFonts w:eastAsia="Times New Roman" w:cs="Times New Roman" w:ascii="Courier New" w:hAnsi="Courier New"/>
-          <w:b w:val="false"/>
-          <w:bCs w:val="false"/>
-          <w:color w:val="000000"/>
-          <w:sz w:val="24"/>
-          <w:szCs w:val="24"/>
-          <w:lang w:val="en-US"/>
-        </w:rPr>
-        <w:t xml:space="preserve">        </w:t>
-      </w:r>
-      <w:r>
-        <w:rPr>
-          <w:rFonts w:eastAsia="Times New Roman" w:cs="Times New Roman" w:ascii="Courier New" w:hAnsi="Courier New"/>
-          <w:b w:val="false"/>
-          <w:bCs w:val="false"/>
-          <w:color w:val="000000"/>
-          <w:sz w:val="24"/>
-          <w:szCs w:val="24"/>
-          <w:lang w:val="en-US"/>
-        </w:rPr>
-        <w:t>puts("Неверное задание интервала\n");</w:t>
-      </w:r>
-    </w:p>
-    <w:p>
-      <w:pPr>
-        <w:pStyle w:val="Normal"/>
-        <w:bidi w:val="0"/>
-        <w:spacing w:lineRule="auto" w:line="360" w:before="0" w:after="0"/>
-        <w:ind w:firstLine="720"/>
-        <w:jc w:val="both"/>
-        <w:rPr>
-          <w:rFonts w:ascii="Times New Roman" w:hAnsi="Times New Roman" w:eastAsia="Times New Roman" w:cs="Times New Roman"/>
-          <w:b w:val="false"/>
-          <w:bCs w:val="false"/>
-          <w:color w:val="000000"/>
-          <w:sz w:val="28"/>
-          <w:szCs w:val="28"/>
-          <w:lang w:val="ru-RU"/>
-        </w:rPr>
-      </w:pPr>
-      <w:r>
-        <w:rPr>
-          <w:rFonts w:eastAsia="Times New Roman" w:cs="Times New Roman" w:ascii="Courier New" w:hAnsi="Courier New"/>
-          <w:b w:val="false"/>
-          <w:bCs w:val="false"/>
-          <w:color w:val="000000"/>
-          <w:sz w:val="24"/>
-          <w:szCs w:val="24"/>
-          <w:lang w:val="en-US"/>
-        </w:rPr>
-        <w:t xml:space="preserve">        </w:t>
-      </w:r>
-      <w:r>
-        <w:rPr>
-          <w:rFonts w:eastAsia="Times New Roman" w:cs="Times New Roman" w:ascii="Courier New" w:hAnsi="Courier New"/>
-          <w:b w:val="false"/>
-          <w:bCs w:val="false"/>
-          <w:color w:val="000000"/>
-          <w:sz w:val="24"/>
-          <w:szCs w:val="24"/>
-          <w:lang w:val="en-US"/>
-        </w:rPr>
-        <w:t>exit(1);</w:t>
-      </w:r>
-    </w:p>
-    <w:p>
-      <w:pPr>
-        <w:pStyle w:val="Normal"/>
-        <w:bidi w:val="0"/>
-        <w:spacing w:lineRule="auto" w:line="360" w:before="0" w:after="0"/>
-        <w:ind w:firstLine="720"/>
-        <w:jc w:val="both"/>
-        <w:rPr>
-          <w:rFonts w:ascii="Times New Roman" w:hAnsi="Times New Roman" w:eastAsia="Times New Roman" w:cs="Times New Roman"/>
-          <w:b w:val="false"/>
-          <w:bCs w:val="false"/>
-          <w:color w:val="000000"/>
-          <w:sz w:val="28"/>
-          <w:szCs w:val="28"/>
-          <w:lang w:val="ru-RU"/>
-        </w:rPr>
-      </w:pPr>
-      <w:r>
-        <w:rPr>
-          <w:rFonts w:eastAsia="Times New Roman" w:cs="Times New Roman" w:ascii="Courier New" w:hAnsi="Courier New"/>
-          <w:b w:val="false"/>
-          <w:bCs w:val="false"/>
-          <w:color w:val="000000"/>
-          <w:sz w:val="24"/>
-          <w:szCs w:val="24"/>
-          <w:lang w:val="en-US"/>
-        </w:rPr>
-        <w:t xml:space="preserve">    </w:t>
-      </w:r>
-      <w:r>
-        <w:rPr>
-          <w:rFonts w:eastAsia="Times New Roman" w:cs="Times New Roman" w:ascii="Courier New" w:hAnsi="Courier New"/>
-          <w:b w:val="false"/>
-          <w:bCs w:val="false"/>
-          <w:color w:val="000000"/>
-          <w:sz w:val="24"/>
-          <w:szCs w:val="24"/>
-          <w:lang w:val="en-US"/>
-        </w:rPr>
-        <w:t>}</w:t>
-      </w:r>
-    </w:p>
-    <w:p>
-      <w:pPr>
-        <w:pStyle w:val="Normal"/>
-        <w:bidi w:val="0"/>
-        <w:spacing w:lineRule="auto" w:line="360" w:before="0" w:after="0"/>
-        <w:ind w:firstLine="720"/>
-        <w:jc w:val="both"/>
-        <w:rPr>
-          <w:rFonts w:ascii="Times New Roman" w:hAnsi="Times New Roman" w:eastAsia="Times New Roman" w:cs="Times New Roman"/>
-          <w:b w:val="false"/>
-          <w:bCs w:val="false"/>
-          <w:color w:val="000000"/>
-          <w:sz w:val="28"/>
-          <w:szCs w:val="28"/>
-          <w:lang w:val="ru-RU"/>
-        </w:rPr>
-      </w:pPr>
-      <w:r>
-        <w:rPr>
-          <w:rFonts w:eastAsia="Times New Roman" w:cs="Times New Roman" w:ascii="Courier New" w:hAnsi="Courier New"/>
-          <w:b w:val="false"/>
-          <w:bCs w:val="false"/>
-          <w:color w:val="000000"/>
-          <w:sz w:val="24"/>
-          <w:szCs w:val="24"/>
-          <w:lang w:val="en-US"/>
-        </w:rPr>
-        <w:t xml:space="preserve">    </w:t>
-      </w:r>
-      <w:r>
-        <w:rPr>
-          <w:rFonts w:eastAsia="Times New Roman" w:cs="Times New Roman" w:ascii="Courier New" w:hAnsi="Courier New"/>
-          <w:b w:val="false"/>
-          <w:bCs w:val="false"/>
-          <w:color w:val="000000"/>
-          <w:sz w:val="24"/>
-          <w:szCs w:val="24"/>
-          <w:lang w:val="en-US"/>
-        </w:rPr>
-        <w:t>if (Eps &lt;= 0.0)</w:t>
-      </w:r>
-    </w:p>
-    <w:p>
-      <w:pPr>
-        <w:pStyle w:val="Normal"/>
-        <w:bidi w:val="0"/>
-        <w:spacing w:lineRule="auto" w:line="360" w:before="0" w:after="0"/>
-        <w:ind w:firstLine="720"/>
-        <w:jc w:val="both"/>
-        <w:rPr>
-          <w:rFonts w:ascii="Times New Roman" w:hAnsi="Times New Roman" w:eastAsia="Times New Roman" w:cs="Times New Roman"/>
-          <w:b w:val="false"/>
-          <w:bCs w:val="false"/>
-          <w:color w:val="000000"/>
-          <w:sz w:val="28"/>
-          <w:szCs w:val="28"/>
-          <w:lang w:val="ru-RU"/>
-        </w:rPr>
-      </w:pPr>
-      <w:r>
-        <w:rPr>
-          <w:rFonts w:eastAsia="Times New Roman" w:cs="Times New Roman" w:ascii="Courier New" w:hAnsi="Courier New"/>
-          <w:b w:val="false"/>
-          <w:bCs w:val="false"/>
-          <w:color w:val="000000"/>
-          <w:sz w:val="24"/>
-          <w:szCs w:val="24"/>
-          <w:lang w:val="en-US"/>
-        </w:rPr>
-        <w:t xml:space="preserve">    </w:t>
-      </w:r>
-      <w:r>
-        <w:rPr>
-          <w:rFonts w:eastAsia="Times New Roman" w:cs="Times New Roman" w:ascii="Courier New" w:hAnsi="Courier New"/>
-          <w:b w:val="false"/>
-          <w:bCs w:val="false"/>
-          <w:color w:val="000000"/>
-          <w:sz w:val="24"/>
-          <w:szCs w:val="24"/>
-          <w:lang w:val="en-US"/>
-        </w:rPr>
-        <w:t>{</w:t>
-      </w:r>
-    </w:p>
-    <w:p>
-      <w:pPr>
-        <w:pStyle w:val="Normal"/>
-        <w:bidi w:val="0"/>
-        <w:spacing w:lineRule="auto" w:line="360" w:before="0" w:after="0"/>
-        <w:ind w:firstLine="720"/>
-        <w:jc w:val="both"/>
-        <w:rPr>
-          <w:rFonts w:ascii="Times New Roman" w:hAnsi="Times New Roman" w:eastAsia="Times New Roman" w:cs="Times New Roman"/>
-          <w:b w:val="false"/>
-          <w:bCs w:val="false"/>
-          <w:color w:val="000000"/>
-          <w:sz w:val="28"/>
-          <w:szCs w:val="28"/>
-          <w:lang w:val="ru-RU"/>
-        </w:rPr>
-      </w:pPr>
-      <w:r>
-        <w:rPr>
-          <w:rFonts w:eastAsia="Times New Roman" w:cs="Times New Roman" w:ascii="Courier New" w:hAnsi="Courier New"/>
-          <w:b w:val="false"/>
-          <w:bCs w:val="false"/>
-          <w:color w:val="000000"/>
-          <w:sz w:val="24"/>
-          <w:szCs w:val="24"/>
-          <w:lang w:val="en-US"/>
-        </w:rPr>
-        <w:t xml:space="preserve">        </w:t>
-      </w:r>
-      <w:r>
-        <w:rPr>
-          <w:rFonts w:eastAsia="Times New Roman" w:cs="Times New Roman" w:ascii="Courier New" w:hAnsi="Courier New"/>
-          <w:b w:val="false"/>
-          <w:bCs w:val="false"/>
-          <w:color w:val="000000"/>
-          <w:sz w:val="24"/>
-          <w:szCs w:val="24"/>
-          <w:lang w:val="en-US"/>
-        </w:rPr>
-        <w:t>puts("Неверное задание точности\n");</w:t>
-      </w:r>
-    </w:p>
-    <w:p>
-      <w:pPr>
-        <w:pStyle w:val="Normal"/>
-        <w:bidi w:val="0"/>
-        <w:spacing w:lineRule="auto" w:line="360" w:before="0" w:after="0"/>
-        <w:ind w:firstLine="720"/>
-        <w:jc w:val="both"/>
-        <w:rPr>
-          <w:rFonts w:ascii="Times New Roman" w:hAnsi="Times New Roman" w:eastAsia="Times New Roman" w:cs="Times New Roman"/>
-          <w:b w:val="false"/>
-          <w:bCs w:val="false"/>
-          <w:color w:val="000000"/>
-          <w:sz w:val="28"/>
-          <w:szCs w:val="28"/>
-          <w:lang w:val="ru-RU"/>
-        </w:rPr>
-      </w:pPr>
-      <w:r>
-        <w:rPr>
-          <w:rFonts w:eastAsia="Times New Roman" w:cs="Times New Roman" w:ascii="Courier New" w:hAnsi="Courier New"/>
-          <w:b w:val="false"/>
-          <w:bCs w:val="false"/>
-          <w:color w:val="000000"/>
-          <w:sz w:val="24"/>
-          <w:szCs w:val="24"/>
-          <w:lang w:val="en-US"/>
-        </w:rPr>
-        <w:t xml:space="preserve">        </w:t>
-      </w:r>
-      <w:r>
-        <w:rPr>
-          <w:rFonts w:eastAsia="Times New Roman" w:cs="Times New Roman" w:ascii="Courier New" w:hAnsi="Courier New"/>
-          <w:b w:val="false"/>
-          <w:bCs w:val="false"/>
-          <w:color w:val="000000"/>
-          <w:sz w:val="24"/>
-          <w:szCs w:val="24"/>
-          <w:lang w:val="en-US"/>
-        </w:rPr>
-        <w:t>exit(1);</w:t>
-      </w:r>
-    </w:p>
-    <w:p>
-      <w:pPr>
-        <w:pStyle w:val="Normal"/>
-        <w:bidi w:val="0"/>
-        <w:spacing w:lineRule="auto" w:line="360" w:before="0" w:after="0"/>
-        <w:ind w:firstLine="720"/>
-        <w:jc w:val="both"/>
-        <w:rPr>
-          <w:rFonts w:ascii="Times New Roman" w:hAnsi="Times New Roman" w:eastAsia="Times New Roman" w:cs="Times New Roman"/>
-          <w:b w:val="false"/>
-          <w:bCs w:val="false"/>
-          <w:color w:val="000000"/>
-          <w:sz w:val="28"/>
-          <w:szCs w:val="28"/>
-          <w:lang w:val="ru-RU"/>
-        </w:rPr>
-      </w:pPr>
-      <w:r>
-        <w:rPr>
-          <w:rFonts w:eastAsia="Times New Roman" w:cs="Times New Roman" w:ascii="Courier New" w:hAnsi="Courier New"/>
-          <w:b w:val="false"/>
-          <w:bCs w:val="false"/>
-          <w:color w:val="000000"/>
-          <w:sz w:val="24"/>
-          <w:szCs w:val="24"/>
-          <w:lang w:val="en-US"/>
-        </w:rPr>
-        <w:t xml:space="preserve">    </w:t>
-      </w:r>
-      <w:r>
-        <w:rPr>
-          <w:rFonts w:eastAsia="Times New Roman" w:cs="Times New Roman" w:ascii="Courier New" w:hAnsi="Courier New"/>
-          <w:b w:val="false"/>
-          <w:bCs w:val="false"/>
-          <w:color w:val="000000"/>
-          <w:sz w:val="24"/>
-          <w:szCs w:val="24"/>
-          <w:lang w:val="en-US"/>
-        </w:rPr>
-        <w:t>}</w:t>
-      </w:r>
-    </w:p>
-    <w:p>
-      <w:pPr>
-        <w:pStyle w:val="Normal"/>
-        <w:bidi w:val="0"/>
-        <w:spacing w:lineRule="auto" w:line="360" w:before="0" w:after="0"/>
-        <w:ind w:firstLine="720"/>
-        <w:jc w:val="both"/>
-        <w:rPr>
-          <w:rFonts w:ascii="Times New Roman" w:hAnsi="Times New Roman" w:eastAsia="Times New Roman" w:cs="Times New Roman"/>
-          <w:b w:val="false"/>
-          <w:bCs w:val="false"/>
-          <w:color w:val="000000"/>
-          <w:sz w:val="28"/>
-          <w:szCs w:val="28"/>
-          <w:lang w:val="ru-RU"/>
-        </w:rPr>
-      </w:pPr>
-      <w:r>
-        <w:rPr>
-          <w:rFonts w:eastAsia="Times New Roman" w:cs="Times New Roman" w:ascii="Courier New" w:hAnsi="Courier New"/>
-          <w:b w:val="false"/>
-          <w:bCs w:val="false"/>
-          <w:color w:val="000000"/>
-          <w:sz w:val="24"/>
-          <w:szCs w:val="24"/>
-          <w:lang w:val="en-US"/>
-        </w:rPr>
-        <w:t xml:space="preserve">    </w:t>
-      </w:r>
-      <w:r>
-        <w:rPr>
-          <w:rFonts w:eastAsia="Times New Roman" w:cs="Times New Roman" w:ascii="Courier New" w:hAnsi="Courier New"/>
-          <w:b w:val="false"/>
-          <w:bCs w:val="false"/>
-          <w:color w:val="000000"/>
-          <w:sz w:val="24"/>
-          <w:szCs w:val="24"/>
-          <w:lang w:val="en-US"/>
-        </w:rPr>
-        <w:t>N = 0;</w:t>
-      </w:r>
-    </w:p>
-    <w:p>
-      <w:pPr>
-        <w:pStyle w:val="Normal"/>
-        <w:bidi w:val="0"/>
-        <w:spacing w:lineRule="auto" w:line="360" w:before="0" w:after="0"/>
-        <w:ind w:firstLine="720"/>
-        <w:jc w:val="both"/>
-        <w:rPr>
-          <w:rFonts w:ascii="Times New Roman" w:hAnsi="Times New Roman" w:eastAsia="Times New Roman" w:cs="Times New Roman"/>
-          <w:b w:val="false"/>
-          <w:bCs w:val="false"/>
-          <w:color w:val="000000"/>
-          <w:sz w:val="28"/>
-          <w:szCs w:val="28"/>
-          <w:lang w:val="ru-RU"/>
-        </w:rPr>
-      </w:pPr>
-      <w:r>
-        <w:rPr>
-          <w:rFonts w:eastAsia="Times New Roman" w:cs="Times New Roman" w:ascii="Courier New" w:hAnsi="Courier New"/>
-          <w:b w:val="false"/>
-          <w:bCs w:val="false"/>
-          <w:color w:val="000000"/>
-          <w:sz w:val="24"/>
-          <w:szCs w:val="24"/>
-          <w:lang w:val="en-US"/>
-        </w:rPr>
-        <w:t xml:space="preserve">    </w:t>
-      </w:r>
-      <w:r>
-        <w:rPr>
-          <w:rFonts w:eastAsia="Times New Roman" w:cs="Times New Roman" w:ascii="Courier New" w:hAnsi="Courier New"/>
-          <w:b w:val="false"/>
-          <w:bCs w:val="false"/>
-          <w:color w:val="000000"/>
-          <w:sz w:val="24"/>
-          <w:szCs w:val="24"/>
-          <w:lang w:val="en-US"/>
-        </w:rPr>
-        <w:t>if (FLeft == 0.0)</w:t>
-      </w:r>
-    </w:p>
-    <w:p>
-      <w:pPr>
-        <w:pStyle w:val="Normal"/>
-        <w:bidi w:val="0"/>
-        <w:spacing w:lineRule="auto" w:line="360" w:before="0" w:after="0"/>
-        <w:ind w:firstLine="720"/>
-        <w:jc w:val="both"/>
-        <w:rPr>
-          <w:rFonts w:ascii="Times New Roman" w:hAnsi="Times New Roman" w:eastAsia="Times New Roman" w:cs="Times New Roman"/>
-          <w:b w:val="false"/>
-          <w:bCs w:val="false"/>
-          <w:color w:val="000000"/>
-          <w:sz w:val="28"/>
-          <w:szCs w:val="28"/>
-          <w:lang w:val="ru-RU"/>
-        </w:rPr>
-      </w:pPr>
-      <w:r>
-        <w:rPr>
-          <w:rFonts w:eastAsia="Times New Roman" w:cs="Times New Roman" w:ascii="Courier New" w:hAnsi="Courier New"/>
-          <w:b w:val="false"/>
-          <w:bCs w:val="false"/>
-          <w:color w:val="000000"/>
-          <w:sz w:val="24"/>
-          <w:szCs w:val="24"/>
-          <w:lang w:val="en-US"/>
-        </w:rPr>
-        <w:t xml:space="preserve">        </w:t>
-      </w:r>
-      <w:r>
-        <w:rPr>
-          <w:rFonts w:eastAsia="Times New Roman" w:cs="Times New Roman" w:ascii="Courier New" w:hAnsi="Courier New"/>
-          <w:b w:val="false"/>
-          <w:bCs w:val="false"/>
-          <w:color w:val="000000"/>
-          <w:sz w:val="24"/>
-          <w:szCs w:val="24"/>
-          <w:lang w:val="en-US"/>
-        </w:rPr>
-        <w:t>return Left;</w:t>
-      </w:r>
-    </w:p>
-    <w:p>
-      <w:pPr>
-        <w:pStyle w:val="Normal"/>
-        <w:bidi w:val="0"/>
-        <w:spacing w:lineRule="auto" w:line="360" w:before="0" w:after="0"/>
-        <w:ind w:firstLine="720"/>
-        <w:jc w:val="both"/>
-        <w:rPr>
-          <w:rFonts w:ascii="Times New Roman" w:hAnsi="Times New Roman" w:eastAsia="Times New Roman" w:cs="Times New Roman"/>
-          <w:b w:val="false"/>
-          <w:bCs w:val="false"/>
-          <w:color w:val="000000"/>
-          <w:sz w:val="28"/>
-          <w:szCs w:val="28"/>
-          <w:lang w:val="ru-RU"/>
-        </w:rPr>
-      </w:pPr>
-      <w:r>
-        <w:rPr>
-          <w:rFonts w:eastAsia="Times New Roman" w:cs="Times New Roman" w:ascii="Courier New" w:hAnsi="Courier New"/>
-          <w:b w:val="false"/>
-          <w:bCs w:val="false"/>
-          <w:color w:val="000000"/>
-          <w:sz w:val="24"/>
-          <w:szCs w:val="24"/>
-          <w:lang w:val="en-US"/>
-        </w:rPr>
-        <w:t xml:space="preserve">    </w:t>
-      </w:r>
-      <w:r>
-        <w:rPr>
-          <w:rFonts w:eastAsia="Times New Roman" w:cs="Times New Roman" w:ascii="Courier New" w:hAnsi="Courier New"/>
-          <w:b w:val="false"/>
-          <w:bCs w:val="false"/>
-          <w:color w:val="000000"/>
-          <w:sz w:val="24"/>
-          <w:szCs w:val="24"/>
-          <w:lang w:val="en-US"/>
-        </w:rPr>
-        <w:t>if (FRight == 0.0)</w:t>
-      </w:r>
-    </w:p>
-    <w:p>
-      <w:pPr>
-        <w:pStyle w:val="Normal"/>
-        <w:bidi w:val="0"/>
-        <w:spacing w:lineRule="auto" w:line="360" w:before="0" w:after="0"/>
-        <w:ind w:firstLine="720"/>
-        <w:jc w:val="both"/>
-        <w:rPr>
-          <w:rFonts w:ascii="Times New Roman" w:hAnsi="Times New Roman" w:eastAsia="Times New Roman" w:cs="Times New Roman"/>
-          <w:b w:val="false"/>
-          <w:bCs w:val="false"/>
-          <w:color w:val="000000"/>
-          <w:sz w:val="28"/>
-          <w:szCs w:val="28"/>
-          <w:lang w:val="ru-RU"/>
-        </w:rPr>
-      </w:pPr>
-      <w:r>
-        <w:rPr>
-          <w:rFonts w:eastAsia="Times New Roman" w:cs="Times New Roman" w:ascii="Courier New" w:hAnsi="Courier New"/>
-          <w:b w:val="false"/>
-          <w:bCs w:val="false"/>
-          <w:color w:val="000000"/>
-          <w:sz w:val="24"/>
-          <w:szCs w:val="24"/>
-          <w:lang w:val="en-US"/>
-        </w:rPr>
-        <w:t xml:space="preserve">        </w:t>
-      </w:r>
-      <w:r>
-        <w:rPr>
-          <w:rFonts w:eastAsia="Times New Roman" w:cs="Times New Roman" w:ascii="Courier New" w:hAnsi="Courier New"/>
-          <w:b w:val="false"/>
-          <w:bCs w:val="false"/>
-          <w:color w:val="000000"/>
-          <w:sz w:val="24"/>
-          <w:szCs w:val="24"/>
-          <w:lang w:val="en-US"/>
-        </w:rPr>
-        <w:t>return Right;</w:t>
-      </w:r>
-    </w:p>
-    <w:p>
-      <w:pPr>
-        <w:pStyle w:val="Normal"/>
-        <w:bidi w:val="0"/>
-        <w:spacing w:lineRule="auto" w:line="360" w:before="0" w:after="0"/>
-        <w:ind w:firstLine="720"/>
-        <w:jc w:val="both"/>
-        <w:rPr>
-          <w:rFonts w:ascii="Times New Roman" w:hAnsi="Times New Roman" w:eastAsia="Times New Roman" w:cs="Times New Roman"/>
-          <w:b w:val="false"/>
-          <w:bCs w:val="false"/>
-          <w:color w:val="000000"/>
-          <w:sz w:val="28"/>
-          <w:szCs w:val="28"/>
-          <w:lang w:val="ru-RU"/>
-        </w:rPr>
-      </w:pPr>
-      <w:r>
-        <w:rPr>
-          <w:rFonts w:eastAsia="Times New Roman" w:cs="Times New Roman" w:ascii="Courier New" w:hAnsi="Courier New"/>
-          <w:b w:val="false"/>
-          <w:bCs w:val="false"/>
-          <w:color w:val="000000"/>
-          <w:sz w:val="24"/>
-          <w:szCs w:val="24"/>
-          <w:lang w:val="en-US"/>
-        </w:rPr>
-        <w:t xml:space="preserve">    </w:t>
-      </w:r>
-      <w:r>
-        <w:rPr>
-          <w:rFonts w:eastAsia="Times New Roman" w:cs="Times New Roman" w:ascii="Courier New" w:hAnsi="Courier New"/>
-          <w:b w:val="false"/>
-          <w:bCs w:val="false"/>
-          <w:color w:val="000000"/>
-          <w:sz w:val="24"/>
-          <w:szCs w:val="24"/>
-          <w:lang w:val="en-US"/>
-        </w:rPr>
-        <w:t>do</w:t>
-      </w:r>
-    </w:p>
-    <w:p>
-      <w:pPr>
-        <w:pStyle w:val="Normal"/>
-        <w:bidi w:val="0"/>
-        <w:spacing w:lineRule="auto" w:line="360" w:before="0" w:after="0"/>
-        <w:ind w:firstLine="720"/>
-        <w:jc w:val="both"/>
-        <w:rPr>
-          <w:rFonts w:ascii="Times New Roman" w:hAnsi="Times New Roman" w:eastAsia="Times New Roman" w:cs="Times New Roman"/>
-          <w:b w:val="false"/>
-          <w:bCs w:val="false"/>
-          <w:color w:val="000000"/>
-          <w:sz w:val="28"/>
-          <w:szCs w:val="28"/>
-          <w:lang w:val="ru-RU"/>
-        </w:rPr>
-      </w:pPr>
-      <w:r>
-        <w:rPr>
-          <w:rFonts w:eastAsia="Times New Roman" w:cs="Times New Roman" w:ascii="Courier New" w:hAnsi="Courier New"/>
-          <w:b w:val="false"/>
-          <w:bCs w:val="false"/>
-          <w:color w:val="000000"/>
-          <w:sz w:val="24"/>
-          <w:szCs w:val="24"/>
-          <w:lang w:val="en-US"/>
-        </w:rPr>
-        <w:t xml:space="preserve">    </w:t>
-      </w:r>
-      <w:r>
-        <w:rPr>
-          <w:rFonts w:eastAsia="Times New Roman" w:cs="Times New Roman" w:ascii="Courier New" w:hAnsi="Courier New"/>
-          <w:b w:val="false"/>
-          <w:bCs w:val="false"/>
-          <w:color w:val="000000"/>
-          <w:sz w:val="24"/>
-          <w:szCs w:val="24"/>
-          <w:lang w:val="en-US"/>
-        </w:rPr>
-        <w:t>{</w:t>
-      </w:r>
-    </w:p>
-    <w:p>
-      <w:pPr>
-        <w:pStyle w:val="Normal"/>
-        <w:bidi w:val="0"/>
-        <w:spacing w:lineRule="auto" w:line="360" w:before="0" w:after="0"/>
-        <w:ind w:firstLine="720"/>
-        <w:jc w:val="both"/>
-        <w:rPr>
-          <w:rFonts w:ascii="Times New Roman" w:hAnsi="Times New Roman" w:eastAsia="Times New Roman" w:cs="Times New Roman"/>
-          <w:b w:val="false"/>
-          <w:bCs w:val="false"/>
-          <w:color w:val="000000"/>
-          <w:sz w:val="28"/>
-          <w:szCs w:val="28"/>
-          <w:lang w:val="ru-RU"/>
-        </w:rPr>
-      </w:pPr>
-      <w:r>
-        <w:rPr>
-          <w:rFonts w:eastAsia="Times New Roman" w:cs="Times New Roman" w:ascii="Courier New" w:hAnsi="Courier New"/>
-          <w:b w:val="false"/>
-          <w:bCs w:val="false"/>
-          <w:color w:val="000000"/>
-          <w:sz w:val="24"/>
-          <w:szCs w:val="24"/>
-          <w:lang w:val="en-US"/>
-        </w:rPr>
-        <w:t xml:space="preserve">        </w:t>
-      </w:r>
-      <w:r>
-        <w:rPr>
-          <w:rFonts w:eastAsia="Times New Roman" w:cs="Times New Roman" w:ascii="Courier New" w:hAnsi="Courier New"/>
-          <w:b w:val="false"/>
-          <w:bCs w:val="false"/>
-          <w:color w:val="000000"/>
-          <w:sz w:val="24"/>
-          <w:szCs w:val="24"/>
-          <w:lang w:val="en-US"/>
-        </w:rPr>
-        <w:t>X = Left - (Right - Left) * FLeft / (FRight - FLeft);</w:t>
-      </w:r>
-    </w:p>
-    <w:p>
-      <w:pPr>
-        <w:pStyle w:val="Normal"/>
-        <w:bidi w:val="0"/>
-        <w:spacing w:lineRule="auto" w:line="360" w:before="0" w:after="0"/>
-        <w:ind w:firstLine="720"/>
-        <w:jc w:val="both"/>
-        <w:rPr>
-          <w:rFonts w:ascii="Times New Roman" w:hAnsi="Times New Roman" w:eastAsia="Times New Roman" w:cs="Times New Roman"/>
-          <w:b w:val="false"/>
-          <w:bCs w:val="false"/>
-          <w:color w:val="000000"/>
-          <w:sz w:val="28"/>
-          <w:szCs w:val="28"/>
-          <w:lang w:val="ru-RU"/>
-        </w:rPr>
-      </w:pPr>
-      <w:r>
-        <w:rPr>
-          <w:rFonts w:eastAsia="Times New Roman" w:cs="Times New Roman" w:ascii="Courier New" w:hAnsi="Courier New"/>
-          <w:b w:val="false"/>
-          <w:bCs w:val="false"/>
-          <w:color w:val="000000"/>
-          <w:sz w:val="24"/>
-          <w:szCs w:val="24"/>
-          <w:lang w:val="en-US"/>
-        </w:rPr>
-        <w:t xml:space="preserve">        </w:t>
-      </w:r>
-      <w:r>
-        <w:rPr>
-          <w:rFonts w:eastAsia="Times New Roman" w:cs="Times New Roman" w:ascii="Courier New" w:hAnsi="Courier New"/>
-          <w:b w:val="false"/>
-          <w:bCs w:val="false"/>
-          <w:color w:val="000000"/>
-          <w:sz w:val="24"/>
-          <w:szCs w:val="24"/>
-          <w:lang w:val="en-US"/>
-        </w:rPr>
-        <w:t>Y = F(X);</w:t>
-      </w:r>
-    </w:p>
-    <w:p>
-      <w:pPr>
-        <w:pStyle w:val="Normal"/>
-        <w:bidi w:val="0"/>
-        <w:spacing w:lineRule="auto" w:line="360" w:before="0" w:after="0"/>
-        <w:ind w:firstLine="720"/>
-        <w:jc w:val="both"/>
-        <w:rPr>
-          <w:rFonts w:ascii="Times New Roman" w:hAnsi="Times New Roman" w:eastAsia="Times New Roman" w:cs="Times New Roman"/>
-          <w:b w:val="false"/>
-          <w:bCs w:val="false"/>
-          <w:color w:val="000000"/>
-          <w:sz w:val="28"/>
-          <w:szCs w:val="28"/>
-          <w:lang w:val="ru-RU"/>
-        </w:rPr>
-      </w:pPr>
-      <w:r>
-        <w:rPr>
-          <w:rFonts w:eastAsia="Times New Roman" w:cs="Times New Roman" w:ascii="Courier New" w:hAnsi="Courier New"/>
-          <w:b w:val="false"/>
-          <w:bCs w:val="false"/>
-          <w:color w:val="000000"/>
-          <w:sz w:val="24"/>
-          <w:szCs w:val="24"/>
-          <w:lang w:val="en-US"/>
-        </w:rPr>
-        <w:t xml:space="preserve">        </w:t>
-      </w:r>
-      <w:r>
-        <w:rPr>
-          <w:rFonts w:eastAsia="Times New Roman" w:cs="Times New Roman" w:ascii="Courier New" w:hAnsi="Courier New"/>
-          <w:b w:val="false"/>
-          <w:bCs w:val="false"/>
-          <w:color w:val="000000"/>
-          <w:sz w:val="24"/>
-          <w:szCs w:val="24"/>
-          <w:lang w:val="en-US"/>
-        </w:rPr>
-        <w:t>if (Y == 0.0)</w:t>
-      </w:r>
-    </w:p>
-    <w:p>
-      <w:pPr>
-        <w:pStyle w:val="Normal"/>
-        <w:bidi w:val="0"/>
-        <w:spacing w:lineRule="auto" w:line="360" w:before="0" w:after="0"/>
-        <w:ind w:firstLine="720"/>
-        <w:jc w:val="both"/>
-        <w:rPr>
-          <w:rFonts w:ascii="Times New Roman" w:hAnsi="Times New Roman" w:eastAsia="Times New Roman" w:cs="Times New Roman"/>
-          <w:b w:val="false"/>
-          <w:bCs w:val="false"/>
-          <w:color w:val="000000"/>
-          <w:sz w:val="28"/>
-          <w:szCs w:val="28"/>
-          <w:lang w:val="ru-RU"/>
-        </w:rPr>
-      </w:pPr>
-      <w:r>
-        <w:rPr>
-          <w:rFonts w:eastAsia="Times New Roman" w:cs="Times New Roman" w:ascii="Courier New" w:hAnsi="Courier New"/>
-          <w:b w:val="false"/>
-          <w:bCs w:val="false"/>
-          <w:color w:val="000000"/>
-          <w:sz w:val="24"/>
-          <w:szCs w:val="24"/>
-          <w:lang w:val="en-US"/>
-        </w:rPr>
-        <w:t xml:space="preserve">            </w:t>
-      </w:r>
-      <w:r>
-        <w:rPr>
-          <w:rFonts w:eastAsia="Times New Roman" w:cs="Times New Roman" w:ascii="Courier New" w:hAnsi="Courier New"/>
-          <w:b w:val="false"/>
-          <w:bCs w:val="false"/>
-          <w:color w:val="000000"/>
-          <w:sz w:val="24"/>
-          <w:szCs w:val="24"/>
-          <w:lang w:val="en-US"/>
-        </w:rPr>
-        <w:t>return (X);</w:t>
-      </w:r>
-    </w:p>
-    <w:p>
-      <w:pPr>
-        <w:pStyle w:val="Normal"/>
-        <w:bidi w:val="0"/>
-        <w:spacing w:lineRule="auto" w:line="360" w:before="0" w:after="0"/>
-        <w:ind w:firstLine="720"/>
-        <w:jc w:val="both"/>
-        <w:rPr>
-          <w:rFonts w:ascii="Times New Roman" w:hAnsi="Times New Roman" w:eastAsia="Times New Roman" w:cs="Times New Roman"/>
-          <w:b w:val="false"/>
-          <w:bCs w:val="false"/>
-          <w:color w:val="000000"/>
-          <w:sz w:val="28"/>
-          <w:szCs w:val="28"/>
-          <w:lang w:val="ru-RU"/>
-        </w:rPr>
-      </w:pPr>
-      <w:r>
-        <w:rPr>
-          <w:rFonts w:eastAsia="Times New Roman" w:cs="Times New Roman" w:ascii="Courier New" w:hAnsi="Courier New"/>
-          <w:b w:val="false"/>
-          <w:bCs w:val="false"/>
-          <w:color w:val="000000"/>
-          <w:sz w:val="24"/>
-          <w:szCs w:val="24"/>
-          <w:lang w:val="en-US"/>
-        </w:rPr>
-        <w:t xml:space="preserve">        </w:t>
-      </w:r>
-      <w:r>
-        <w:rPr>
-          <w:rFonts w:eastAsia="Times New Roman" w:cs="Times New Roman" w:ascii="Courier New" w:hAnsi="Courier New"/>
-          <w:b w:val="false"/>
-          <w:bCs w:val="false"/>
-          <w:color w:val="000000"/>
-          <w:sz w:val="24"/>
-          <w:szCs w:val="24"/>
-          <w:lang w:val="en-US"/>
-        </w:rPr>
-        <w:t>if (Y * FLeft &lt; 0.0)</w:t>
-      </w:r>
-    </w:p>
-    <w:p>
-      <w:pPr>
-        <w:pStyle w:val="Normal"/>
-        <w:bidi w:val="0"/>
-        <w:spacing w:lineRule="auto" w:line="360" w:before="0" w:after="0"/>
-        <w:ind w:firstLine="720"/>
-        <w:jc w:val="both"/>
-        <w:rPr>
-          <w:rFonts w:ascii="Times New Roman" w:hAnsi="Times New Roman" w:eastAsia="Times New Roman" w:cs="Times New Roman"/>
-          <w:b w:val="false"/>
-          <w:bCs w:val="false"/>
-          <w:color w:val="000000"/>
-          <w:sz w:val="28"/>
-          <w:szCs w:val="28"/>
-          <w:lang w:val="ru-RU"/>
-        </w:rPr>
-      </w:pPr>
-      <w:r>
-        <w:rPr>
-          <w:rFonts w:eastAsia="Times New Roman" w:cs="Times New Roman" w:ascii="Courier New" w:hAnsi="Courier New"/>
-          <w:b w:val="false"/>
-          <w:bCs w:val="false"/>
-          <w:color w:val="000000"/>
-          <w:sz w:val="24"/>
-          <w:szCs w:val="24"/>
-          <w:lang w:val="en-US"/>
-        </w:rPr>
-        <w:t xml:space="preserve">        </w:t>
-      </w:r>
-      <w:r>
-        <w:rPr>
-          <w:rFonts w:eastAsia="Times New Roman" w:cs="Times New Roman" w:ascii="Courier New" w:hAnsi="Courier New"/>
-          <w:b w:val="false"/>
-          <w:bCs w:val="false"/>
-          <w:color w:val="000000"/>
-          <w:sz w:val="24"/>
-          <w:szCs w:val="24"/>
-          <w:lang w:val="en-US"/>
-        </w:rPr>
-        <w:t>{</w:t>
-      </w:r>
-    </w:p>
-    <w:p>
-      <w:pPr>
-        <w:pStyle w:val="Normal"/>
-        <w:bidi w:val="0"/>
-        <w:spacing w:lineRule="auto" w:line="360" w:before="0" w:after="0"/>
-        <w:ind w:firstLine="720"/>
-        <w:jc w:val="both"/>
-        <w:rPr>
-          <w:rFonts w:ascii="Times New Roman" w:hAnsi="Times New Roman" w:eastAsia="Times New Roman" w:cs="Times New Roman"/>
-          <w:b w:val="false"/>
-          <w:bCs w:val="false"/>
-          <w:color w:val="000000"/>
-          <w:sz w:val="28"/>
-          <w:szCs w:val="28"/>
-          <w:lang w:val="ru-RU"/>
-        </w:rPr>
-      </w:pPr>
-      <w:r>
-        <w:rPr>
-          <w:rFonts w:eastAsia="Times New Roman" w:cs="Times New Roman" w:ascii="Courier New" w:hAnsi="Courier New"/>
-          <w:b w:val="false"/>
-          <w:bCs w:val="false"/>
-          <w:color w:val="000000"/>
-          <w:sz w:val="24"/>
-          <w:szCs w:val="24"/>
-          <w:lang w:val="en-US"/>
-        </w:rPr>
-        <w:t xml:space="preserve">            </w:t>
-      </w:r>
-      <w:r>
-        <w:rPr>
-          <w:rFonts w:eastAsia="Times New Roman" w:cs="Times New Roman" w:ascii="Courier New" w:hAnsi="Courier New"/>
-          <w:b w:val="false"/>
-          <w:bCs w:val="false"/>
-          <w:color w:val="000000"/>
-          <w:sz w:val="24"/>
-          <w:szCs w:val="24"/>
-          <w:lang w:val="en-US"/>
-        </w:rPr>
-        <w:t>Right = X;</w:t>
-      </w:r>
-    </w:p>
-    <w:p>
-      <w:pPr>
-        <w:pStyle w:val="Normal"/>
-        <w:bidi w:val="0"/>
-        <w:spacing w:lineRule="auto" w:line="360" w:before="0" w:after="0"/>
-        <w:ind w:firstLine="720"/>
-        <w:jc w:val="both"/>
-        <w:rPr>
-          <w:rFonts w:ascii="Times New Roman" w:hAnsi="Times New Roman" w:eastAsia="Times New Roman" w:cs="Times New Roman"/>
-          <w:b w:val="false"/>
-          <w:bCs w:val="false"/>
-          <w:color w:val="000000"/>
-          <w:sz w:val="28"/>
-          <w:szCs w:val="28"/>
-          <w:lang w:val="ru-RU"/>
-        </w:rPr>
-      </w:pPr>
-      <w:r>
-        <w:rPr>
-          <w:rFonts w:eastAsia="Times New Roman" w:cs="Times New Roman" w:ascii="Courier New" w:hAnsi="Courier New"/>
-          <w:b w:val="false"/>
-          <w:bCs w:val="false"/>
-          <w:color w:val="000000"/>
-          <w:sz w:val="24"/>
-          <w:szCs w:val="24"/>
-          <w:lang w:val="en-US"/>
-        </w:rPr>
-        <w:t xml:space="preserve">            </w:t>
-      </w:r>
-      <w:r>
-        <w:rPr>
-          <w:rFonts w:eastAsia="Times New Roman" w:cs="Times New Roman" w:ascii="Courier New" w:hAnsi="Courier New"/>
-          <w:b w:val="false"/>
-          <w:bCs w:val="false"/>
-          <w:color w:val="000000"/>
-          <w:sz w:val="24"/>
-          <w:szCs w:val="24"/>
-          <w:lang w:val="en-US"/>
-        </w:rPr>
-        <w:t>FRight = Y;</w:t>
-      </w:r>
-    </w:p>
-    <w:p>
-      <w:pPr>
-        <w:pStyle w:val="Normal"/>
-        <w:bidi w:val="0"/>
-        <w:spacing w:lineRule="auto" w:line="360" w:before="0" w:after="0"/>
-        <w:ind w:firstLine="720"/>
-        <w:jc w:val="both"/>
-        <w:rPr>
-          <w:rFonts w:ascii="Times New Roman" w:hAnsi="Times New Roman" w:eastAsia="Times New Roman" w:cs="Times New Roman"/>
-          <w:b w:val="false"/>
-          <w:bCs w:val="false"/>
-          <w:color w:val="000000"/>
-          <w:sz w:val="28"/>
-          <w:szCs w:val="28"/>
-          <w:lang w:val="ru-RU"/>
-        </w:rPr>
-      </w:pPr>
-      <w:r>
-        <w:rPr>
-          <w:rFonts w:eastAsia="Times New Roman" w:cs="Times New Roman" w:ascii="Courier New" w:hAnsi="Courier New"/>
-          <w:b w:val="false"/>
-          <w:bCs w:val="false"/>
-          <w:color w:val="000000"/>
-          <w:sz w:val="24"/>
-          <w:szCs w:val="24"/>
-          <w:lang w:val="en-US"/>
-        </w:rPr>
-        <w:t xml:space="preserve">        </w:t>
-      </w:r>
-      <w:r>
-        <w:rPr>
-          <w:rFonts w:eastAsia="Times New Roman" w:cs="Times New Roman" w:ascii="Courier New" w:hAnsi="Courier New"/>
-          <w:b w:val="false"/>
-          <w:bCs w:val="false"/>
-          <w:color w:val="000000"/>
-          <w:sz w:val="24"/>
-          <w:szCs w:val="24"/>
-          <w:lang w:val="en-US"/>
-        </w:rPr>
-        <w:t>}</w:t>
-      </w:r>
-    </w:p>
-    <w:p>
-      <w:pPr>
-        <w:pStyle w:val="Normal"/>
-        <w:bidi w:val="0"/>
-        <w:spacing w:lineRule="auto" w:line="360" w:before="0" w:after="0"/>
-        <w:ind w:firstLine="720"/>
-        <w:jc w:val="both"/>
-        <w:rPr>
-          <w:rFonts w:ascii="Times New Roman" w:hAnsi="Times New Roman" w:eastAsia="Times New Roman" w:cs="Times New Roman"/>
-          <w:b w:val="false"/>
-          <w:bCs w:val="false"/>
-          <w:color w:val="000000"/>
-          <w:sz w:val="28"/>
-          <w:szCs w:val="28"/>
-          <w:lang w:val="ru-RU"/>
-        </w:rPr>
-      </w:pPr>
-      <w:r>
-        <w:rPr>
-          <w:rFonts w:eastAsia="Times New Roman" w:cs="Times New Roman" w:ascii="Courier New" w:hAnsi="Courier New"/>
-          <w:b w:val="false"/>
-          <w:bCs w:val="false"/>
-          <w:color w:val="000000"/>
-          <w:sz w:val="24"/>
-          <w:szCs w:val="24"/>
-          <w:lang w:val="en-US"/>
-        </w:rPr>
-        <w:t xml:space="preserve">        </w:t>
-      </w:r>
-      <w:r>
-        <w:rPr>
-          <w:rFonts w:eastAsia="Times New Roman" w:cs="Times New Roman" w:ascii="Courier New" w:hAnsi="Courier New"/>
-          <w:b w:val="false"/>
-          <w:bCs w:val="false"/>
-          <w:color w:val="000000"/>
-          <w:sz w:val="24"/>
-          <w:szCs w:val="24"/>
-          <w:lang w:val="en-US"/>
-        </w:rPr>
-        <w:t>else</w:t>
-      </w:r>
-    </w:p>
-    <w:p>
-      <w:pPr>
-        <w:pStyle w:val="Normal"/>
-        <w:bidi w:val="0"/>
-        <w:spacing w:lineRule="auto" w:line="360" w:before="0" w:after="0"/>
-        <w:ind w:firstLine="720"/>
-        <w:jc w:val="both"/>
-        <w:rPr>
-          <w:rFonts w:ascii="Times New Roman" w:hAnsi="Times New Roman" w:eastAsia="Times New Roman" w:cs="Times New Roman"/>
-          <w:b w:val="false"/>
-          <w:bCs w:val="false"/>
-          <w:color w:val="000000"/>
-          <w:sz w:val="28"/>
-          <w:szCs w:val="28"/>
-          <w:lang w:val="ru-RU"/>
-        </w:rPr>
-      </w:pPr>
-      <w:r>
-        <w:rPr>
-          <w:rFonts w:eastAsia="Times New Roman" w:cs="Times New Roman" w:ascii="Courier New" w:hAnsi="Courier New"/>
-          <w:b w:val="false"/>
-          <w:bCs w:val="false"/>
-          <w:color w:val="000000"/>
-          <w:sz w:val="24"/>
-          <w:szCs w:val="24"/>
-          <w:lang w:val="en-US"/>
-        </w:rPr>
-        <w:t xml:space="preserve">        </w:t>
-      </w:r>
-      <w:r>
-        <w:rPr>
-          <w:rFonts w:eastAsia="Times New Roman" w:cs="Times New Roman" w:ascii="Courier New" w:hAnsi="Courier New"/>
-          <w:b w:val="false"/>
-          <w:bCs w:val="false"/>
-          <w:color w:val="000000"/>
-          <w:sz w:val="24"/>
-          <w:szCs w:val="24"/>
-          <w:lang w:val="en-US"/>
-        </w:rPr>
-        <w:t>{</w:t>
-      </w:r>
-    </w:p>
-    <w:p>
-      <w:pPr>
-        <w:pStyle w:val="Normal"/>
-        <w:bidi w:val="0"/>
-        <w:spacing w:lineRule="auto" w:line="360" w:before="0" w:after="0"/>
-        <w:ind w:firstLine="720"/>
-        <w:jc w:val="both"/>
-        <w:rPr>
-          <w:rFonts w:ascii="Times New Roman" w:hAnsi="Times New Roman" w:eastAsia="Times New Roman" w:cs="Times New Roman"/>
-          <w:b w:val="false"/>
-          <w:bCs w:val="false"/>
-          <w:color w:val="000000"/>
-          <w:sz w:val="28"/>
-          <w:szCs w:val="28"/>
-          <w:lang w:val="ru-RU"/>
-        </w:rPr>
-      </w:pPr>
-      <w:r>
-        <w:rPr>
-          <w:rFonts w:eastAsia="Times New Roman" w:cs="Times New Roman" w:ascii="Courier New" w:hAnsi="Courier New"/>
-          <w:b w:val="false"/>
-          <w:bCs w:val="false"/>
-          <w:color w:val="000000"/>
-          <w:sz w:val="24"/>
-          <w:szCs w:val="24"/>
-          <w:lang w:val="en-US"/>
-        </w:rPr>
-        <w:t xml:space="preserve">            </w:t>
-      </w:r>
-      <w:r>
-        <w:rPr>
-          <w:rFonts w:eastAsia="Times New Roman" w:cs="Times New Roman" w:ascii="Courier New" w:hAnsi="Courier New"/>
-          <w:b w:val="false"/>
-          <w:bCs w:val="false"/>
-          <w:color w:val="000000"/>
-          <w:sz w:val="24"/>
-          <w:szCs w:val="24"/>
-          <w:lang w:val="en-US"/>
-        </w:rPr>
-        <w:t>Left = X;</w:t>
-      </w:r>
-    </w:p>
-    <w:p>
-      <w:pPr>
-        <w:pStyle w:val="Normal"/>
-        <w:bidi w:val="0"/>
-        <w:spacing w:lineRule="auto" w:line="360" w:before="0" w:after="0"/>
-        <w:ind w:firstLine="720"/>
-        <w:jc w:val="both"/>
-        <w:rPr>
-          <w:rFonts w:ascii="Times New Roman" w:hAnsi="Times New Roman" w:eastAsia="Times New Roman" w:cs="Times New Roman"/>
-          <w:b w:val="false"/>
-          <w:bCs w:val="false"/>
-          <w:color w:val="000000"/>
-          <w:sz w:val="28"/>
-          <w:szCs w:val="28"/>
-          <w:lang w:val="ru-RU"/>
-        </w:rPr>
-      </w:pPr>
-      <w:r>
-        <w:rPr>
-          <w:rFonts w:eastAsia="Times New Roman" w:cs="Times New Roman" w:ascii="Courier New" w:hAnsi="Courier New"/>
-          <w:b w:val="false"/>
-          <w:bCs w:val="false"/>
-          <w:color w:val="000000"/>
-          <w:sz w:val="24"/>
-          <w:szCs w:val="24"/>
-          <w:lang w:val="en-US"/>
-        </w:rPr>
-        <w:t xml:space="preserve">            </w:t>
-      </w:r>
-      <w:r>
-        <w:rPr>
-          <w:rFonts w:eastAsia="Times New Roman" w:cs="Times New Roman" w:ascii="Courier New" w:hAnsi="Courier New"/>
-          <w:b w:val="false"/>
-          <w:bCs w:val="false"/>
-          <w:color w:val="000000"/>
-          <w:sz w:val="24"/>
-          <w:szCs w:val="24"/>
-          <w:lang w:val="en-US"/>
-        </w:rPr>
-        <w:t>FLeft = Y;</w:t>
-      </w:r>
-    </w:p>
-    <w:p>
-      <w:pPr>
-        <w:pStyle w:val="Normal"/>
-        <w:bidi w:val="0"/>
-        <w:spacing w:lineRule="auto" w:line="360" w:before="0" w:after="0"/>
-        <w:ind w:firstLine="720"/>
-        <w:jc w:val="both"/>
-        <w:rPr>
-          <w:rFonts w:ascii="Times New Roman" w:hAnsi="Times New Roman" w:eastAsia="Times New Roman" w:cs="Times New Roman"/>
-          <w:b w:val="false"/>
-          <w:bCs w:val="false"/>
-          <w:color w:val="000000"/>
-          <w:sz w:val="28"/>
-          <w:szCs w:val="28"/>
-          <w:lang w:val="ru-RU"/>
-        </w:rPr>
-      </w:pPr>
-      <w:r>
-        <w:rPr>
-          <w:rFonts w:eastAsia="Times New Roman" w:cs="Times New Roman" w:ascii="Courier New" w:hAnsi="Courier New"/>
-          <w:b w:val="false"/>
-          <w:bCs w:val="false"/>
-          <w:color w:val="000000"/>
-          <w:sz w:val="24"/>
-          <w:szCs w:val="24"/>
-          <w:lang w:val="en-US"/>
-        </w:rPr>
-        <w:t xml:space="preserve">        </w:t>
-      </w:r>
-      <w:r>
-        <w:rPr>
-          <w:rFonts w:eastAsia="Times New Roman" w:cs="Times New Roman" w:ascii="Courier New" w:hAnsi="Courier New"/>
-          <w:b w:val="false"/>
-          <w:bCs w:val="false"/>
-          <w:color w:val="000000"/>
-          <w:sz w:val="24"/>
-          <w:szCs w:val="24"/>
-          <w:lang w:val="en-US"/>
-        </w:rPr>
-        <w:t>}</w:t>
-      </w:r>
-    </w:p>
-    <w:p>
-      <w:pPr>
-        <w:pStyle w:val="Normal"/>
-        <w:bidi w:val="0"/>
-        <w:spacing w:lineRule="auto" w:line="360" w:before="0" w:after="0"/>
-        <w:ind w:firstLine="720"/>
-        <w:jc w:val="both"/>
-        <w:rPr>
-          <w:rFonts w:ascii="Times New Roman" w:hAnsi="Times New Roman" w:eastAsia="Times New Roman" w:cs="Times New Roman"/>
-          <w:b w:val="false"/>
-          <w:bCs w:val="false"/>
-          <w:color w:val="000000"/>
-          <w:sz w:val="28"/>
-          <w:szCs w:val="28"/>
-          <w:lang w:val="ru-RU"/>
-        </w:rPr>
-      </w:pPr>
-      <w:r>
-        <w:rPr>
-          <w:rFonts w:eastAsia="Times New Roman" w:cs="Times New Roman" w:ascii="Courier New" w:hAnsi="Courier New"/>
-          <w:b w:val="false"/>
-          <w:bCs w:val="false"/>
-          <w:color w:val="000000"/>
-          <w:sz w:val="24"/>
-          <w:szCs w:val="24"/>
-          <w:lang w:val="en-US"/>
-        </w:rPr>
-        <w:t xml:space="preserve">        </w:t>
-      </w:r>
-      <w:r>
-        <w:rPr>
-          <w:rFonts w:eastAsia="Times New Roman" w:cs="Times New Roman" w:ascii="Courier New" w:hAnsi="Courier New"/>
-          <w:b w:val="false"/>
-          <w:bCs w:val="false"/>
-          <w:color w:val="000000"/>
-          <w:sz w:val="24"/>
-          <w:szCs w:val="24"/>
-          <w:lang w:val="en-US"/>
-        </w:rPr>
-        <w:t>N++;</w:t>
-      </w:r>
-    </w:p>
-    <w:p>
-      <w:pPr>
-        <w:pStyle w:val="Normal"/>
-        <w:bidi w:val="0"/>
-        <w:spacing w:lineRule="auto" w:line="360" w:before="0" w:after="0"/>
-        <w:ind w:firstLine="720"/>
-        <w:jc w:val="both"/>
-        <w:rPr>
-          <w:rFonts w:ascii="Times New Roman" w:hAnsi="Times New Roman" w:eastAsia="Times New Roman" w:cs="Times New Roman"/>
-          <w:b w:val="false"/>
-          <w:bCs w:val="false"/>
-          <w:color w:val="000000"/>
-          <w:sz w:val="28"/>
-          <w:szCs w:val="28"/>
-          <w:lang w:val="ru-RU"/>
-        </w:rPr>
-      </w:pPr>
-      <w:r>
-        <w:rPr>
-          <w:rFonts w:eastAsia="Times New Roman" w:cs="Times New Roman" w:ascii="Courier New" w:hAnsi="Courier New"/>
-          <w:b w:val="false"/>
-          <w:bCs w:val="false"/>
-          <w:color w:val="000000"/>
-          <w:sz w:val="24"/>
-          <w:szCs w:val="24"/>
-          <w:lang w:val="en-US"/>
-        </w:rPr>
-        <w:t xml:space="preserve">    </w:t>
-      </w:r>
-      <w:r>
-        <w:rPr>
-          <w:rFonts w:eastAsia="Times New Roman" w:cs="Times New Roman" w:ascii="Courier New" w:hAnsi="Courier New"/>
-          <w:b w:val="false"/>
-          <w:bCs w:val="false"/>
-          <w:color w:val="000000"/>
-          <w:sz w:val="24"/>
-          <w:szCs w:val="24"/>
-          <w:lang w:val="en-US"/>
-        </w:rPr>
-        <w:t>} while (fabs(Y) &gt;= Eps);</w:t>
-      </w:r>
-    </w:p>
-    <w:p>
-      <w:pPr>
-        <w:pStyle w:val="Normal"/>
-        <w:bidi w:val="0"/>
-        <w:spacing w:lineRule="auto" w:line="360" w:before="0" w:after="0"/>
-        <w:ind w:firstLine="720"/>
-        <w:jc w:val="both"/>
-        <w:rPr>
-          <w:rFonts w:ascii="Times New Roman" w:hAnsi="Times New Roman" w:eastAsia="Times New Roman" w:cs="Times New Roman"/>
-          <w:b w:val="false"/>
-          <w:bCs w:val="false"/>
-          <w:color w:val="000000"/>
-          <w:sz w:val="28"/>
-          <w:szCs w:val="28"/>
-          <w:lang w:val="ru-RU"/>
-        </w:rPr>
-      </w:pPr>
-      <w:r>
-        <w:rPr>
-          <w:rFonts w:eastAsia="Times New Roman" w:cs="Times New Roman" w:ascii="Courier New" w:hAnsi="Courier New"/>
-          <w:b w:val="false"/>
-          <w:bCs w:val="false"/>
-          <w:color w:val="000000"/>
-          <w:sz w:val="24"/>
-          <w:szCs w:val="24"/>
-          <w:lang w:val="en-US"/>
-        </w:rPr>
-        <w:t xml:space="preserve">    </w:t>
-      </w:r>
-      <w:r>
-        <w:rPr>
-          <w:rFonts w:eastAsia="Times New Roman" w:cs="Times New Roman" w:ascii="Courier New" w:hAnsi="Courier New"/>
-          <w:b w:val="false"/>
-          <w:bCs w:val="false"/>
-          <w:color w:val="000000"/>
-          <w:sz w:val="24"/>
-          <w:szCs w:val="24"/>
-          <w:lang w:val="en-US"/>
-        </w:rPr>
-        <w:t>return (X);</w:t>
-      </w:r>
-    </w:p>
-    <w:p>
-      <w:pPr>
-        <w:pStyle w:val="Normal"/>
-        <w:bidi w:val="0"/>
-        <w:spacing w:lineRule="auto" w:line="360" w:before="0" w:after="0"/>
-        <w:ind w:firstLine="720"/>
-        <w:jc w:val="both"/>
-        <w:rPr>
-          <w:rFonts w:ascii="Times New Roman" w:hAnsi="Times New Roman" w:eastAsia="Times New Roman" w:cs="Times New Roman"/>
-          <w:b w:val="false"/>
-          <w:bCs w:val="false"/>
-          <w:color w:val="000000"/>
-          <w:sz w:val="28"/>
-          <w:szCs w:val="28"/>
-          <w:lang w:val="ru-RU"/>
-        </w:rPr>
-      </w:pPr>
-      <w:r>
-        <w:rPr>
-          <w:rFonts w:eastAsia="Times New Roman" w:cs="Times New Roman" w:ascii="Courier New" w:hAnsi="Courier New"/>
-          <w:b w:val="false"/>
-          <w:bCs w:val="false"/>
-          <w:color w:val="000000"/>
-          <w:sz w:val="24"/>
-          <w:szCs w:val="24"/>
-          <w:lang w:val="en-US"/>
-        </w:rPr>
-        <w:t>}</w:t>
-      </w:r>
-    </w:p>
-    <w:p>
-      <w:pPr>
-        <w:pStyle w:val="Normal"/>
-        <w:bidi w:val="0"/>
-        <w:spacing w:lineRule="auto" w:line="360" w:before="0" w:after="0"/>
-        <w:ind w:firstLine="720"/>
-        <w:jc w:val="both"/>
-        <w:rPr>
-          <w:rFonts w:ascii="Times New Roman" w:hAnsi="Times New Roman" w:eastAsia="Times New Roman" w:cs="Times New Roman"/>
-          <w:b w:val="false"/>
-          <w:bCs w:val="false"/>
-          <w:color w:val="000000"/>
-          <w:sz w:val="28"/>
-          <w:szCs w:val="28"/>
-          <w:lang w:val="ru-RU"/>
-        </w:rPr>
-      </w:pPr>
-      <w:r>
-        <w:rPr>
-          <w:rFonts w:eastAsia="Times New Roman" w:cs="Times New Roman" w:ascii="Courier New" w:hAnsi="Courier New"/>
-          <w:b w:val="false"/>
-          <w:bCs w:val="false"/>
-          <w:color w:val="000000"/>
-          <w:sz w:val="24"/>
-          <w:szCs w:val="24"/>
-          <w:lang w:val="en-US"/>
-        </w:rPr>
-        <w:t>/*</w:t>
-      </w:r>
-    </w:p>
-    <w:p>
-      <w:pPr>
-        <w:pStyle w:val="Normal"/>
-        <w:bidi w:val="0"/>
-        <w:spacing w:lineRule="auto" w:line="360" w:before="0" w:after="0"/>
-        <w:ind w:firstLine="720"/>
-        <w:jc w:val="both"/>
-        <w:rPr>
-          <w:rFonts w:ascii="Times New Roman" w:hAnsi="Times New Roman" w:eastAsia="Times New Roman" w:cs="Times New Roman"/>
-          <w:b w:val="false"/>
-          <w:bCs w:val="false"/>
-          <w:color w:val="000000"/>
-          <w:sz w:val="28"/>
-          <w:szCs w:val="28"/>
-          <w:lang w:val="ru-RU"/>
-        </w:rPr>
-      </w:pPr>
-      <w:r>
-        <w:rPr>
-          <w:rFonts w:eastAsia="Times New Roman" w:cs="Times New Roman" w:ascii="Courier New" w:hAnsi="Courier New"/>
-          <w:b w:val="false"/>
-          <w:bCs w:val="false"/>
-          <w:color w:val="000000"/>
-          <w:sz w:val="24"/>
-          <w:szCs w:val="24"/>
-          <w:lang w:val="en-US"/>
-        </w:rPr>
-        <w:t>ФУНКЦИЯ ОКРУГЛЕНИЯ</w:t>
-      </w:r>
-    </w:p>
-    <w:p>
-      <w:pPr>
-        <w:pStyle w:val="Normal"/>
-        <w:bidi w:val="0"/>
-        <w:spacing w:lineRule="auto" w:line="360" w:before="0" w:after="0"/>
-        <w:ind w:firstLine="720"/>
-        <w:jc w:val="both"/>
-        <w:rPr>
-          <w:rFonts w:ascii="Times New Roman" w:hAnsi="Times New Roman" w:eastAsia="Times New Roman" w:cs="Times New Roman"/>
-          <w:b w:val="false"/>
-          <w:bCs w:val="false"/>
-          <w:color w:val="000000"/>
-          <w:sz w:val="28"/>
-          <w:szCs w:val="28"/>
-          <w:lang w:val="ru-RU"/>
-        </w:rPr>
-      </w:pPr>
-      <w:r>
-        <w:rPr>
-          <w:rFonts w:eastAsia="Times New Roman" w:cs="Times New Roman" w:ascii="Courier New" w:hAnsi="Courier New"/>
-          <w:b w:val="false"/>
-          <w:bCs w:val="false"/>
-          <w:color w:val="000000"/>
-          <w:sz w:val="24"/>
-          <w:szCs w:val="24"/>
-          <w:lang w:val="en-US"/>
-        </w:rPr>
-        <w:t>X - число</w:t>
-      </w:r>
-    </w:p>
-    <w:p>
-      <w:pPr>
-        <w:pStyle w:val="Normal"/>
-        <w:bidi w:val="0"/>
-        <w:spacing w:lineRule="auto" w:line="360" w:before="0" w:after="0"/>
-        <w:ind w:firstLine="720"/>
-        <w:jc w:val="both"/>
-        <w:rPr>
-          <w:rFonts w:ascii="Times New Roman" w:hAnsi="Times New Roman" w:eastAsia="Times New Roman" w:cs="Times New Roman"/>
-          <w:b w:val="false"/>
-          <w:bCs w:val="false"/>
-          <w:color w:val="000000"/>
-          <w:sz w:val="28"/>
-          <w:szCs w:val="28"/>
-          <w:lang w:val="ru-RU"/>
-        </w:rPr>
-      </w:pPr>
-      <w:r>
-        <w:rPr>
-          <w:rFonts w:eastAsia="Times New Roman" w:cs="Times New Roman" w:ascii="Courier New" w:hAnsi="Courier New"/>
-          <w:b w:val="false"/>
-          <w:bCs w:val="false"/>
-          <w:color w:val="000000"/>
-          <w:sz w:val="24"/>
-          <w:szCs w:val="24"/>
-          <w:lang w:val="en-US"/>
-        </w:rPr>
-        <w:t>Delta - шаг округления (например, 0.01)</w:t>
-      </w:r>
-    </w:p>
-    <w:p>
-      <w:pPr>
-        <w:pStyle w:val="Normal"/>
-        <w:bidi w:val="0"/>
-        <w:spacing w:lineRule="auto" w:line="360" w:before="0" w:after="0"/>
-        <w:ind w:firstLine="720"/>
-        <w:jc w:val="both"/>
-        <w:rPr>
-          <w:rFonts w:ascii="Times New Roman" w:hAnsi="Times New Roman" w:eastAsia="Times New Roman" w:cs="Times New Roman"/>
-          <w:b w:val="false"/>
-          <w:bCs w:val="false"/>
-          <w:color w:val="000000"/>
-          <w:sz w:val="28"/>
-          <w:szCs w:val="28"/>
-          <w:lang w:val="ru-RU"/>
-        </w:rPr>
-      </w:pPr>
-      <w:r>
-        <w:rPr>
-          <w:rFonts w:eastAsia="Times New Roman" w:cs="Times New Roman" w:ascii="Courier New" w:hAnsi="Courier New"/>
-          <w:b w:val="false"/>
-          <w:bCs w:val="false"/>
-          <w:color w:val="000000"/>
-          <w:sz w:val="24"/>
-          <w:szCs w:val="24"/>
-          <w:lang w:val="en-US"/>
-        </w:rPr>
-        <w:t>*/</w:t>
-      </w:r>
-    </w:p>
-    <w:p>
-      <w:pPr>
-        <w:pStyle w:val="Normal"/>
-        <w:bidi w:val="0"/>
-        <w:spacing w:lineRule="auto" w:line="360" w:before="0" w:after="0"/>
-        <w:ind w:firstLine="720"/>
-        <w:jc w:val="both"/>
-        <w:rPr>
-          <w:rFonts w:ascii="Times New Roman" w:hAnsi="Times New Roman" w:eastAsia="Times New Roman" w:cs="Times New Roman"/>
-          <w:b w:val="false"/>
-          <w:bCs w:val="false"/>
-          <w:color w:val="000000"/>
-          <w:sz w:val="28"/>
-          <w:szCs w:val="28"/>
-          <w:lang w:val="ru-RU"/>
-        </w:rPr>
-      </w:pPr>
-      <w:r>
-        <w:rPr>
-          <w:rFonts w:eastAsia="Times New Roman" w:cs="Times New Roman" w:ascii="Courier New" w:hAnsi="Courier New"/>
-          <w:b w:val="false"/>
-          <w:bCs w:val="false"/>
-          <w:color w:val="000000"/>
-          <w:sz w:val="24"/>
-          <w:szCs w:val="24"/>
-          <w:lang w:val="en-US"/>
-        </w:rPr>
-        <w:t>double Round(double X, double Delta)</w:t>
-      </w:r>
-    </w:p>
-    <w:p>
-      <w:pPr>
-        <w:pStyle w:val="Normal"/>
-        <w:bidi w:val="0"/>
-        <w:spacing w:lineRule="auto" w:line="360" w:before="0" w:after="0"/>
-        <w:ind w:firstLine="720"/>
-        <w:jc w:val="both"/>
-        <w:rPr>
-          <w:rFonts w:ascii="Times New Roman" w:hAnsi="Times New Roman" w:eastAsia="Times New Roman" w:cs="Times New Roman"/>
-          <w:b w:val="false"/>
-          <w:bCs w:val="false"/>
-          <w:color w:val="000000"/>
-          <w:sz w:val="28"/>
-          <w:szCs w:val="28"/>
-          <w:lang w:val="ru-RU"/>
-        </w:rPr>
-      </w:pPr>
-      <w:r>
-        <w:rPr>
-          <w:rFonts w:eastAsia="Times New Roman" w:cs="Times New Roman" w:ascii="Courier New" w:hAnsi="Courier New"/>
-          <w:b w:val="false"/>
-          <w:bCs w:val="false"/>
-          <w:color w:val="000000"/>
-          <w:sz w:val="24"/>
-          <w:szCs w:val="24"/>
-          <w:lang w:val="en-US"/>
-        </w:rPr>
-        <w:t>{</w:t>
-      </w:r>
-    </w:p>
-    <w:p>
-      <w:pPr>
-        <w:pStyle w:val="Normal"/>
-        <w:bidi w:val="0"/>
-        <w:spacing w:lineRule="auto" w:line="360" w:before="0" w:after="0"/>
-        <w:ind w:firstLine="720"/>
-        <w:jc w:val="both"/>
-        <w:rPr>
-          <w:rFonts w:ascii="Times New Roman" w:hAnsi="Times New Roman" w:eastAsia="Times New Roman" w:cs="Times New Roman"/>
-          <w:b w:val="false"/>
-          <w:bCs w:val="false"/>
-          <w:color w:val="000000"/>
-          <w:sz w:val="28"/>
-          <w:szCs w:val="28"/>
-          <w:lang w:val="ru-RU"/>
-        </w:rPr>
-      </w:pPr>
-      <w:r>
-        <w:rPr>
-          <w:rFonts w:eastAsia="Times New Roman" w:cs="Times New Roman" w:ascii="Courier New" w:hAnsi="Courier New"/>
-          <w:b w:val="false"/>
-          <w:bCs w:val="false"/>
-          <w:color w:val="000000"/>
-          <w:sz w:val="24"/>
-          <w:szCs w:val="24"/>
-          <w:lang w:val="en-US"/>
-        </w:rPr>
-        <w:t xml:space="preserve">    </w:t>
-      </w:r>
-      <w:r>
-        <w:rPr>
-          <w:rFonts w:eastAsia="Times New Roman" w:cs="Times New Roman" w:ascii="Courier New" w:hAnsi="Courier New"/>
-          <w:b w:val="false"/>
-          <w:bCs w:val="false"/>
-          <w:color w:val="000000"/>
-          <w:sz w:val="24"/>
-          <w:szCs w:val="24"/>
-          <w:lang w:val="en-US"/>
-        </w:rPr>
-        <w:t>if (Delta &lt;= 1E-9) {</w:t>
-      </w:r>
-    </w:p>
-    <w:p>
-      <w:pPr>
-        <w:pStyle w:val="Normal"/>
-        <w:bidi w:val="0"/>
-        <w:spacing w:lineRule="auto" w:line="360" w:before="0" w:after="0"/>
-        <w:ind w:firstLine="720"/>
-        <w:jc w:val="both"/>
-        <w:rPr>
-          <w:rFonts w:ascii="Times New Roman" w:hAnsi="Times New Roman" w:eastAsia="Times New Roman" w:cs="Times New Roman"/>
-          <w:b w:val="false"/>
-          <w:bCs w:val="false"/>
-          <w:color w:val="000000"/>
-          <w:sz w:val="28"/>
-          <w:szCs w:val="28"/>
-          <w:lang w:val="ru-RU"/>
-        </w:rPr>
-      </w:pPr>
-      <w:r>
-        <w:rPr>
-          <w:rFonts w:eastAsia="Times New Roman" w:cs="Times New Roman" w:ascii="Courier New" w:hAnsi="Courier New"/>
-          <w:b w:val="false"/>
-          <w:bCs w:val="false"/>
-          <w:color w:val="000000"/>
-          <w:sz w:val="24"/>
-          <w:szCs w:val="24"/>
-          <w:lang w:val="en-US"/>
-        </w:rPr>
-        <w:t xml:space="preserve">        </w:t>
-      </w:r>
-      <w:r>
-        <w:rPr>
-          <w:rFonts w:eastAsia="Times New Roman" w:cs="Times New Roman" w:ascii="Courier New" w:hAnsi="Courier New"/>
-          <w:b w:val="false"/>
-          <w:bCs w:val="false"/>
-          <w:color w:val="000000"/>
-          <w:sz w:val="24"/>
-          <w:szCs w:val="24"/>
-          <w:lang w:val="en-US"/>
-        </w:rPr>
-        <w:t>puts("Неверное задание точности округления\n");</w:t>
-      </w:r>
-    </w:p>
-    <w:p>
-      <w:pPr>
-        <w:pStyle w:val="Normal"/>
-        <w:bidi w:val="0"/>
-        <w:spacing w:lineRule="auto" w:line="360" w:before="0" w:after="0"/>
-        <w:ind w:firstLine="720"/>
-        <w:jc w:val="both"/>
-        <w:rPr>
-          <w:rFonts w:ascii="Times New Roman" w:hAnsi="Times New Roman" w:eastAsia="Times New Roman" w:cs="Times New Roman"/>
-          <w:b w:val="false"/>
-          <w:bCs w:val="false"/>
-          <w:color w:val="000000"/>
-          <w:sz w:val="28"/>
-          <w:szCs w:val="28"/>
-          <w:lang w:val="ru-RU"/>
-        </w:rPr>
-      </w:pPr>
-      <w:r>
-        <w:rPr>
-          <w:rFonts w:eastAsia="Times New Roman" w:cs="Times New Roman" w:ascii="Courier New" w:hAnsi="Courier New"/>
-          <w:b w:val="false"/>
-          <w:bCs w:val="false"/>
-          <w:color w:val="000000"/>
-          <w:sz w:val="24"/>
-          <w:szCs w:val="24"/>
-          <w:lang w:val="en-US"/>
-        </w:rPr>
-        <w:t xml:space="preserve">        </w:t>
-      </w:r>
-      <w:r>
-        <w:rPr>
-          <w:rFonts w:eastAsia="Times New Roman" w:cs="Times New Roman" w:ascii="Courier New" w:hAnsi="Courier New"/>
-          <w:b w:val="false"/>
-          <w:bCs w:val="false"/>
-          <w:color w:val="000000"/>
-          <w:sz w:val="24"/>
-          <w:szCs w:val="24"/>
-          <w:lang w:val="en-US"/>
-        </w:rPr>
-        <w:t>exit(1);</w:t>
-      </w:r>
-    </w:p>
-    <w:p>
-      <w:pPr>
-        <w:pStyle w:val="Normal"/>
-        <w:bidi w:val="0"/>
-        <w:spacing w:lineRule="auto" w:line="360" w:before="0" w:after="0"/>
-        <w:ind w:firstLine="720"/>
-        <w:jc w:val="both"/>
-        <w:rPr>
-          <w:rFonts w:ascii="Times New Roman" w:hAnsi="Times New Roman" w:eastAsia="Times New Roman" w:cs="Times New Roman"/>
-          <w:b w:val="false"/>
-          <w:bCs w:val="false"/>
-          <w:color w:val="000000"/>
-          <w:sz w:val="28"/>
-          <w:szCs w:val="28"/>
-          <w:lang w:val="ru-RU"/>
-        </w:rPr>
-      </w:pPr>
-      <w:r>
-        <w:rPr>
-          <w:rFonts w:eastAsia="Times New Roman" w:cs="Times New Roman" w:ascii="Courier New" w:hAnsi="Courier New"/>
-          <w:b w:val="false"/>
-          <w:bCs w:val="false"/>
-          <w:color w:val="000000"/>
-          <w:sz w:val="24"/>
-          <w:szCs w:val="24"/>
-          <w:lang w:val="en-US"/>
-        </w:rPr>
-        <w:t xml:space="preserve">    </w:t>
-      </w:r>
-      <w:r>
-        <w:rPr>
-          <w:rFonts w:eastAsia="Times New Roman" w:cs="Times New Roman" w:ascii="Courier New" w:hAnsi="Courier New"/>
-          <w:b w:val="false"/>
-          <w:bCs w:val="false"/>
-          <w:color w:val="000000"/>
-          <w:sz w:val="24"/>
-          <w:szCs w:val="24"/>
-          <w:lang w:val="en-US"/>
-        </w:rPr>
-        <w:t>}</w:t>
-      </w:r>
-    </w:p>
-    <w:p>
-      <w:pPr>
-        <w:pStyle w:val="Normal"/>
-        <w:bidi w:val="0"/>
-        <w:spacing w:lineRule="auto" w:line="360" w:before="0" w:after="0"/>
-        <w:ind w:firstLine="720"/>
-        <w:jc w:val="both"/>
-        <w:rPr>
-          <w:rFonts w:ascii="Times New Roman" w:hAnsi="Times New Roman" w:eastAsia="Times New Roman" w:cs="Times New Roman"/>
-          <w:b w:val="false"/>
-          <w:bCs w:val="false"/>
-          <w:color w:val="000000"/>
-          <w:sz w:val="28"/>
-          <w:szCs w:val="28"/>
-          <w:lang w:val="ru-RU"/>
-        </w:rPr>
-      </w:pPr>
-      <w:r>
-        <w:rPr>
-          <w:rFonts w:eastAsia="Times New Roman" w:cs="Times New Roman" w:ascii="Courier New" w:hAnsi="Courier New"/>
-          <w:b w:val="false"/>
-          <w:bCs w:val="false"/>
-          <w:color w:val="000000"/>
-          <w:sz w:val="24"/>
-          <w:szCs w:val="24"/>
-          <w:lang w:val="en-US"/>
-        </w:rPr>
-        <w:t xml:space="preserve">    </w:t>
-      </w:r>
-      <w:r>
-        <w:rPr>
-          <w:rFonts w:eastAsia="Times New Roman" w:cs="Times New Roman" w:ascii="Courier New" w:hAnsi="Courier New"/>
-          <w:b w:val="false"/>
-          <w:bCs w:val="false"/>
-          <w:color w:val="000000"/>
-          <w:sz w:val="24"/>
-          <w:szCs w:val="24"/>
-          <w:lang w:val="en-US"/>
-        </w:rPr>
-        <w:t>if (X &gt; 0.0)</w:t>
-      </w:r>
-    </w:p>
-    <w:p>
-      <w:pPr>
-        <w:pStyle w:val="Normal"/>
-        <w:bidi w:val="0"/>
-        <w:spacing w:lineRule="auto" w:line="360" w:before="0" w:after="0"/>
-        <w:ind w:firstLine="720"/>
-        <w:jc w:val="both"/>
-        <w:rPr>
-          <w:rFonts w:ascii="Times New Roman" w:hAnsi="Times New Roman" w:eastAsia="Times New Roman" w:cs="Times New Roman"/>
-          <w:b w:val="false"/>
-          <w:bCs w:val="false"/>
-          <w:color w:val="000000"/>
-          <w:sz w:val="28"/>
-          <w:szCs w:val="28"/>
-          <w:lang w:val="ru-RU"/>
-        </w:rPr>
-      </w:pPr>
-      <w:r>
-        <w:rPr>
-          <w:rFonts w:eastAsia="Times New Roman" w:cs="Times New Roman" w:ascii="Courier New" w:hAnsi="Courier New"/>
-          <w:b w:val="false"/>
-          <w:bCs w:val="false"/>
-          <w:color w:val="000000"/>
-          <w:sz w:val="24"/>
-          <w:szCs w:val="24"/>
-          <w:lang w:val="en-US"/>
-        </w:rPr>
-        <w:t xml:space="preserve">        </w:t>
-      </w:r>
-      <w:r>
-        <w:rPr>
-          <w:rFonts w:eastAsia="Times New Roman" w:cs="Times New Roman" w:ascii="Courier New" w:hAnsi="Courier New"/>
-          <w:b w:val="false"/>
-          <w:bCs w:val="false"/>
-          <w:color w:val="000000"/>
-          <w:sz w:val="24"/>
-          <w:szCs w:val="24"/>
-          <w:lang w:val="en-US"/>
-        </w:rPr>
-        <w:t>return (Delta * (long((X / Delta) + 0.5)));</w:t>
-      </w:r>
-    </w:p>
-    <w:p>
-      <w:pPr>
-        <w:pStyle w:val="Normal"/>
-        <w:bidi w:val="0"/>
-        <w:spacing w:lineRule="auto" w:line="360" w:before="0" w:after="0"/>
-        <w:ind w:firstLine="720"/>
-        <w:jc w:val="both"/>
-        <w:rPr>
-          <w:rFonts w:ascii="Times New Roman" w:hAnsi="Times New Roman" w:eastAsia="Times New Roman" w:cs="Times New Roman"/>
-          <w:b w:val="false"/>
-          <w:bCs w:val="false"/>
-          <w:color w:val="000000"/>
-          <w:sz w:val="28"/>
-          <w:szCs w:val="28"/>
-          <w:lang w:val="ru-RU"/>
-        </w:rPr>
-      </w:pPr>
-      <w:r>
-        <w:rPr>
-          <w:rFonts w:eastAsia="Times New Roman" w:cs="Times New Roman" w:ascii="Courier New" w:hAnsi="Courier New"/>
-          <w:b w:val="false"/>
-          <w:bCs w:val="false"/>
-          <w:color w:val="000000"/>
-          <w:sz w:val="24"/>
-          <w:szCs w:val="24"/>
-          <w:lang w:val="en-US"/>
-        </w:rPr>
-        <w:t xml:space="preserve">    </w:t>
-      </w:r>
-      <w:r>
-        <w:rPr>
-          <w:rFonts w:eastAsia="Times New Roman" w:cs="Times New Roman" w:ascii="Courier New" w:hAnsi="Courier New"/>
-          <w:b w:val="false"/>
-          <w:bCs w:val="false"/>
-          <w:color w:val="000000"/>
-          <w:sz w:val="24"/>
-          <w:szCs w:val="24"/>
-          <w:lang w:val="en-US"/>
-        </w:rPr>
-        <w:t>else</w:t>
-      </w:r>
-    </w:p>
-    <w:p>
-      <w:pPr>
-        <w:pStyle w:val="Normal"/>
-        <w:bidi w:val="0"/>
-        <w:spacing w:lineRule="auto" w:line="360" w:before="0" w:after="0"/>
-        <w:ind w:firstLine="720"/>
-        <w:jc w:val="both"/>
-        <w:rPr>
-          <w:rFonts w:ascii="Times New Roman" w:hAnsi="Times New Roman" w:eastAsia="Times New Roman" w:cs="Times New Roman"/>
-          <w:b w:val="false"/>
-          <w:bCs w:val="false"/>
-          <w:color w:val="000000"/>
-          <w:sz w:val="28"/>
-          <w:szCs w:val="28"/>
-          <w:lang w:val="ru-RU"/>
-        </w:rPr>
-      </w:pPr>
-      <w:r>
-        <w:rPr>
-          <w:rFonts w:eastAsia="Times New Roman" w:cs="Times New Roman" w:ascii="Courier New" w:hAnsi="Courier New"/>
-          <w:b w:val="false"/>
-          <w:bCs w:val="false"/>
-          <w:color w:val="000000"/>
-          <w:sz w:val="24"/>
-          <w:szCs w:val="24"/>
-          <w:lang w:val="en-US"/>
-        </w:rPr>
-        <w:t xml:space="preserve">        </w:t>
-      </w:r>
-      <w:r>
-        <w:rPr>
-          <w:rFonts w:eastAsia="Times New Roman" w:cs="Times New Roman" w:ascii="Courier New" w:hAnsi="Courier New"/>
-          <w:b w:val="false"/>
-          <w:bCs w:val="false"/>
-          <w:color w:val="000000"/>
-          <w:sz w:val="24"/>
-          <w:szCs w:val="24"/>
-          <w:lang w:val="en-US"/>
-        </w:rPr>
-        <w:t>return (Delta * (long((X / Delta) - 0.5)));</w:t>
-      </w:r>
-    </w:p>
-    <w:p>
-      <w:pPr>
-        <w:pStyle w:val="Normal"/>
-        <w:bidi w:val="0"/>
-        <w:spacing w:lineRule="auto" w:line="360" w:before="0" w:after="0"/>
-        <w:ind w:firstLine="720"/>
-        <w:jc w:val="both"/>
-        <w:rPr>
-          <w:rFonts w:ascii="Times New Roman" w:hAnsi="Times New Roman" w:eastAsia="Times New Roman" w:cs="Times New Roman"/>
-          <w:b w:val="false"/>
-          <w:bCs w:val="false"/>
-          <w:color w:val="000000"/>
-          <w:sz w:val="28"/>
-          <w:szCs w:val="28"/>
-          <w:lang w:val="ru-RU"/>
-        </w:rPr>
-      </w:pPr>
-      <w:r>
-        <w:rPr>
-          <w:rFonts w:eastAsia="Times New Roman" w:cs="Times New Roman" w:ascii="Courier New" w:hAnsi="Courier New"/>
-          <w:b w:val="false"/>
-          <w:bCs w:val="false"/>
-          <w:color w:val="000000"/>
-          <w:sz w:val="24"/>
-          <w:szCs w:val="24"/>
-          <w:lang w:val="en-US"/>
-        </w:rPr>
-        <w:t>}</w:t>
-      </w:r>
-    </w:p>
-    <w:p>
-      <w:pPr>
-        <w:pStyle w:val="Normal"/>
-        <w:bidi w:val="0"/>
-        <w:spacing w:lineRule="auto" w:line="360" w:before="0" w:after="0"/>
-        <w:ind w:firstLine="720"/>
-        <w:jc w:val="both"/>
-        <w:rPr>
-          <w:rFonts w:ascii="Times New Roman" w:hAnsi="Times New Roman" w:eastAsia="Times New Roman" w:cs="Times New Roman"/>
-          <w:b w:val="false"/>
-          <w:bCs w:val="false"/>
-          <w:color w:val="000000"/>
-          <w:sz w:val="28"/>
-          <w:szCs w:val="28"/>
-          <w:lang w:val="ru-RU"/>
-        </w:rPr>
-      </w:pPr>
-      <w:r>
-        <w:rPr>
-          <w:rFonts w:eastAsia="Times New Roman" w:cs="Times New Roman" w:ascii="Times New Roman" w:hAnsi="Times New Roman"/>
-          <w:b w:val="false"/>
-          <w:bCs w:val="false"/>
-          <w:color w:val="000000"/>
-          <w:sz w:val="28"/>
-          <w:szCs w:val="28"/>
-          <w:lang w:val="ru-RU"/>
-        </w:rPr>
-      </w:r>
-    </w:p>
-    <w:p>
-      <w:pPr>
-        <w:pStyle w:val="Normal"/>
-        <w:bidi w:val="0"/>
-        <w:spacing w:lineRule="auto" w:line="360" w:before="0" w:after="0"/>
-        <w:ind w:hanging="0" w:start="0"/>
-        <w:jc w:val="both"/>
-        <w:rPr>
-          <w:rFonts w:ascii="Times New Roman" w:hAnsi="Times New Roman" w:eastAsia="Times New Roman" w:cs="Times New Roman"/>
-          <w:b w:val="false"/>
-          <w:bCs w:val="false"/>
-          <w:color w:val="000000"/>
-          <w:sz w:val="28"/>
-          <w:szCs w:val="28"/>
-          <w:lang w:val="en-US"/>
-        </w:rPr>
-      </w:pPr>
-      <w:r>
-        <w:rPr>
-          <w:rFonts w:eastAsia="Times New Roman" w:cs="Times New Roman" w:ascii="Times New Roman" w:hAnsi="Times New Roman"/>
-          <w:b w:val="false"/>
-          <w:bCs w:val="false"/>
-          <w:color w:val="000000"/>
-          <w:sz w:val="28"/>
-          <w:szCs w:val="28"/>
-          <w:lang w:val="ru-RU"/>
-        </w:rPr>
-        <w:t xml:space="preserve">Файл </w:t>
-      </w:r>
-      <w:r>
-        <w:rPr>
-          <w:rFonts w:eastAsia="Times New Roman" w:cs="Times New Roman" w:ascii="Times New Roman" w:hAnsi="Times New Roman"/>
-          <w:b w:val="false"/>
-          <w:bCs w:val="false"/>
-          <w:color w:val="000000"/>
-          <w:sz w:val="28"/>
-          <w:szCs w:val="28"/>
-          <w:lang w:val="en-US"/>
-        </w:rPr>
-        <w:t>methods.h</w:t>
-      </w:r>
-    </w:p>
-    <w:p>
-      <w:pPr>
-        <w:pStyle w:val="Normal"/>
-        <w:bidi w:val="0"/>
-        <w:spacing w:lineRule="auto" w:line="360" w:before="0" w:after="0"/>
-        <w:ind w:hanging="0" w:start="0"/>
-        <w:jc w:val="both"/>
-        <w:rPr>
-          <w:rFonts w:ascii="Times New Roman" w:hAnsi="Times New Roman" w:eastAsia="Times New Roman" w:cs="Times New Roman"/>
-          <w:b w:val="false"/>
-          <w:bCs w:val="false"/>
-          <w:color w:val="000000"/>
-          <w:sz w:val="28"/>
-          <w:szCs w:val="28"/>
-          <w:lang w:val="ru-RU"/>
-        </w:rPr>
-      </w:pPr>
-      <w:r>
-        <w:rPr>
-          <w:rFonts w:eastAsia="Times New Roman" w:cs="Times New Roman" w:ascii="Courier New" w:hAnsi="Courier New"/>
-          <w:b w:val="false"/>
-          <w:bCs w:val="false"/>
-          <w:color w:val="000000"/>
-          <w:sz w:val="24"/>
-          <w:szCs w:val="24"/>
-          <w:lang w:val="en-US"/>
-        </w:rPr>
-        <w:t>#include "methods.cpp"</w:t>
-      </w:r>
-    </w:p>
-    <w:p>
-      <w:pPr>
-        <w:pStyle w:val="Normal"/>
-        <w:bidi w:val="0"/>
-        <w:spacing w:lineRule="auto" w:line="360" w:before="0" w:after="0"/>
-        <w:ind w:hanging="0" w:start="0"/>
-        <w:jc w:val="both"/>
-        <w:rPr>
-          <w:rFonts w:ascii="Times New Roman" w:hAnsi="Times New Roman" w:eastAsia="Times New Roman" w:cs="Times New Roman"/>
-          <w:b w:val="false"/>
-          <w:bCs w:val="false"/>
-          <w:color w:val="000000"/>
-          <w:sz w:val="28"/>
-          <w:szCs w:val="28"/>
-          <w:lang w:val="ru-RU"/>
-        </w:rPr>
-      </w:pPr>
-      <w:r>
-        <w:rPr/>
       </w:r>
     </w:p>
     <w:p>
